--- a/Arkiv/Redovisning av Final Project vecka 24-26.docx
+++ b/Arkiv/Redovisning av Final Project vecka 24-26.docx
@@ -53,9 +53,9 @@
         <w:spacing w:before="0" w:beforeAutospacing="0" w:after="0" w:afterAutospacing="0"/>
         <w:textAlignment w:val="baseline"/>
         <w:rPr>
-          <w:rFonts w:ascii="Calibri" w:hAnsi="Calibri" w:cs="Calibri"/>
-          <w:sz w:val="18"/>
-          <w:szCs w:val="18"/>
+          <w:rStyle w:val="normaltextrun"/>
+          <w:rFonts w:ascii="Calibri" w:hAnsi="Calibri" w:cs="Calibri"/>
+          <w:lang w:val="en-US"/>
         </w:rPr>
       </w:pPr>
       <w:r>
@@ -72,11 +72,9 @@
         <w:rPr>
           <w:rStyle w:val="normaltextrun"/>
           <w:rFonts w:ascii="Calibri" w:hAnsi="Calibri" w:cs="Calibri"/>
-          <w:b/>
-          <w:bCs/>
           <w:lang w:val="en-US"/>
         </w:rPr>
-        <w:t xml:space="preserve"> är ett</w:t>
+        <w:t xml:space="preserve"> </w:t>
       </w:r>
       <w:r>
         <w:rPr>
@@ -84,7 +82,7 @@
           <w:rFonts w:ascii="Calibri" w:hAnsi="Calibri" w:cs="Calibri"/>
           <w:lang w:val="en-US"/>
         </w:rPr>
-        <w:t> E-Commerce system för hemelektronik </w:t>
+        <w:t xml:space="preserve">är ett </w:t>
       </w:r>
       <w:r>
         <w:rPr>
@@ -92,6 +90,14 @@
           <w:rFonts w:ascii="Calibri" w:hAnsi="Calibri" w:cs="Calibri"/>
           <w:lang w:val="en-US"/>
         </w:rPr>
+        <w:t>E-Commerce system för hemelektronik </w:t>
+      </w:r>
+      <w:r>
+        <w:rPr>
+          <w:rStyle w:val="normaltextrun"/>
+          <w:rFonts w:ascii="Calibri" w:hAnsi="Calibri" w:cs="Calibri"/>
+          <w:lang w:val="en-US"/>
+        </w:rPr>
         <w:t xml:space="preserve">som </w:t>
       </w:r>
       <w:r>
@@ -108,20 +114,28 @@
           <w:rFonts w:ascii="Calibri" w:hAnsi="Calibri" w:cs="Calibri"/>
           <w:lang w:val="en-US"/>
         </w:rPr>
-        <w:t>final project under vecka 24 t.o.m. vecka 26.</w:t>
+        <w:t xml:space="preserve">final project </w:t>
       </w:r>
     </w:p>
     <w:p>
       <w:pPr>
         <w:pStyle w:val="paragraph"/>
-        <w:spacing w:before="0" w:beforeAutospacing="0" w:after="0" w:afterAutospacing="0"/>
+        <w:spacing w:before="0" w:beforeAutospacing="0" w:after="0" w:afterAutospacing="0" w:line="360" w:lineRule="auto"/>
         <w:textAlignment w:val="baseline"/>
         <w:rPr>
+          <w:rFonts w:ascii="Calibri" w:hAnsi="Calibri" w:cs="Calibri"/>
+          <w:sz w:val="18"/>
+          <w:szCs w:val="18"/>
+        </w:rPr>
+      </w:pPr>
+      <w:r>
+        <w:rPr>
           <w:rStyle w:val="normaltextrun"/>
           <w:rFonts w:ascii="Calibri" w:hAnsi="Calibri" w:cs="Calibri"/>
           <w:lang w:val="en-US"/>
         </w:rPr>
-      </w:pPr>
+        <w:t>under vecka 24 t.o.m. vecka 26.</w:t>
+      </w:r>
     </w:p>
     <w:p>
       <w:pPr>
@@ -175,7 +189,21 @@
         <w:rPr>
           <w:rFonts w:ascii="Calibri" w:hAnsi="Calibri" w:cs="Calibri"/>
         </w:rPr>
-        <w:t xml:space="preserve"> ordrar,</w:t>
+        <w:t xml:space="preserve"> </w:t>
+      </w:r>
+    </w:p>
+    <w:p>
+      <w:pPr>
+        <w:spacing w:after="0" w:line="360" w:lineRule="auto"/>
+        <w:rPr>
+          <w:rFonts w:ascii="Calibri" w:hAnsi="Calibri" w:cs="Calibri"/>
+        </w:rPr>
+      </w:pPr>
+      <w:r>
+        <w:rPr>
+          <w:rFonts w:ascii="Calibri" w:hAnsi="Calibri" w:cs="Calibri"/>
+        </w:rPr>
+        <w:t>ordrar,</w:t>
       </w:r>
       <w:r>
         <w:rPr>
@@ -199,38 +227,26 @@
     <w:p>
       <w:pPr>
         <w:pStyle w:val="paragraph"/>
-        <w:spacing w:before="0" w:beforeAutospacing="0" w:after="0" w:afterAutospacing="0"/>
+        <w:spacing w:before="0" w:beforeAutospacing="0" w:after="0" w:afterAutospacing="0" w:line="360" w:lineRule="auto"/>
         <w:textAlignment w:val="baseline"/>
         <w:rPr>
+          <w:rFonts w:ascii="Calibri" w:hAnsi="Calibri" w:cs="Calibri"/>
+        </w:rPr>
+      </w:pPr>
+      <w:r>
+        <w:rPr>
           <w:rStyle w:val="normaltextrun"/>
           <w:rFonts w:ascii="Calibri" w:hAnsi="Calibri" w:cs="Calibri"/>
           <w:lang w:val="en-US"/>
         </w:rPr>
-      </w:pPr>
-    </w:p>
-    <w:p>
-      <w:pPr>
-        <w:pStyle w:val="paragraph"/>
-        <w:spacing w:before="0" w:beforeAutospacing="0" w:after="0" w:afterAutospacing="0"/>
-        <w:textAlignment w:val="baseline"/>
-        <w:rPr>
-          <w:rFonts w:ascii="Calibri" w:hAnsi="Calibri" w:cs="Calibri"/>
-        </w:rPr>
-      </w:pPr>
+        <w:t xml:space="preserve">Det </w:t>
+      </w:r>
       <w:r>
         <w:rPr>
           <w:rStyle w:val="normaltextrun"/>
           <w:rFonts w:ascii="Calibri" w:hAnsi="Calibri" w:cs="Calibri"/>
           <w:lang w:val="en-US"/>
         </w:rPr>
-        <w:t xml:space="preserve">Det </w:t>
-      </w:r>
-      <w:r>
-        <w:rPr>
-          <w:rStyle w:val="normaltextrun"/>
-          <w:rFonts w:ascii="Calibri" w:hAnsi="Calibri" w:cs="Calibri"/>
-          <w:lang w:val="en-US"/>
-        </w:rPr>
         <w:t xml:space="preserve">är </w:t>
       </w:r>
       <w:r>
@@ -239,16 +255,6 @@
         </w:rPr>
         <w:t>ett ASP.NET Core Web MVC projekt med en sql-server databas.</w:t>
       </w:r>
-    </w:p>
-    <w:p>
-      <w:pPr>
-        <w:pStyle w:val="paragraph"/>
-        <w:spacing w:before="0" w:beforeAutospacing="0" w:after="0" w:afterAutospacing="0"/>
-        <w:textAlignment w:val="baseline"/>
-        <w:rPr>
-          <w:rFonts w:ascii="Calibri" w:hAnsi="Calibri" w:cs="Calibri"/>
-        </w:rPr>
-      </w:pPr>
     </w:p>
     <w:p>
       <w:pPr>
@@ -428,7 +434,31 @@
         <w:rPr>
           <w:rFonts w:ascii="Calibri" w:hAnsi="Calibri" w:cs="Calibri"/>
         </w:rPr>
-        <w:t>En admin-avdelning där man kan skapa produkter och produktkategorier,</w:t>
+        <w:t xml:space="preserve">En admin-avdelning där man kan </w:t>
+      </w:r>
+      <w:r>
+        <w:rPr>
+          <w:rFonts w:ascii="Calibri" w:hAnsi="Calibri" w:cs="Calibri"/>
+        </w:rPr>
+        <w:t>skapa och hantera användare</w:t>
+      </w:r>
+      <w:r>
+        <w:rPr>
+          <w:rFonts w:ascii="Calibri" w:hAnsi="Calibri" w:cs="Calibri"/>
+        </w:rPr>
+        <w:t>,</w:t>
+      </w:r>
+      <w:r>
+        <w:rPr>
+          <w:rFonts w:ascii="Calibri" w:hAnsi="Calibri" w:cs="Calibri"/>
+        </w:rPr>
+        <w:t xml:space="preserve"> </w:t>
+      </w:r>
+      <w:r>
+        <w:rPr>
+          <w:rFonts w:ascii="Calibri" w:hAnsi="Calibri" w:cs="Calibri"/>
+        </w:rPr>
+        <w:t>skapa produkter och produktkategorier,</w:t>
       </w:r>
       <w:r>
         <w:rPr>
@@ -440,7 +470,19 @@
         <w:rPr>
           <w:rFonts w:ascii="Calibri" w:hAnsi="Calibri" w:cs="Calibri"/>
         </w:rPr>
-        <w:t xml:space="preserve"> administrera ordrar och skapa och hantera användare. Full Crud funktionalitet för samtliga.</w:t>
+        <w:t xml:space="preserve"> administrera. Full C</w:t>
+      </w:r>
+      <w:r>
+        <w:rPr>
+          <w:rFonts w:ascii="Calibri" w:hAnsi="Calibri" w:cs="Calibri"/>
+        </w:rPr>
+        <w:t>RUD</w:t>
+      </w:r>
+      <w:r>
+        <w:rPr>
+          <w:rFonts w:ascii="Calibri" w:hAnsi="Calibri" w:cs="Calibri"/>
+        </w:rPr>
+        <w:t xml:space="preserve"> funktionalitet för samtliga.</w:t>
       </w:r>
     </w:p>
     <w:p>
@@ -536,22 +578,31 @@
         <w:rPr>
           <w:rFonts w:ascii="Calibri" w:hAnsi="Calibri" w:cs="Calibri"/>
         </w:rPr>
-        <w:t xml:space="preserve"> – Kunder i webshopen, ska kunna logga för att lägga ordrar och se tidigare </w:t>
-      </w:r>
-    </w:p>
-    <w:p>
-      <w:pPr>
-        <w:spacing w:after="0" w:line="360" w:lineRule="auto"/>
-        <w:ind w:left="720"/>
-        <w:rPr>
-          <w:rFonts w:ascii="Calibri" w:hAnsi="Calibri" w:cs="Calibri"/>
-        </w:rPr>
-      </w:pPr>
-      <w:r>
-        <w:rPr>
-          <w:rFonts w:ascii="Calibri" w:hAnsi="Calibri" w:cs="Calibri"/>
-        </w:rPr>
-        <w:t xml:space="preserve">          ordrar.  </w:t>
+        <w:t xml:space="preserve"> – Kunder i webshopen, </w:t>
+      </w:r>
+      <w:r>
+        <w:rPr>
+          <w:rFonts w:ascii="Calibri" w:hAnsi="Calibri" w:cs="Calibri"/>
+        </w:rPr>
+        <w:t xml:space="preserve">kan </w:t>
+      </w:r>
+      <w:r>
+        <w:rPr>
+          <w:rFonts w:ascii="Calibri" w:hAnsi="Calibri" w:cs="Calibri"/>
+        </w:rPr>
+        <w:t xml:space="preserve">logga </w:t>
+      </w:r>
+      <w:r>
+        <w:rPr>
+          <w:rFonts w:ascii="Calibri" w:hAnsi="Calibri" w:cs="Calibri"/>
+        </w:rPr>
+        <w:t xml:space="preserve">in </w:t>
+      </w:r>
+      <w:r>
+        <w:rPr>
+          <w:rFonts w:ascii="Calibri" w:hAnsi="Calibri" w:cs="Calibri"/>
+        </w:rPr>
+        <w:t xml:space="preserve">för att lägga ordrar och se tidigare ordrar.  </w:t>
       </w:r>
     </w:p>
     <w:p>
@@ -567,14 +618,6 @@
         </w:rPr>
         <w:t>Bara en adminmanager kan skapa fler adminmanagers och Webshopmanagers. Customers kan registrera sig själva.</w:t>
       </w:r>
-    </w:p>
-    <w:p>
-      <w:pPr>
-        <w:spacing w:after="0" w:line="240" w:lineRule="auto"/>
-        <w:rPr>
-          <w:rFonts w:ascii="Calibri" w:hAnsi="Calibri" w:cs="Calibri"/>
-        </w:rPr>
-      </w:pPr>
     </w:p>
     <w:p>
       <w:pPr>
@@ -670,7 +713,7 @@
     </w:p>
     <w:p>
       <w:pPr>
-        <w:spacing w:after="0" w:line="360" w:lineRule="auto"/>
+        <w:spacing w:after="0" w:line="240" w:lineRule="auto"/>
         <w:rPr>
           <w:rFonts w:ascii="Calibri" w:hAnsi="Calibri" w:cs="Calibri"/>
         </w:rPr>
@@ -681,28 +724,6 @@
         </w:rPr>
         <w:t>Identity / Auth</w:t>
       </w:r>
-    </w:p>
-    <w:p>
-      <w:pPr>
-        <w:spacing w:after="0" w:line="360" w:lineRule="auto"/>
-        <w:rPr>
-          <w:rFonts w:ascii="Calibri" w:hAnsi="Calibri" w:cs="Calibri"/>
-        </w:rPr>
-      </w:pPr>
-      <w:r>
-        <w:rPr>
-          <w:rFonts w:ascii="Calibri" w:hAnsi="Calibri" w:cs="Calibri"/>
-        </w:rPr>
-        <w:t>Clean Architecture</w:t>
-      </w:r>
-    </w:p>
-    <w:p>
-      <w:pPr>
-        <w:spacing w:after="60" w:line="240" w:lineRule="auto"/>
-        <w:rPr>
-          <w:rFonts w:ascii="Calibri" w:hAnsi="Calibri" w:cs="Calibri"/>
-        </w:rPr>
-      </w:pPr>
     </w:p>
     <w:p>
       <w:pPr>
@@ -713,230 +734,196 @@
           <w:bCs/>
         </w:rPr>
       </w:pPr>
-      <w:r>
+    </w:p>
+    <w:p>
+      <w:pPr>
+        <w:spacing w:after="60" w:line="240" w:lineRule="auto"/>
         <w:rPr>
           <w:rFonts w:ascii="Calibri" w:hAnsi="Calibri" w:cs="Calibri"/>
           <w:b/>
           <w:bCs/>
         </w:rPr>
-        <w:lastRenderedPageBreak/>
-        <w:t>F</w:t>
-      </w:r>
+      </w:pPr>
       <w:r>
         <w:rPr>
           <w:rFonts w:ascii="Calibri" w:hAnsi="Calibri" w:cs="Calibri"/>
           <w:b/>
           <w:bCs/>
         </w:rPr>
-        <w:t>rontend</w:t>
-      </w:r>
-    </w:p>
-    <w:p>
-      <w:pPr>
-        <w:spacing w:after="60" w:line="240" w:lineRule="auto"/>
-        <w:rPr>
-          <w:rFonts w:ascii="Calibri" w:hAnsi="Calibri" w:cs="Calibri"/>
-        </w:rPr>
-      </w:pPr>
-      <w:r>
-        <w:rPr>
-          <w:rFonts w:ascii="Calibri" w:hAnsi="Calibri" w:cs="Calibri"/>
-        </w:rPr>
-        <w:t>Razor Pages</w:t>
-      </w:r>
-    </w:p>
-    <w:p>
-      <w:pPr>
-        <w:spacing w:after="60" w:line="240" w:lineRule="auto"/>
-        <w:rPr>
-          <w:rFonts w:ascii="Calibri" w:hAnsi="Calibri" w:cs="Calibri"/>
-        </w:rPr>
-      </w:pPr>
-      <w:r>
-        <w:rPr>
-          <w:rFonts w:ascii="Calibri" w:hAnsi="Calibri" w:cs="Calibri"/>
-        </w:rPr>
-        <w:t>HTML / CSS</w:t>
-      </w:r>
-    </w:p>
-    <w:p>
-      <w:pPr>
-        <w:spacing w:after="60" w:line="360" w:lineRule="auto"/>
-        <w:rPr>
-          <w:rFonts w:ascii="Calibri" w:hAnsi="Calibri" w:cs="Calibri"/>
-        </w:rPr>
-      </w:pPr>
-      <w:r>
-        <w:rPr>
-          <w:rFonts w:ascii="Calibri" w:hAnsi="Calibri" w:cs="Calibri"/>
-        </w:rPr>
-        <w:t>JavaScript</w:t>
-      </w:r>
-    </w:p>
-    <w:p>
-      <w:pPr>
-        <w:spacing w:after="60" w:line="240" w:lineRule="auto"/>
+        <w:t>F</w:t>
+      </w:r>
+      <w:r>
         <w:rPr>
           <w:rFonts w:ascii="Calibri" w:hAnsi="Calibri" w:cs="Calibri"/>
           <w:b/>
           <w:bCs/>
         </w:rPr>
-      </w:pPr>
-      <w:r>
+        <w:t>rontend</w:t>
+      </w:r>
+    </w:p>
+    <w:p>
+      <w:pPr>
+        <w:spacing w:after="60" w:line="240" w:lineRule="auto"/>
+        <w:rPr>
+          <w:rFonts w:ascii="Calibri" w:hAnsi="Calibri" w:cs="Calibri"/>
+        </w:rPr>
+      </w:pPr>
+      <w:r>
+        <w:rPr>
+          <w:rFonts w:ascii="Calibri" w:hAnsi="Calibri" w:cs="Calibri"/>
+        </w:rPr>
+        <w:t>Razor Pages</w:t>
+      </w:r>
+    </w:p>
+    <w:p>
+      <w:pPr>
+        <w:spacing w:after="60" w:line="240" w:lineRule="auto"/>
+        <w:rPr>
+          <w:rFonts w:ascii="Calibri" w:hAnsi="Calibri" w:cs="Calibri"/>
+        </w:rPr>
+      </w:pPr>
+      <w:r>
+        <w:rPr>
+          <w:rFonts w:ascii="Calibri" w:hAnsi="Calibri" w:cs="Calibri"/>
+        </w:rPr>
+        <w:t>HTML / CSS</w:t>
+      </w:r>
+    </w:p>
+    <w:p>
+      <w:pPr>
+        <w:spacing w:after="60" w:line="360" w:lineRule="auto"/>
+        <w:rPr>
+          <w:rFonts w:ascii="Calibri" w:hAnsi="Calibri" w:cs="Calibri"/>
+        </w:rPr>
+      </w:pPr>
+      <w:r>
+        <w:rPr>
+          <w:rFonts w:ascii="Calibri" w:hAnsi="Calibri" w:cs="Calibri"/>
+        </w:rPr>
+        <w:t>JavaScript</w:t>
+      </w:r>
+    </w:p>
+    <w:p>
+      <w:pPr>
+        <w:spacing w:after="60" w:line="240" w:lineRule="auto"/>
         <w:rPr>
           <w:rFonts w:ascii="Calibri" w:hAnsi="Calibri" w:cs="Calibri"/>
           <w:b/>
           <w:bCs/>
         </w:rPr>
-        <w:t>Utvecklingsverktyg</w:t>
-      </w:r>
-    </w:p>
-    <w:p>
-      <w:pPr>
-        <w:spacing w:after="0" w:line="240" w:lineRule="auto"/>
-        <w:rPr>
-          <w:rFonts w:ascii="Calibri" w:hAnsi="Calibri" w:cs="Calibri"/>
-        </w:rPr>
-      </w:pPr>
-      <w:r>
-        <w:rPr>
-          <w:rFonts w:ascii="Calibri" w:hAnsi="Calibri" w:cs="Calibri"/>
-        </w:rPr>
-        <w:t>Visual Studio 2026</w:t>
-      </w:r>
-    </w:p>
-    <w:p>
-      <w:pPr>
-        <w:spacing w:after="0" w:line="240" w:lineRule="auto"/>
-        <w:rPr>
-          <w:rFonts w:ascii="Calibri" w:hAnsi="Calibri" w:cs="Calibri"/>
-        </w:rPr>
-      </w:pPr>
-    </w:p>
-    <w:p>
-      <w:pPr>
-        <w:spacing w:after="60" w:line="240" w:lineRule="auto"/>
+      </w:pPr>
+      <w:r>
         <w:rPr>
           <w:rFonts w:ascii="Calibri" w:hAnsi="Calibri" w:cs="Calibri"/>
           <w:b/>
           <w:bCs/>
         </w:rPr>
-      </w:pPr>
-      <w:r>
+        <w:lastRenderedPageBreak/>
+        <w:t>Utvecklingsverktyg</w:t>
+      </w:r>
+    </w:p>
+    <w:p>
+      <w:pPr>
+        <w:spacing w:after="0" w:line="240" w:lineRule="auto"/>
+        <w:rPr>
+          <w:rFonts w:ascii="Calibri" w:hAnsi="Calibri" w:cs="Calibri"/>
+        </w:rPr>
+      </w:pPr>
+      <w:r>
+        <w:rPr>
+          <w:rFonts w:ascii="Calibri" w:hAnsi="Calibri" w:cs="Calibri"/>
+        </w:rPr>
+        <w:t>Visual Studio 2026</w:t>
+      </w:r>
+    </w:p>
+    <w:p>
+      <w:pPr>
+        <w:spacing w:after="0" w:line="240" w:lineRule="auto"/>
+        <w:rPr>
+          <w:rFonts w:ascii="Calibri" w:hAnsi="Calibri" w:cs="Calibri"/>
+        </w:rPr>
+      </w:pPr>
+    </w:p>
+    <w:p>
+      <w:pPr>
+        <w:spacing w:after="60" w:line="240" w:lineRule="auto"/>
         <w:rPr>
           <w:rFonts w:ascii="Calibri" w:hAnsi="Calibri" w:cs="Calibri"/>
           <w:b/>
           <w:bCs/>
         </w:rPr>
-        <w:t>Versionshantering</w:t>
-      </w:r>
-    </w:p>
-    <w:p>
-      <w:pPr>
-        <w:spacing w:after="0" w:line="240" w:lineRule="auto"/>
-        <w:rPr>
-          <w:rFonts w:ascii="Calibri" w:hAnsi="Calibri" w:cs="Calibri"/>
-        </w:rPr>
-      </w:pPr>
-      <w:r>
-        <w:rPr>
-          <w:rFonts w:ascii="Calibri" w:hAnsi="Calibri" w:cs="Calibri"/>
-        </w:rPr>
-        <w:t xml:space="preserve">Git och </w:t>
-      </w:r>
-      <w:r>
-        <w:rPr>
-          <w:rFonts w:ascii="Calibri" w:hAnsi="Calibri" w:cs="Calibri"/>
-        </w:rPr>
-        <w:t>GitHub</w:t>
-      </w:r>
-    </w:p>
-    <w:p>
-      <w:pPr>
-        <w:spacing w:after="0" w:line="240" w:lineRule="auto"/>
-        <w:rPr>
-          <w:rFonts w:ascii="Calibri" w:hAnsi="Calibri" w:cs="Calibri"/>
-        </w:rPr>
-      </w:pPr>
-    </w:p>
-    <w:p>
-      <w:pPr>
-        <w:spacing w:after="60" w:line="240" w:lineRule="auto"/>
+      </w:pPr>
+      <w:r>
         <w:rPr>
           <w:rFonts w:ascii="Calibri" w:hAnsi="Calibri" w:cs="Calibri"/>
           <w:b/>
           <w:bCs/>
         </w:rPr>
-      </w:pPr>
-      <w:r>
+        <w:t>Versionshantering</w:t>
+      </w:r>
+    </w:p>
+    <w:p>
+      <w:pPr>
+        <w:spacing w:after="0" w:line="240" w:lineRule="auto"/>
+        <w:rPr>
+          <w:rFonts w:ascii="Calibri" w:hAnsi="Calibri" w:cs="Calibri"/>
+        </w:rPr>
+      </w:pPr>
+      <w:r>
+        <w:rPr>
+          <w:rFonts w:ascii="Calibri" w:hAnsi="Calibri" w:cs="Calibri"/>
+        </w:rPr>
+        <w:t xml:space="preserve">Git och </w:t>
+      </w:r>
+      <w:r>
+        <w:rPr>
+          <w:rFonts w:ascii="Calibri" w:hAnsi="Calibri" w:cs="Calibri"/>
+        </w:rPr>
+        <w:t>GitHub</w:t>
+      </w:r>
+    </w:p>
+    <w:p>
+      <w:pPr>
+        <w:spacing w:after="0" w:line="240" w:lineRule="auto"/>
+        <w:rPr>
+          <w:rFonts w:ascii="Calibri" w:hAnsi="Calibri" w:cs="Calibri"/>
+        </w:rPr>
+      </w:pPr>
+      <w:r>
+        <w:rPr>
+          <w:rFonts w:ascii="Calibri" w:hAnsi="Calibri" w:cs="Calibri"/>
+        </w:rPr>
+        <w:t>Källkod</w:t>
+      </w:r>
+      <w:r>
+        <w:rPr>
+          <w:rFonts w:ascii="Calibri" w:hAnsi="Calibri" w:cs="Calibri"/>
+        </w:rPr>
+        <w:t xml:space="preserve"> finns på</w:t>
+      </w:r>
+      <w:r>
+        <w:rPr>
+          <w:rFonts w:ascii="Calibri" w:hAnsi="Calibri" w:cs="Calibri"/>
+        </w:rPr>
+        <w:t>https://github.com/goran131/week-24-lexielectronics</w:t>
+      </w:r>
+    </w:p>
+    <w:p>
+      <w:pPr>
+        <w:spacing w:after="0" w:line="240" w:lineRule="auto"/>
+        <w:rPr>
+          <w:rFonts w:ascii="Calibri" w:hAnsi="Calibri" w:cs="Calibri"/>
+        </w:rPr>
+      </w:pPr>
+    </w:p>
+    <w:p>
+      <w:pPr>
+        <w:spacing w:after="60" w:line="240" w:lineRule="auto"/>
         <w:rPr>
           <w:rFonts w:ascii="Calibri" w:hAnsi="Calibri" w:cs="Calibri"/>
           <w:b/>
           <w:bCs/>
         </w:rPr>
-        <w:t>AI &amp; Development Tools:</w:t>
-      </w:r>
-    </w:p>
-    <w:p>
-      <w:pPr>
-        <w:rPr>
-          <w:rFonts w:ascii="Calibri" w:hAnsi="Calibri" w:cs="Calibri"/>
-        </w:rPr>
-      </w:pPr>
-      <w:r>
-        <w:rPr>
-          <w:rFonts w:ascii="Calibri" w:hAnsi="Calibri" w:cs="Calibri"/>
-        </w:rPr>
-        <w:t xml:space="preserve">I have used </w:t>
-      </w:r>
-      <w:r>
-        <w:rPr>
-          <w:rFonts w:ascii="Calibri" w:hAnsi="Calibri" w:cs="Calibri"/>
-        </w:rPr>
-        <w:t xml:space="preserve">GitHub Copilot </w:t>
-      </w:r>
-      <w:r>
-        <w:rPr>
-          <w:rFonts w:ascii="Calibri" w:hAnsi="Calibri" w:cs="Calibri"/>
-        </w:rPr>
-        <w:t xml:space="preserve">extensivly </w:t>
-      </w:r>
-      <w:r>
-        <w:rPr>
-          <w:rFonts w:ascii="Calibri" w:hAnsi="Calibri" w:cs="Calibri"/>
-        </w:rPr>
-        <w:t xml:space="preserve">during </w:t>
-      </w:r>
-      <w:r>
-        <w:rPr>
-          <w:rFonts w:ascii="Calibri" w:hAnsi="Calibri" w:cs="Calibri"/>
-        </w:rPr>
-        <w:t xml:space="preserve">the </w:t>
-      </w:r>
-      <w:r>
-        <w:rPr>
-          <w:rFonts w:ascii="Calibri" w:hAnsi="Calibri" w:cs="Calibri"/>
-        </w:rPr>
-        <w:t>development</w:t>
-      </w:r>
-      <w:r>
-        <w:rPr>
-          <w:rFonts w:ascii="Calibri" w:hAnsi="Calibri" w:cs="Calibri"/>
-        </w:rPr>
-        <w:t xml:space="preserve"> process</w:t>
-      </w:r>
-      <w:r>
-        <w:rPr>
-          <w:rFonts w:ascii="Calibri" w:hAnsi="Calibri" w:cs="Calibri"/>
-        </w:rPr>
-        <w:t>?</w:t>
-      </w:r>
-    </w:p>
-    <w:p>
-      <w:pPr>
-        <w:rPr>
-          <w:rFonts w:ascii="Calibri" w:hAnsi="Calibri" w:cs="Calibri"/>
-        </w:rPr>
       </w:pPr>
       <w:r>
         <w:rPr>
@@ -944,48 +931,140 @@
           <w:b/>
           <w:bCs/>
         </w:rPr>
-        <w:t>AI Features:</w:t>
-      </w:r>
-      <w:r>
-        <w:rPr>
-          <w:rFonts w:ascii="Calibri" w:hAnsi="Calibri" w:cs="Calibri"/>
-        </w:rPr>
-        <w:t> </w:t>
-      </w:r>
-      <w:r>
-        <w:rPr>
-          <w:rFonts w:ascii="Calibri" w:hAnsi="Calibri" w:cs="Calibri"/>
-        </w:rPr>
-        <w:t>N</w:t>
-      </w:r>
-      <w:r>
-        <w:rPr>
-          <w:rFonts w:ascii="Calibri" w:hAnsi="Calibri" w:cs="Calibri"/>
-        </w:rPr>
-        <w:t xml:space="preserve">o </w:t>
-      </w:r>
-      <w:r>
-        <w:rPr>
-          <w:rFonts w:ascii="Calibri" w:hAnsi="Calibri" w:cs="Calibri"/>
-        </w:rPr>
-        <w:t xml:space="preserve"> AI-powered features </w:t>
-      </w:r>
-    </w:p>
-    <w:p>
-      <w:pPr>
-        <w:spacing w:after="60" w:line="240" w:lineRule="auto"/>
+        <w:t xml:space="preserve">AI </w:t>
+      </w:r>
+      <w:r>
         <w:rPr>
           <w:rFonts w:ascii="Calibri" w:hAnsi="Calibri" w:cs="Calibri"/>
           <w:b/>
           <w:bCs/>
         </w:rPr>
-      </w:pPr>
+        <w:t>utvecklingsverktyg</w:t>
+      </w:r>
       <w:r>
         <w:rPr>
           <w:rFonts w:ascii="Calibri" w:hAnsi="Calibri" w:cs="Calibri"/>
           <w:b/>
           <w:bCs/>
         </w:rPr>
+        <w:t>:</w:t>
+      </w:r>
+    </w:p>
+    <w:p>
+      <w:pPr>
+        <w:rPr>
+          <w:rFonts w:ascii="Calibri" w:hAnsi="Calibri" w:cs="Calibri"/>
+        </w:rPr>
+      </w:pPr>
+      <w:r>
+        <w:rPr>
+          <w:rFonts w:ascii="Calibri" w:hAnsi="Calibri" w:cs="Calibri"/>
+        </w:rPr>
+        <w:t xml:space="preserve">Jag har använt </w:t>
+      </w:r>
+      <w:r>
+        <w:rPr>
+          <w:rFonts w:ascii="Calibri" w:hAnsi="Calibri" w:cs="Calibri"/>
+        </w:rPr>
+        <w:t xml:space="preserve">GitHub Copilot </w:t>
+      </w:r>
+      <w:r>
+        <w:rPr>
+          <w:rFonts w:ascii="Calibri" w:hAnsi="Calibri" w:cs="Calibri"/>
+        </w:rPr>
+        <w:t xml:space="preserve">Chat </w:t>
+      </w:r>
+      <w:r>
+        <w:rPr>
+          <w:rFonts w:ascii="Calibri" w:hAnsi="Calibri" w:cs="Calibri"/>
+        </w:rPr>
+        <w:t>i</w:t>
+      </w:r>
+      <w:r>
+        <w:rPr>
+          <w:rFonts w:ascii="Calibri" w:hAnsi="Calibri" w:cs="Calibri"/>
+        </w:rPr>
+        <w:t xml:space="preserve"> stor omfattning</w:t>
+      </w:r>
+      <w:r>
+        <w:rPr>
+          <w:rFonts w:ascii="Calibri" w:hAnsi="Calibri" w:cs="Calibri"/>
+        </w:rPr>
+        <w:t xml:space="preserve"> </w:t>
+      </w:r>
+      <w:r>
+        <w:rPr>
+          <w:rFonts w:ascii="Calibri" w:hAnsi="Calibri" w:cs="Calibri"/>
+        </w:rPr>
+        <w:t>under utvecklingsprocessen</w:t>
+      </w:r>
+      <w:r>
+        <w:rPr>
+          <w:rFonts w:ascii="Calibri" w:hAnsi="Calibri" w:cs="Calibri"/>
+        </w:rPr>
+        <w:t>?</w:t>
+      </w:r>
+    </w:p>
+    <w:p>
+      <w:pPr>
+        <w:rPr>
+          <w:rFonts w:ascii="Calibri" w:hAnsi="Calibri" w:cs="Calibri"/>
+        </w:rPr>
+      </w:pPr>
+      <w:r>
+        <w:rPr>
+          <w:rFonts w:ascii="Calibri" w:hAnsi="Calibri" w:cs="Calibri"/>
+          <w:b/>
+          <w:bCs/>
+        </w:rPr>
+        <w:t>AI Features:</w:t>
+      </w:r>
+      <w:r>
+        <w:rPr>
+          <w:rFonts w:ascii="Calibri" w:hAnsi="Calibri" w:cs="Calibri"/>
+        </w:rPr>
+        <w:t> </w:t>
+      </w:r>
+      <w:r>
+        <w:rPr>
+          <w:rFonts w:ascii="Calibri" w:hAnsi="Calibri" w:cs="Calibri"/>
+        </w:rPr>
+        <w:t>Inga</w:t>
+      </w:r>
+      <w:r>
+        <w:rPr>
+          <w:rFonts w:ascii="Calibri" w:hAnsi="Calibri" w:cs="Calibri"/>
+        </w:rPr>
+        <w:t xml:space="preserve"> AI-</w:t>
+      </w:r>
+      <w:r>
+        <w:rPr>
+          <w:rFonts w:ascii="Calibri" w:hAnsi="Calibri" w:cs="Calibri"/>
+        </w:rPr>
+        <w:t>funktioner i systemet</w:t>
+      </w:r>
+      <w:r>
+        <w:rPr>
+          <w:rFonts w:ascii="Calibri" w:hAnsi="Calibri" w:cs="Calibri"/>
+        </w:rPr>
+        <w:t>.</w:t>
+      </w:r>
+    </w:p>
+    <w:p>
+      <w:pPr>
+        <w:spacing w:after="60" w:line="240" w:lineRule="auto"/>
+        <w:rPr>
+          <w:rFonts w:ascii="Calibri" w:hAnsi="Calibri" w:cs="Calibri"/>
+          <w:b/>
+          <w:bCs/>
+        </w:rPr>
+      </w:pPr>
+      <w:r>
+        <w:rPr>
+          <w:rFonts w:ascii="Calibri" w:hAnsi="Calibri" w:cs="Calibri"/>
+          <w:b/>
+          <w:bCs/>
+        </w:rPr>
         <w:t>Deployment:</w:t>
       </w:r>
     </w:p>
@@ -1000,13 +1079,25 @@
         <w:rPr>
           <w:rFonts w:ascii="Calibri" w:hAnsi="Calibri" w:cs="Calibri"/>
         </w:rPr>
-        <w:t>I have deployed the project to</w:t>
-      </w:r>
-      <w:r>
-        <w:rPr>
-          <w:rFonts w:ascii="Calibri" w:hAnsi="Calibri" w:cs="Calibri"/>
-        </w:rPr>
-        <w:t xml:space="preserve"> Azure App </w:t>
+        <w:t>Jag har publicerat</w:t>
+      </w:r>
+      <w:r>
+        <w:rPr>
+          <w:rFonts w:ascii="Calibri" w:hAnsi="Calibri" w:cs="Calibri"/>
+        </w:rPr>
+        <w:t xml:space="preserve"> </w:t>
+      </w:r>
+      <w:r>
+        <w:rPr>
+          <w:rFonts w:ascii="Calibri" w:hAnsi="Calibri" w:cs="Calibri"/>
+        </w:rPr>
+        <w:t xml:space="preserve">projektet på </w:t>
+      </w:r>
+      <w:r>
+        <w:rPr>
+          <w:rFonts w:ascii="Calibri" w:hAnsi="Calibri" w:cs="Calibri"/>
+        </w:rPr>
+        <w:t xml:space="preserve">Azure App </w:t>
       </w:r>
       <w:r>
         <w:rPr>
@@ -1026,9 +1117,21 @@
         <w:rPr>
           <w:rFonts w:ascii="Calibri" w:hAnsi="Calibri" w:cs="Calibri"/>
         </w:rPr>
-        <w:t xml:space="preserve">Web address: </w:t>
-      </w:r>
-      <w:hyperlink r:id="rId8" w:history="1">
+        <w:t>Web</w:t>
+      </w:r>
+      <w:r>
+        <w:rPr>
+          <w:rFonts w:ascii="Calibri" w:hAnsi="Calibri" w:cs="Calibri"/>
+        </w:rPr>
+        <w:t>b</w:t>
+      </w:r>
+      <w:r>
+        <w:rPr>
+          <w:rFonts w:ascii="Calibri" w:hAnsi="Calibri" w:cs="Calibri"/>
+        </w:rPr>
+        <w:t xml:space="preserve">adress: </w:t>
+      </w:r>
+      <w:hyperlink r:id="rId9" w:history="1">
         <w:r>
           <w:rPr>
             <w:rStyle w:val="Hyperlnk"/>
@@ -1049,9 +1152,9 @@
         <w:rPr>
           <w:rFonts w:ascii="Calibri" w:hAnsi="Calibri" w:cs="Calibri"/>
         </w:rPr>
-        <w:t xml:space="preserve">The plan was to use this shorter address </w:t>
-      </w:r>
-      <w:hyperlink r:id="rId9" w:history="1">
+        <w:t xml:space="preserve">Planen var att använda en kortare adress </w:t>
+      </w:r>
+      <w:hyperlink r:id="rId10" w:history="1">
         <w:r>
           <w:rPr>
             <w:rStyle w:val="Hyperlnk"/>
@@ -1064,7 +1167,42 @@
         <w:rPr>
           <w:rFonts w:ascii="Calibri" w:hAnsi="Calibri" w:cs="Calibri"/>
         </w:rPr>
-        <w:t xml:space="preserve"> but I got to work.</w:t>
+        <w:t xml:space="preserve"> </w:t>
+      </w:r>
+      <w:r>
+        <w:rPr>
+          <w:rFonts w:ascii="Calibri" w:hAnsi="Calibri" w:cs="Calibri"/>
+        </w:rPr>
+        <w:t>men jag fick det aldrig att fungera.</w:t>
+      </w:r>
+    </w:p>
+    <w:p>
+      <w:pPr>
+        <w:spacing w:after="0" w:line="240" w:lineRule="auto"/>
+        <w:rPr>
+          <w:rFonts w:ascii="Calibri" w:hAnsi="Calibri" w:cs="Calibri"/>
+        </w:rPr>
+      </w:pPr>
+      <w:r>
+        <w:rPr>
+          <w:rFonts w:ascii="Calibri" w:hAnsi="Calibri" w:cs="Calibri"/>
+        </w:rPr>
+        <w:t xml:space="preserve">Det finns en adminManager i systemet med username: </w:t>
+      </w:r>
+      <w:hyperlink r:id="rId11" w:history="1">
+        <w:r>
+          <w:rPr>
+            <w:rStyle w:val="Hyperlnk"/>
+            <w:rFonts w:ascii="Calibri" w:hAnsi="Calibri" w:cs="Calibri"/>
+          </w:rPr>
+          <w:t>goran.rosenberg@tomelilla.nu</w:t>
+        </w:r>
+      </w:hyperlink>
+      <w:r>
+        <w:rPr>
+          <w:rFonts w:ascii="Calibri" w:hAnsi="Calibri" w:cs="Calibri"/>
+        </w:rPr>
+        <w:t xml:space="preserve"> och lösenord: hnq888#K.</w:t>
       </w:r>
     </w:p>
     <w:p>
@@ -1625,6 +1763,12 @@
         </w:rPr>
         <w:t>Kommer att använda dessa tabeller för att hantera User och UserRoles</w:t>
       </w:r>
+      <w:r>
+        <w:rPr>
+          <w:rFonts w:ascii="Calibri" w:hAnsi="Calibri" w:cs="Calibri"/>
+        </w:rPr>
+        <w:t xml:space="preserve"> och kopplingar mellan User och UserRoles</w:t>
+      </w:r>
     </w:p>
     <w:tbl>
       <w:tblPr>
@@ -1633,13 +1777,13 @@
         <w:tblLook w:val="04A0" w:firstRow="1" w:lastRow="0" w:firstColumn="1" w:lastColumn="0" w:noHBand="0" w:noVBand="1"/>
       </w:tblPr>
       <w:tblGrid>
-        <w:gridCol w:w="1469"/>
-        <w:gridCol w:w="7457"/>
+        <w:gridCol w:w="2263"/>
+        <w:gridCol w:w="7094"/>
       </w:tblGrid>
       <w:tr>
         <w:tc>
           <w:tcPr>
-            <w:tcW w:w="0" w:type="auto"/>
+            <w:tcW w:w="2263" w:type="dxa"/>
           </w:tcPr>
           <w:p>
             <w:pPr>
@@ -1664,7 +1808,7 @@
         </w:tc>
         <w:tc>
           <w:tcPr>
-            <w:tcW w:w="7457" w:type="dxa"/>
+            <w:tcW w:w="7094" w:type="dxa"/>
           </w:tcPr>
           <w:p>
             <w:pPr>
@@ -1685,7 +1829,7 @@
       <w:tr>
         <w:tc>
           <w:tcPr>
-            <w:tcW w:w="0" w:type="auto"/>
+            <w:tcW w:w="2263" w:type="dxa"/>
           </w:tcPr>
           <w:p>
             <w:pPr>
@@ -1706,7 +1850,7 @@
         </w:tc>
         <w:tc>
           <w:tcPr>
-            <w:tcW w:w="7457" w:type="dxa"/>
+            <w:tcW w:w="7094" w:type="dxa"/>
           </w:tcPr>
           <w:p>
             <w:pPr>
@@ -1724,6 +1868,45 @@
           </w:p>
         </w:tc>
       </w:tr>
+      <w:tr>
+        <w:tc>
+          <w:tcPr>
+            <w:tcW w:w="2263" w:type="dxa"/>
+          </w:tcPr>
+          <w:p>
+            <w:pPr>
+              <w:spacing w:before="60" w:after="60"/>
+              <w:rPr>
+                <w:rFonts w:ascii="Calibri" w:hAnsi="Calibri" w:cs="Calibri"/>
+              </w:rPr>
+            </w:pPr>
+            <w:r>
+              <w:rPr>
+                <w:rFonts w:ascii="Calibri" w:hAnsi="Calibri" w:cs="Calibri"/>
+              </w:rPr>
+              <w:t>AspNetUserRoles</w:t>
+            </w:r>
+          </w:p>
+        </w:tc>
+        <w:tc>
+          <w:tcPr>
+            <w:tcW w:w="7094" w:type="dxa"/>
+          </w:tcPr>
+          <w:p>
+            <w:pPr>
+              <w:rPr>
+                <w:rFonts w:ascii="Calibri" w:hAnsi="Calibri" w:cs="Calibri"/>
+              </w:rPr>
+            </w:pPr>
+            <w:r>
+              <w:rPr>
+                <w:rFonts w:ascii="Calibri" w:hAnsi="Calibri" w:cs="Calibri"/>
+              </w:rPr>
+              <w:t>Kopplingar mellan AspNetUsers och AspNetRoles</w:t>
+            </w:r>
+          </w:p>
+        </w:tc>
+      </w:tr>
     </w:tbl>
     <w:p>
       <w:pPr>
@@ -1744,7 +1927,7 @@
           <w:szCs w:val="28"/>
         </w:rPr>
         <w:lastRenderedPageBreak/>
-        <w:t xml:space="preserve">Database </w:t>
+        <w:t xml:space="preserve">Databas </w:t>
       </w:r>
       <w:r>
         <w:rPr>
@@ -1764,41 +1947,45 @@
           <w:sz w:val="28"/>
           <w:szCs w:val="28"/>
         </w:rPr>
-        <w:t>esign &amp; Schema</w:t>
-      </w:r>
-    </w:p>
-    <w:p>
-      <w:pPr>
-        <w:spacing w:after="100" w:line="240" w:lineRule="auto"/>
+        <w:t xml:space="preserve">esign &amp; </w:t>
+      </w:r>
+      <w:r>
         <w:rPr>
           <w:rFonts w:ascii="Calibri" w:hAnsi="Calibri" w:cs="Calibri"/>
           <w:b/>
           <w:bCs/>
-        </w:rPr>
-      </w:pPr>
+          <w:sz w:val="28"/>
+          <w:szCs w:val="28"/>
+        </w:rPr>
+        <w:t>s</w:t>
+      </w:r>
       <w:r>
         <w:rPr>
           <w:rFonts w:ascii="Calibri" w:hAnsi="Calibri" w:cs="Calibri"/>
           <w:b/>
           <w:bCs/>
-        </w:rPr>
-        <w:t>Databastabeller</w:t>
-      </w:r>
-      <w:r>
+          <w:sz w:val="28"/>
+          <w:szCs w:val="28"/>
+        </w:rPr>
+        <w:t>chema</w:t>
+      </w:r>
+    </w:p>
+    <w:p>
+      <w:pPr>
+        <w:spacing w:after="100" w:line="240" w:lineRule="auto"/>
         <w:rPr>
           <w:rFonts w:ascii="Calibri" w:hAnsi="Calibri" w:cs="Calibri"/>
           <w:b/>
           <w:bCs/>
         </w:rPr>
-        <w:t xml:space="preserve"> </w:t>
-      </w:r>
+      </w:pPr>
       <w:r>
         <w:rPr>
           <w:rFonts w:ascii="Calibri" w:hAnsi="Calibri" w:cs="Calibri"/>
           <w:b/>
           <w:bCs/>
         </w:rPr>
-        <w:t>och</w:t>
+        <w:t>Databastabeller</w:t>
       </w:r>
       <w:r>
         <w:rPr>
@@ -1814,7 +2001,7 @@
           <w:b/>
           <w:bCs/>
         </w:rPr>
-        <w:t>de</w:t>
+        <w:t>och</w:t>
       </w:r>
       <w:r>
         <w:rPr>
@@ -1822,7 +2009,7 @@
           <w:b/>
           <w:bCs/>
         </w:rPr>
-        <w:t>ras</w:t>
+        <w:t xml:space="preserve"> </w:t>
       </w:r>
       <w:r>
         <w:rPr>
@@ -1830,7 +2017,7 @@
           <w:b/>
           <w:bCs/>
         </w:rPr>
-        <w:t xml:space="preserve"> fält</w:t>
+        <w:t>de</w:t>
       </w:r>
       <w:r>
         <w:rPr>
@@ -1838,8 +2025,493 @@
           <w:b/>
           <w:bCs/>
         </w:rPr>
+        <w:t>ras</w:t>
+      </w:r>
+      <w:r>
+        <w:rPr>
+          <w:rFonts w:ascii="Calibri" w:hAnsi="Calibri" w:cs="Calibri"/>
+          <w:b/>
+          <w:bCs/>
+        </w:rPr>
+        <w:t xml:space="preserve"> fält</w:t>
+      </w:r>
+      <w:r>
+        <w:rPr>
+          <w:rFonts w:ascii="Calibri" w:hAnsi="Calibri" w:cs="Calibri"/>
+          <w:b/>
+          <w:bCs/>
+        </w:rPr>
         <w:t>.</w:t>
       </w:r>
+    </w:p>
+    <w:p>
+      <w:pPr>
+        <w:spacing w:after="60" w:line="240" w:lineRule="auto"/>
+        <w:rPr>
+          <w:rFonts w:ascii="Calibri" w:hAnsi="Calibri" w:cs="Calibri"/>
+          <w:b/>
+          <w:bCs/>
+          <w:lang w:val="sv-SE"/>
+        </w:rPr>
+      </w:pPr>
+      <w:r>
+        <w:rPr>
+          <w:rFonts w:ascii="Calibri" w:hAnsi="Calibri" w:cs="Calibri"/>
+          <w:b/>
+          <w:bCs/>
+          <w:lang w:val="sv-SE"/>
+        </w:rPr>
+        <w:t>AspNetUsers (</w:t>
+      </w:r>
+      <w:r>
+        <w:rPr>
+          <w:rFonts w:ascii="Calibri" w:hAnsi="Calibri" w:cs="Calibri"/>
+          <w:b/>
+          <w:bCs/>
+          <w:lang w:val="sv-SE"/>
+        </w:rPr>
+        <w:t>ApplicationUser</w:t>
+      </w:r>
+      <w:r>
+        <w:rPr>
+          <w:rFonts w:ascii="Calibri" w:hAnsi="Calibri" w:cs="Calibri"/>
+          <w:b/>
+          <w:bCs/>
+          <w:lang w:val="sv-SE"/>
+        </w:rPr>
+        <w:t>)</w:t>
+      </w:r>
+    </w:p>
+    <w:p>
+      <w:pPr>
+        <w:pStyle w:val="Liststycke"/>
+        <w:numPr>
+          <w:ilvl w:val="0"/>
+          <w:numId w:val="22"/>
+        </w:numPr>
+        <w:spacing w:after="60" w:line="240" w:lineRule="auto"/>
+        <w:ind w:left="284" w:hanging="284"/>
+        <w:rPr>
+          <w:rFonts w:ascii="Calibri" w:hAnsi="Calibri" w:cs="Calibri"/>
+          <w:lang w:val="sv-SE"/>
+        </w:rPr>
+      </w:pPr>
+      <w:r>
+        <w:rPr>
+          <w:rFonts w:ascii="Calibri" w:hAnsi="Calibri" w:cs="Calibri"/>
+        </w:rPr>
+        <w:t xml:space="preserve">nvarChar(100) </w:t>
+      </w:r>
+      <w:r>
+        <w:rPr>
+          <w:rFonts w:ascii="Calibri" w:hAnsi="Calibri" w:cs="Calibri"/>
+          <w:lang w:val="sv-SE"/>
+        </w:rPr>
+        <w:t xml:space="preserve"> </w:t>
+      </w:r>
+      <w:r>
+        <w:rPr>
+          <w:rFonts w:ascii="Calibri" w:hAnsi="Calibri" w:cs="Calibri"/>
+          <w:lang w:val="sv-SE"/>
+        </w:rPr>
+        <w:t>Firstname</w:t>
+      </w:r>
+    </w:p>
+    <w:p>
+      <w:pPr>
+        <w:pStyle w:val="Liststycke"/>
+        <w:numPr>
+          <w:ilvl w:val="0"/>
+          <w:numId w:val="22"/>
+        </w:numPr>
+        <w:spacing w:after="60" w:line="240" w:lineRule="auto"/>
+        <w:ind w:left="284" w:hanging="284"/>
+        <w:rPr>
+          <w:rFonts w:ascii="Calibri" w:hAnsi="Calibri" w:cs="Calibri"/>
+          <w:lang w:val="sv-SE"/>
+        </w:rPr>
+      </w:pPr>
+      <w:r>
+        <w:rPr>
+          <w:rFonts w:ascii="Calibri" w:hAnsi="Calibri" w:cs="Calibri"/>
+        </w:rPr>
+        <w:t xml:space="preserve">nvarChar(100) </w:t>
+      </w:r>
+      <w:r>
+        <w:rPr>
+          <w:rFonts w:ascii="Calibri" w:hAnsi="Calibri" w:cs="Calibri"/>
+          <w:lang w:val="sv-SE"/>
+        </w:rPr>
+        <w:t xml:space="preserve"> </w:t>
+      </w:r>
+      <w:r>
+        <w:rPr>
+          <w:rFonts w:ascii="Calibri" w:hAnsi="Calibri" w:cs="Calibri"/>
+          <w:lang w:val="sv-SE"/>
+        </w:rPr>
+        <w:t>Lastname</w:t>
+      </w:r>
+    </w:p>
+    <w:p>
+      <w:pPr>
+        <w:pStyle w:val="Liststycke"/>
+        <w:numPr>
+          <w:ilvl w:val="0"/>
+          <w:numId w:val="22"/>
+        </w:numPr>
+        <w:spacing w:after="60" w:line="240" w:lineRule="auto"/>
+        <w:ind w:left="284" w:hanging="284"/>
+        <w:rPr>
+          <w:rFonts w:ascii="Calibri" w:hAnsi="Calibri" w:cs="Calibri"/>
+          <w:lang w:val="sv-SE"/>
+        </w:rPr>
+      </w:pPr>
+      <w:r>
+        <w:rPr>
+          <w:rFonts w:ascii="Calibri" w:hAnsi="Calibri" w:cs="Calibri"/>
+        </w:rPr>
+        <w:t xml:space="preserve">nvarChar(100) </w:t>
+      </w:r>
+      <w:r>
+        <w:rPr>
+          <w:rFonts w:ascii="Calibri" w:hAnsi="Calibri" w:cs="Calibri"/>
+          <w:lang w:val="sv-SE"/>
+        </w:rPr>
+        <w:t xml:space="preserve"> </w:t>
+      </w:r>
+      <w:r>
+        <w:rPr>
+          <w:rFonts w:ascii="Calibri" w:hAnsi="Calibri" w:cs="Calibri"/>
+          <w:lang w:val="sv-SE"/>
+        </w:rPr>
+        <w:t>InvoiceName</w:t>
+      </w:r>
+    </w:p>
+    <w:p>
+      <w:pPr>
+        <w:pStyle w:val="Liststycke"/>
+        <w:numPr>
+          <w:ilvl w:val="0"/>
+          <w:numId w:val="22"/>
+        </w:numPr>
+        <w:spacing w:after="60" w:line="240" w:lineRule="auto"/>
+        <w:ind w:left="284" w:hanging="284"/>
+        <w:rPr>
+          <w:rFonts w:ascii="Calibri" w:hAnsi="Calibri" w:cs="Calibri"/>
+          <w:lang w:val="sv-SE"/>
+        </w:rPr>
+      </w:pPr>
+      <w:r>
+        <w:rPr>
+          <w:rFonts w:ascii="Calibri" w:hAnsi="Calibri" w:cs="Calibri"/>
+        </w:rPr>
+        <w:t xml:space="preserve">nvarChar(100) </w:t>
+      </w:r>
+      <w:r>
+        <w:rPr>
+          <w:rFonts w:ascii="Calibri" w:hAnsi="Calibri" w:cs="Calibri"/>
+          <w:lang w:val="sv-SE"/>
+        </w:rPr>
+        <w:t xml:space="preserve"> </w:t>
+      </w:r>
+      <w:r>
+        <w:rPr>
+          <w:rFonts w:ascii="Calibri" w:hAnsi="Calibri" w:cs="Calibri"/>
+          <w:lang w:val="sv-SE"/>
+        </w:rPr>
+        <w:t>InvoiceStreetAddress</w:t>
+      </w:r>
+    </w:p>
+    <w:p>
+      <w:pPr>
+        <w:pStyle w:val="Liststycke"/>
+        <w:numPr>
+          <w:ilvl w:val="0"/>
+          <w:numId w:val="22"/>
+        </w:numPr>
+        <w:spacing w:after="60" w:line="240" w:lineRule="auto"/>
+        <w:ind w:left="284" w:hanging="284"/>
+        <w:rPr>
+          <w:rFonts w:ascii="Calibri" w:hAnsi="Calibri" w:cs="Calibri"/>
+          <w:lang w:val="sv-SE"/>
+        </w:rPr>
+      </w:pPr>
+      <w:r>
+        <w:rPr>
+          <w:rFonts w:ascii="Calibri" w:hAnsi="Calibri" w:cs="Calibri"/>
+        </w:rPr>
+        <w:t xml:space="preserve">nvarChar(100) </w:t>
+      </w:r>
+      <w:r>
+        <w:rPr>
+          <w:rFonts w:ascii="Calibri" w:hAnsi="Calibri" w:cs="Calibri"/>
+          <w:lang w:val="sv-SE"/>
+        </w:rPr>
+        <w:t xml:space="preserve"> </w:t>
+      </w:r>
+      <w:r>
+        <w:rPr>
+          <w:rFonts w:ascii="Calibri" w:hAnsi="Calibri" w:cs="Calibri"/>
+          <w:lang w:val="sv-SE"/>
+        </w:rPr>
+        <w:t>InvoiceZipcode</w:t>
+      </w:r>
+    </w:p>
+    <w:p>
+      <w:pPr>
+        <w:pStyle w:val="Liststycke"/>
+        <w:numPr>
+          <w:ilvl w:val="0"/>
+          <w:numId w:val="22"/>
+        </w:numPr>
+        <w:spacing w:after="60" w:line="240" w:lineRule="auto"/>
+        <w:ind w:left="284" w:hanging="284"/>
+        <w:rPr>
+          <w:rFonts w:ascii="Calibri" w:hAnsi="Calibri" w:cs="Calibri"/>
+          <w:lang w:val="sv-SE"/>
+        </w:rPr>
+      </w:pPr>
+      <w:r>
+        <w:rPr>
+          <w:rFonts w:ascii="Calibri" w:hAnsi="Calibri" w:cs="Calibri"/>
+        </w:rPr>
+        <w:t xml:space="preserve">nvarChar(100) </w:t>
+      </w:r>
+      <w:r>
+        <w:rPr>
+          <w:rFonts w:ascii="Calibri" w:hAnsi="Calibri" w:cs="Calibri"/>
+          <w:lang w:val="sv-SE"/>
+        </w:rPr>
+        <w:t xml:space="preserve"> I</w:t>
+      </w:r>
+      <w:r>
+        <w:rPr>
+          <w:rFonts w:ascii="Calibri" w:hAnsi="Calibri" w:cs="Calibri"/>
+          <w:lang w:val="sv-SE"/>
+        </w:rPr>
+        <w:t>nvoiceCity</w:t>
+      </w:r>
+    </w:p>
+    <w:p>
+      <w:pPr>
+        <w:pStyle w:val="Liststycke"/>
+        <w:numPr>
+          <w:ilvl w:val="0"/>
+          <w:numId w:val="22"/>
+        </w:numPr>
+        <w:spacing w:after="60" w:line="240" w:lineRule="auto"/>
+        <w:ind w:left="284" w:hanging="284"/>
+        <w:rPr>
+          <w:rFonts w:ascii="Calibri" w:hAnsi="Calibri" w:cs="Calibri"/>
+          <w:lang w:val="sv-SE"/>
+        </w:rPr>
+      </w:pPr>
+      <w:r>
+        <w:rPr>
+          <w:rFonts w:ascii="Calibri" w:hAnsi="Calibri" w:cs="Calibri"/>
+        </w:rPr>
+        <w:t xml:space="preserve">nvarChar(100) </w:t>
+      </w:r>
+      <w:r>
+        <w:rPr>
+          <w:rFonts w:ascii="Calibri" w:hAnsi="Calibri" w:cs="Calibri"/>
+          <w:lang w:val="sv-SE"/>
+        </w:rPr>
+        <w:t xml:space="preserve"> </w:t>
+      </w:r>
+      <w:r>
+        <w:rPr>
+          <w:rFonts w:ascii="Calibri" w:hAnsi="Calibri" w:cs="Calibri"/>
+          <w:lang w:val="sv-SE"/>
+        </w:rPr>
+        <w:t>DeliveryName</w:t>
+      </w:r>
+    </w:p>
+    <w:p>
+      <w:pPr>
+        <w:pStyle w:val="Liststycke"/>
+        <w:numPr>
+          <w:ilvl w:val="0"/>
+          <w:numId w:val="22"/>
+        </w:numPr>
+        <w:spacing w:after="60" w:line="240" w:lineRule="auto"/>
+        <w:ind w:left="284" w:hanging="284"/>
+        <w:rPr>
+          <w:rFonts w:ascii="Calibri" w:hAnsi="Calibri" w:cs="Calibri"/>
+          <w:lang w:val="sv-SE"/>
+        </w:rPr>
+      </w:pPr>
+      <w:r>
+        <w:rPr>
+          <w:rFonts w:ascii="Calibri" w:hAnsi="Calibri" w:cs="Calibri"/>
+        </w:rPr>
+        <w:t xml:space="preserve">nvarChar(100) </w:t>
+      </w:r>
+      <w:r>
+        <w:rPr>
+          <w:rFonts w:ascii="Calibri" w:hAnsi="Calibri" w:cs="Calibri"/>
+          <w:lang w:val="sv-SE"/>
+        </w:rPr>
+        <w:t xml:space="preserve"> </w:t>
+      </w:r>
+      <w:r>
+        <w:rPr>
+          <w:rFonts w:ascii="Calibri" w:hAnsi="Calibri" w:cs="Calibri"/>
+          <w:lang w:val="sv-SE"/>
+        </w:rPr>
+        <w:t>DeliveryStreetAddress</w:t>
+      </w:r>
+    </w:p>
+    <w:p>
+      <w:pPr>
+        <w:pStyle w:val="Liststycke"/>
+        <w:numPr>
+          <w:ilvl w:val="0"/>
+          <w:numId w:val="22"/>
+        </w:numPr>
+        <w:spacing w:after="60" w:line="240" w:lineRule="auto"/>
+        <w:ind w:left="284" w:hanging="284"/>
+        <w:rPr>
+          <w:rFonts w:ascii="Calibri" w:hAnsi="Calibri" w:cs="Calibri"/>
+          <w:lang w:val="sv-SE"/>
+        </w:rPr>
+      </w:pPr>
+      <w:r>
+        <w:rPr>
+          <w:rFonts w:ascii="Calibri" w:hAnsi="Calibri" w:cs="Calibri"/>
+        </w:rPr>
+        <w:t xml:space="preserve">nvarChar(100) </w:t>
+      </w:r>
+      <w:r>
+        <w:rPr>
+          <w:rFonts w:ascii="Calibri" w:hAnsi="Calibri" w:cs="Calibri"/>
+          <w:lang w:val="sv-SE"/>
+        </w:rPr>
+        <w:t xml:space="preserve"> De</w:t>
+      </w:r>
+      <w:r>
+        <w:rPr>
+          <w:rFonts w:ascii="Calibri" w:hAnsi="Calibri" w:cs="Calibri"/>
+          <w:lang w:val="sv-SE"/>
+        </w:rPr>
+        <w:t>liveryZipcode</w:t>
+      </w:r>
+    </w:p>
+    <w:p>
+      <w:pPr>
+        <w:pStyle w:val="Liststycke"/>
+        <w:numPr>
+          <w:ilvl w:val="0"/>
+          <w:numId w:val="22"/>
+        </w:numPr>
+        <w:spacing w:after="60" w:line="240" w:lineRule="auto"/>
+        <w:ind w:left="284" w:hanging="284"/>
+        <w:rPr>
+          <w:rFonts w:ascii="Calibri" w:hAnsi="Calibri" w:cs="Calibri"/>
+          <w:lang w:val="sv-SE"/>
+        </w:rPr>
+      </w:pPr>
+      <w:r>
+        <w:rPr>
+          <w:rFonts w:ascii="Calibri" w:hAnsi="Calibri" w:cs="Calibri"/>
+        </w:rPr>
+        <w:t xml:space="preserve">nvarChar(100) </w:t>
+      </w:r>
+      <w:r>
+        <w:rPr>
+          <w:rFonts w:ascii="Calibri" w:hAnsi="Calibri" w:cs="Calibri"/>
+          <w:lang w:val="sv-SE"/>
+        </w:rPr>
+        <w:t xml:space="preserve"> </w:t>
+      </w:r>
+      <w:r>
+        <w:rPr>
+          <w:rFonts w:ascii="Calibri" w:hAnsi="Calibri" w:cs="Calibri"/>
+          <w:lang w:val="sv-SE"/>
+        </w:rPr>
+        <w:t>DeliveryCity</w:t>
+      </w:r>
+    </w:p>
+    <w:p>
+      <w:pPr>
+        <w:pStyle w:val="Liststycke"/>
+        <w:numPr>
+          <w:ilvl w:val="0"/>
+          <w:numId w:val="22"/>
+        </w:numPr>
+        <w:spacing w:after="60" w:line="240" w:lineRule="auto"/>
+        <w:ind w:left="284" w:hanging="284"/>
+        <w:rPr>
+          <w:rFonts w:ascii="Calibri" w:hAnsi="Calibri" w:cs="Calibri"/>
+          <w:lang w:val="sv-SE"/>
+        </w:rPr>
+      </w:pPr>
+      <w:r>
+        <w:rPr>
+          <w:rFonts w:ascii="Calibri" w:hAnsi="Calibri" w:cs="Calibri"/>
+        </w:rPr>
+        <w:t xml:space="preserve">nvarChar(21) </w:t>
+      </w:r>
+      <w:r>
+        <w:rPr>
+          <w:rFonts w:ascii="Calibri" w:hAnsi="Calibri" w:cs="Calibri"/>
+          <w:lang w:val="sv-SE"/>
+        </w:rPr>
+        <w:t xml:space="preserve"> </w:t>
+      </w:r>
+      <w:r>
+        <w:rPr>
+          <w:rFonts w:ascii="Calibri" w:hAnsi="Calibri" w:cs="Calibri"/>
+          <w:lang w:val="sv-SE"/>
+        </w:rPr>
+        <w:t>Discriminator</w:t>
+      </w:r>
+    </w:p>
+    <w:p>
+      <w:pPr>
+        <w:pStyle w:val="Liststycke"/>
+        <w:numPr>
+          <w:ilvl w:val="0"/>
+          <w:numId w:val="22"/>
+        </w:numPr>
+        <w:spacing w:after="60" w:line="240" w:lineRule="auto"/>
+        <w:ind w:left="284" w:hanging="284"/>
+        <w:rPr>
+          <w:rFonts w:ascii="Calibri" w:hAnsi="Calibri" w:cs="Calibri"/>
+          <w:lang w:val="sv-SE"/>
+        </w:rPr>
+      </w:pPr>
+      <w:r>
+        <w:rPr>
+          <w:rFonts w:ascii="Calibri" w:hAnsi="Calibri" w:cs="Calibri"/>
+          <w:lang w:val="sv-SE"/>
+        </w:rPr>
+        <w:t xml:space="preserve">bit </w:t>
+      </w:r>
+      <w:r>
+        <w:rPr>
+          <w:rFonts w:ascii="Calibri" w:hAnsi="Calibri" w:cs="Calibri"/>
+          <w:lang w:val="sv-SE"/>
+        </w:rPr>
+        <w:t>PreventAccess</w:t>
+      </w:r>
+      <w:r>
+        <w:rPr>
+          <w:rFonts w:ascii="Calibri" w:hAnsi="Calibri" w:cs="Calibri"/>
+          <w:lang w:val="sv-SE"/>
+        </w:rPr>
+        <w:t xml:space="preserve"> </w:t>
+      </w:r>
+    </w:p>
+    <w:p>
+      <w:pPr>
+        <w:spacing w:after="60" w:line="240" w:lineRule="auto"/>
+        <w:rPr>
+          <w:rFonts w:ascii="Calibri" w:hAnsi="Calibri" w:cs="Calibri"/>
+          <w:b/>
+          <w:bCs/>
+        </w:rPr>
+      </w:pPr>
     </w:p>
     <w:p>
       <w:pPr>
@@ -1902,7 +2574,19 @@
         <w:rPr>
           <w:rFonts w:ascii="Calibri" w:hAnsi="Calibri" w:cs="Calibri"/>
         </w:rPr>
-        <w:t xml:space="preserve"> Name</w:t>
+        <w:t xml:space="preserve"> </w:t>
+      </w:r>
+      <w:r>
+        <w:rPr>
+          <w:rFonts w:ascii="Calibri" w:hAnsi="Calibri" w:cs="Calibri"/>
+        </w:rPr>
+        <w:t xml:space="preserve"> </w:t>
+      </w:r>
+      <w:r>
+        <w:rPr>
+          <w:rFonts w:ascii="Calibri" w:hAnsi="Calibri" w:cs="Calibri"/>
+        </w:rPr>
+        <w:t>Name</w:t>
       </w:r>
     </w:p>
     <w:p>
@@ -1922,13 +2606,13 @@
         <w:rPr>
           <w:rFonts w:ascii="Calibri" w:hAnsi="Calibri" w:cs="Calibri"/>
         </w:rPr>
-        <w:t xml:space="preserve">nvarChar(Max) </w:t>
-      </w:r>
-      <w:r>
-        <w:rPr>
-          <w:rFonts w:ascii="Calibri" w:hAnsi="Calibri" w:cs="Calibri"/>
-        </w:rPr>
-        <w:t xml:space="preserve"> Description</w:t>
+        <w:t>nvarChar(100)</w:t>
+      </w:r>
+      <w:r>
+        <w:rPr>
+          <w:rFonts w:ascii="Calibri" w:hAnsi="Calibri" w:cs="Calibri"/>
+        </w:rPr>
+        <w:t xml:space="preserve">  ArticleNo</w:t>
       </w:r>
     </w:p>
     <w:p>
@@ -1948,7 +2632,89 @@
         <w:rPr>
           <w:rFonts w:ascii="Calibri" w:hAnsi="Calibri" w:cs="Calibri"/>
         </w:rPr>
-        <w:t>decimal Price</w:t>
+        <w:t>nvarChar(</w:t>
+      </w:r>
+      <w:r>
+        <w:rPr>
+          <w:rFonts w:ascii="Calibri" w:hAnsi="Calibri" w:cs="Calibri"/>
+        </w:rPr>
+        <w:t>125</w:t>
+      </w:r>
+      <w:r>
+        <w:rPr>
+          <w:rFonts w:ascii="Calibri" w:hAnsi="Calibri" w:cs="Calibri"/>
+        </w:rPr>
+        <w:t xml:space="preserve">)  </w:t>
+      </w:r>
+      <w:r>
+        <w:rPr>
+          <w:rFonts w:ascii="Calibri" w:hAnsi="Calibri" w:cs="Calibri"/>
+        </w:rPr>
+        <w:t>Short</w:t>
+      </w:r>
+      <w:r>
+        <w:rPr>
+          <w:rFonts w:ascii="Calibri" w:hAnsi="Calibri" w:cs="Calibri"/>
+        </w:rPr>
+        <w:t>Description</w:t>
+      </w:r>
+    </w:p>
+    <w:p>
+      <w:pPr>
+        <w:pStyle w:val="Liststycke"/>
+        <w:numPr>
+          <w:ilvl w:val="0"/>
+          <w:numId w:val="18"/>
+        </w:numPr>
+        <w:spacing w:after="0" w:line="240" w:lineRule="auto"/>
+        <w:ind w:left="284" w:hanging="284"/>
+        <w:rPr>
+          <w:rFonts w:ascii="Calibri" w:hAnsi="Calibri" w:cs="Calibri"/>
+        </w:rPr>
+      </w:pPr>
+      <w:r>
+        <w:rPr>
+          <w:rFonts w:ascii="Calibri" w:hAnsi="Calibri" w:cs="Calibri"/>
+        </w:rPr>
+        <w:t xml:space="preserve">nvarChar(Max) </w:t>
+      </w:r>
+      <w:r>
+        <w:rPr>
+          <w:rFonts w:ascii="Calibri" w:hAnsi="Calibri" w:cs="Calibri"/>
+        </w:rPr>
+        <w:t xml:space="preserve"> Long</w:t>
+      </w:r>
+      <w:r>
+        <w:rPr>
+          <w:rFonts w:ascii="Calibri" w:hAnsi="Calibri" w:cs="Calibri"/>
+        </w:rPr>
+        <w:t>Description</w:t>
+      </w:r>
+    </w:p>
+    <w:p>
+      <w:pPr>
+        <w:pStyle w:val="Liststycke"/>
+        <w:numPr>
+          <w:ilvl w:val="0"/>
+          <w:numId w:val="18"/>
+        </w:numPr>
+        <w:spacing w:after="0" w:line="240" w:lineRule="auto"/>
+        <w:ind w:left="284" w:hanging="284"/>
+        <w:rPr>
+          <w:rFonts w:ascii="Calibri" w:hAnsi="Calibri" w:cs="Calibri"/>
+        </w:rPr>
+      </w:pPr>
+      <w:r>
+        <w:rPr>
+          <w:rFonts w:ascii="Calibri" w:hAnsi="Calibri" w:cs="Calibri"/>
+        </w:rPr>
+        <w:t xml:space="preserve">int </w:t>
+      </w:r>
+      <w:r>
+        <w:rPr>
+          <w:rFonts w:ascii="Calibri" w:hAnsi="Calibri" w:cs="Calibri"/>
+        </w:rPr>
+        <w:t>Price</w:t>
       </w:r>
     </w:p>
     <w:p>
@@ -2101,14 +2867,50 @@
         <w:rPr>
           <w:rFonts w:ascii="Calibri" w:hAnsi="Calibri" w:cs="Calibri"/>
         </w:rPr>
-        <w:t>int ProductCategoryId</w:t>
-      </w:r>
-      <w:r>
-        <w:rPr>
-          <w:rFonts w:ascii="Calibri" w:hAnsi="Calibri" w:cs="Calibri"/>
-        </w:rPr>
-        <w:t xml:space="preserve"> (FK)</w:t>
-      </w:r>
+        <w:t>int ProductCategoryId (FK)</w:t>
+      </w:r>
+    </w:p>
+    <w:p>
+      <w:pPr>
+        <w:pStyle w:val="HTML-frformaterad"/>
+        <w:numPr>
+          <w:ilvl w:val="0"/>
+          <w:numId w:val="18"/>
+        </w:numPr>
+        <w:ind w:left="284" w:hanging="284"/>
+        <w:rPr>
+          <w:rFonts w:ascii="Calibri" w:hAnsi="Calibri" w:cs="Calibri"/>
+          <w:color w:val="000000"/>
+          <w:sz w:val="24"/>
+          <w:szCs w:val="24"/>
+        </w:rPr>
+      </w:pPr>
+      <w:r>
+        <w:rPr>
+          <w:rFonts w:ascii="Calibri" w:hAnsi="Calibri" w:cs="Calibri"/>
+          <w:color w:val="000000"/>
+          <w:sz w:val="24"/>
+          <w:szCs w:val="24"/>
+        </w:rPr>
+        <w:t xml:space="preserve">bit </w:t>
+      </w:r>
+      <w:r>
+        <w:rPr>
+          <w:rFonts w:ascii="Calibri" w:hAnsi="Calibri" w:cs="Calibri"/>
+          <w:color w:val="000000"/>
+          <w:sz w:val="24"/>
+          <w:szCs w:val="24"/>
+        </w:rPr>
+        <w:t>VisibleInShop</w:t>
+      </w:r>
+    </w:p>
+    <w:p>
+      <w:pPr>
+        <w:spacing w:after="0" w:line="240" w:lineRule="auto"/>
+        <w:rPr>
+          <w:rFonts w:ascii="Calibri" w:hAnsi="Calibri" w:cs="Calibri"/>
+        </w:rPr>
+      </w:pPr>
     </w:p>
     <w:p>
       <w:pPr>
@@ -2204,6 +3006,38 @@
     </w:p>
     <w:p>
       <w:pPr>
+        <w:pStyle w:val="Liststycke"/>
+        <w:numPr>
+          <w:ilvl w:val="0"/>
+          <w:numId w:val="19"/>
+        </w:numPr>
+        <w:spacing w:after="0" w:line="240" w:lineRule="auto"/>
+        <w:ind w:left="284" w:hanging="295"/>
+        <w:rPr>
+          <w:rFonts w:ascii="Calibri" w:hAnsi="Calibri" w:cs="Calibri"/>
+        </w:rPr>
+      </w:pPr>
+      <w:r>
+        <w:rPr>
+          <w:rFonts w:ascii="Calibri" w:hAnsi="Calibri" w:cs="Calibri"/>
+        </w:rPr>
+        <w:t>nvarChar(Max)</w:t>
+      </w:r>
+      <w:r>
+        <w:rPr>
+          <w:rFonts w:ascii="Calibri" w:hAnsi="Calibri" w:cs="Calibri"/>
+        </w:rPr>
+        <w:t xml:space="preserve">  </w:t>
+      </w:r>
+      <w:r>
+        <w:rPr>
+          <w:rFonts w:ascii="Calibri" w:hAnsi="Calibri" w:cs="Calibri"/>
+        </w:rPr>
+        <w:t>Description</w:t>
+      </w:r>
+    </w:p>
+    <w:p>
+      <w:pPr>
         <w:spacing w:after="0" w:line="240" w:lineRule="auto"/>
         <w:ind w:left="720"/>
         <w:rPr>
@@ -2432,7 +3266,19 @@
         <w:rPr>
           <w:rFonts w:ascii="Calibri" w:hAnsi="Calibri" w:cs="Calibri"/>
         </w:rPr>
-        <w:t>serId (FK)</w:t>
+        <w:t>serId</w:t>
+      </w:r>
+      <w:r>
+        <w:rPr>
+          <w:rFonts w:ascii="Calibri" w:hAnsi="Calibri" w:cs="Calibri"/>
+        </w:rPr>
+        <w:t>Str</w:t>
+      </w:r>
+      <w:r>
+        <w:rPr>
+          <w:rFonts w:ascii="Calibri" w:hAnsi="Calibri" w:cs="Calibri"/>
+        </w:rPr>
+        <w:t xml:space="preserve"> (FK)</w:t>
       </w:r>
     </w:p>
     <w:p>
@@ -2455,13 +3301,19 @@
         <w:rPr>
           <w:rFonts w:ascii="Calibri" w:hAnsi="Calibri" w:cs="Calibri"/>
         </w:rPr>
-        <w:t>decimal Total</w:t>
-      </w:r>
-      <w:r>
-        <w:rPr>
-          <w:rFonts w:ascii="Calibri" w:hAnsi="Calibri" w:cs="Calibri"/>
-        </w:rPr>
-        <w:t>Sum</w:t>
+        <w:t xml:space="preserve">DateTime </w:t>
+      </w:r>
+      <w:r>
+        <w:rPr>
+          <w:rFonts w:ascii="Calibri" w:hAnsi="Calibri" w:cs="Calibri"/>
+        </w:rPr>
+        <w:t>Order</w:t>
+      </w:r>
+      <w:r>
+        <w:rPr>
+          <w:rFonts w:ascii="Calibri" w:hAnsi="Calibri" w:cs="Calibri"/>
+        </w:rPr>
+        <w:t xml:space="preserve">Date </w:t>
       </w:r>
     </w:p>
     <w:p>
@@ -2484,19 +3336,78 @@
         <w:rPr>
           <w:rFonts w:ascii="Calibri" w:hAnsi="Calibri" w:cs="Calibri"/>
         </w:rPr>
-        <w:t xml:space="preserve">DateTime </w:t>
-      </w:r>
-      <w:r>
-        <w:rPr>
-          <w:rFonts w:ascii="Calibri" w:hAnsi="Calibri" w:cs="Calibri"/>
-        </w:rPr>
-        <w:t>Order</w:t>
-      </w:r>
-      <w:r>
-        <w:rPr>
-          <w:rFonts w:ascii="Calibri" w:hAnsi="Calibri" w:cs="Calibri"/>
-        </w:rPr>
-        <w:t xml:space="preserve">Date </w:t>
+        <w:lastRenderedPageBreak/>
+        <w:t>int</w:t>
+      </w:r>
+      <w:r>
+        <w:rPr>
+          <w:rFonts w:ascii="Calibri" w:hAnsi="Calibri" w:cs="Calibri"/>
+        </w:rPr>
+        <w:t xml:space="preserve"> Total</w:t>
+      </w:r>
+      <w:r>
+        <w:rPr>
+          <w:rFonts w:ascii="Calibri" w:hAnsi="Calibri" w:cs="Calibri"/>
+        </w:rPr>
+        <w:t>Sum</w:t>
+      </w:r>
+    </w:p>
+    <w:p>
+      <w:pPr>
+        <w:numPr>
+          <w:ilvl w:val="0"/>
+          <w:numId w:val="9"/>
+        </w:numPr>
+        <w:tabs>
+          <w:tab w:val="clear" w:pos="720"/>
+          <w:tab w:val="num" w:pos="284"/>
+        </w:tabs>
+        <w:spacing w:after="0" w:line="240" w:lineRule="auto"/>
+        <w:ind w:left="284" w:hanging="284"/>
+        <w:rPr>
+          <w:rFonts w:ascii="Calibri" w:hAnsi="Calibri" w:cs="Calibri"/>
+        </w:rPr>
+      </w:pPr>
+      <w:r>
+        <w:rPr>
+          <w:rFonts w:ascii="Calibri" w:hAnsi="Calibri" w:cs="Calibri"/>
+        </w:rPr>
+        <w:t>nvarChar(100)</w:t>
+      </w:r>
+      <w:r>
+        <w:rPr>
+          <w:rFonts w:ascii="Calibri" w:hAnsi="Calibri" w:cs="Calibri"/>
+        </w:rPr>
+        <w:t xml:space="preserve">  </w:t>
+      </w:r>
+      <w:r>
+        <w:rPr>
+          <w:rFonts w:ascii="Calibri" w:hAnsi="Calibri" w:cs="Calibri"/>
+        </w:rPr>
+        <w:t>Status</w:t>
+      </w:r>
+    </w:p>
+    <w:p>
+      <w:pPr>
+        <w:numPr>
+          <w:ilvl w:val="0"/>
+          <w:numId w:val="9"/>
+        </w:numPr>
+        <w:tabs>
+          <w:tab w:val="clear" w:pos="720"/>
+          <w:tab w:val="num" w:pos="284"/>
+        </w:tabs>
+        <w:spacing w:after="0" w:line="240" w:lineRule="auto"/>
+        <w:ind w:left="284" w:hanging="284"/>
+        <w:rPr>
+          <w:rFonts w:ascii="Calibri" w:hAnsi="Calibri" w:cs="Calibri"/>
+        </w:rPr>
+      </w:pPr>
+      <w:r>
+        <w:rPr>
+          <w:rFonts w:ascii="Calibri" w:hAnsi="Calibri" w:cs="Calibri"/>
+        </w:rPr>
+        <w:t>int FreightSum</w:t>
       </w:r>
     </w:p>
     <w:p>
@@ -2653,7 +3564,7 @@
           <w:sz w:val="24"/>
           <w:szCs w:val="24"/>
         </w:rPr>
-        <w:t>d</w:t>
+        <w:t>int</w:t>
       </w:r>
       <w:r>
         <w:rPr>
@@ -2662,7 +3573,7 @@
           <w:sz w:val="24"/>
           <w:szCs w:val="24"/>
         </w:rPr>
-        <w:t>ecimal Price</w:t>
+        <w:t xml:space="preserve"> Price</w:t>
       </w:r>
     </w:p>
     <w:p>
@@ -2670,7 +3581,7 @@
         <w:tabs>
           <w:tab w:val="num" w:pos="284"/>
         </w:tabs>
-        <w:spacing w:after="0" w:line="240" w:lineRule="auto"/>
+        <w:spacing w:after="0" w:line="360" w:lineRule="auto"/>
         <w:ind w:left="284"/>
         <w:rPr>
           <w:rFonts w:ascii="Calibri" w:hAnsi="Calibri" w:cs="Calibri"/>
@@ -2679,28 +3590,13 @@
     </w:p>
     <w:p>
       <w:pPr>
+        <w:spacing w:line="240" w:lineRule="auto"/>
         <w:rPr>
           <w:rFonts w:ascii="Calibri" w:hAnsi="Calibri" w:cs="Calibri"/>
           <w:b/>
           <w:bCs/>
-        </w:rPr>
-      </w:pPr>
-    </w:p>
-    <w:p>
-      <w:pPr>
-        <w:rPr>
-          <w:rFonts w:ascii="Calibri" w:hAnsi="Calibri" w:cs="Calibri"/>
-          <w:b/>
-          <w:bCs/>
-        </w:rPr>
-      </w:pPr>
-    </w:p>
-    <w:p>
-      <w:pPr>
-        <w:rPr>
-          <w:rFonts w:ascii="Calibri" w:hAnsi="Calibri" w:cs="Calibri"/>
-          <w:b/>
-          <w:bCs/>
+          <w:sz w:val="30"/>
+          <w:szCs w:val="30"/>
         </w:rPr>
       </w:pPr>
       <w:r>
@@ -2709,21 +3605,30 @@
           <w:b/>
           <w:bCs/>
           <w:noProof/>
-        </w:rPr>
-        <w:lastRenderedPageBreak/>
+          <w:sz w:val="30"/>
+          <w:szCs w:val="30"/>
+        </w:rPr>
         <w:drawing>
-          <wp:anchor distT="0" distB="0" distL="114300" distR="114300" simplePos="0" relativeHeight="251658240" behindDoc="0" locked="0" layoutInCell="1" allowOverlap="1" wp14:anchorId="321097FA" wp14:editId="69603C08">
+          <wp:anchor distT="0" distB="0" distL="114300" distR="114300" simplePos="0" relativeHeight="251658240" behindDoc="1" locked="0" layoutInCell="1" allowOverlap="1" wp14:anchorId="05BF241C" wp14:editId="484674B2">
             <wp:simplePos x="0" y="0"/>
             <wp:positionH relativeFrom="margin">
-              <wp:posOffset>-139065</wp:posOffset>
+              <wp:posOffset>-205105</wp:posOffset>
             </wp:positionH>
             <wp:positionV relativeFrom="paragraph">
-              <wp:posOffset>413385</wp:posOffset>
+              <wp:posOffset>299085</wp:posOffset>
             </wp:positionV>
-            <wp:extent cx="6791325" cy="7191375"/>
-            <wp:effectExtent l="0" t="0" r="9525" b="9525"/>
-            <wp:wrapSquare wrapText="bothSides"/>
-            <wp:docPr id="507561420" name="Bildobjekt 3"/>
+            <wp:extent cx="6667500" cy="6467475"/>
+            <wp:effectExtent l="0" t="0" r="0" b="9525"/>
+            <wp:wrapTight wrapText="bothSides">
+              <wp:wrapPolygon edited="0">
+                <wp:start x="0" y="0"/>
+                <wp:lineTo x="0" y="21568"/>
+                <wp:lineTo x="21538" y="21568"/>
+                <wp:lineTo x="21538" y="0"/>
+                <wp:lineTo x="0" y="0"/>
+              </wp:wrapPolygon>
+            </wp:wrapTight>
+            <wp:docPr id="315522133" name="Bildobjekt 1"/>
             <wp:cNvGraphicFramePr>
               <a:graphicFrameLocks xmlns:a="http://schemas.openxmlformats.org/drawingml/2006/main" noChangeAspect="1"/>
             </wp:cNvGraphicFramePr>
@@ -2731,11 +3636,11 @@
               <a:graphicData uri="http://schemas.openxmlformats.org/drawingml/2006/picture">
                 <pic:pic xmlns:pic="http://schemas.openxmlformats.org/drawingml/2006/picture">
                   <pic:nvPicPr>
-                    <pic:cNvPr id="507561420" name="Bildobjekt 507561420"/>
+                    <pic:cNvPr id="315522133" name="Bildobjekt 315522133"/>
                     <pic:cNvPicPr/>
                   </pic:nvPicPr>
                   <pic:blipFill>
-                    <a:blip r:embed="rId10">
+                    <a:blip r:embed="rId12">
                       <a:extLst>
                         <a:ext uri="{28A0092B-C50C-407E-A947-70E740481C1C}">
                           <a14:useLocalDpi xmlns:a14="http://schemas.microsoft.com/office/drawing/2010/main" val="0"/>
@@ -2749,7 +3654,7 @@
                   <pic:spPr>
                     <a:xfrm>
                       <a:off x="0" y="0"/>
-                      <a:ext cx="6791325" cy="7191375"/>
+                      <a:ext cx="6667500" cy="6467475"/>
                     </a:xfrm>
                     <a:prstGeom prst="rect">
                       <a:avLst/>
@@ -2772,6 +3677,8 @@
           <w:rFonts w:ascii="Calibri" w:hAnsi="Calibri" w:cs="Calibri"/>
           <w:b/>
           <w:bCs/>
+          <w:sz w:val="30"/>
+          <w:szCs w:val="30"/>
         </w:rPr>
         <w:t>D</w:t>
       </w:r>
@@ -2780,6 +3687,8 @@
           <w:rFonts w:ascii="Calibri" w:hAnsi="Calibri" w:cs="Calibri"/>
           <w:b/>
           <w:bCs/>
+          <w:sz w:val="30"/>
+          <w:szCs w:val="30"/>
         </w:rPr>
         <w:t>atabas</w:t>
       </w:r>
@@ -2788,6 +3697,8 @@
           <w:rFonts w:ascii="Calibri" w:hAnsi="Calibri" w:cs="Calibri"/>
           <w:b/>
           <w:bCs/>
+          <w:sz w:val="30"/>
+          <w:szCs w:val="30"/>
         </w:rPr>
         <w:t xml:space="preserve"> diagram</w:t>
       </w:r>
@@ -2800,15 +3711,78 @@
           <w:bCs/>
         </w:rPr>
       </w:pPr>
-    </w:p>
-    <w:p>
-      <w:pPr>
+      <w:r>
         <w:rPr>
           <w:rFonts w:ascii="Calibri" w:hAnsi="Calibri" w:cs="Calibri"/>
           <w:b/>
           <w:bCs/>
-        </w:rPr>
-      </w:pPr>
+          <w:noProof/>
+        </w:rPr>
+        <w:lastRenderedPageBreak/>
+        <w:drawing>
+          <wp:anchor distT="0" distB="0" distL="114300" distR="114300" simplePos="0" relativeHeight="251659264" behindDoc="1" locked="0" layoutInCell="1" allowOverlap="1" wp14:anchorId="07E55DDC" wp14:editId="67A8CE61">
+            <wp:simplePos x="0" y="0"/>
+            <wp:positionH relativeFrom="margin">
+              <wp:posOffset>-224155</wp:posOffset>
+            </wp:positionH>
+            <wp:positionV relativeFrom="paragraph">
+              <wp:posOffset>0</wp:posOffset>
+            </wp:positionV>
+            <wp:extent cx="6724650" cy="8039100"/>
+            <wp:effectExtent l="0" t="0" r="0" b="0"/>
+            <wp:wrapTight wrapText="bothSides">
+              <wp:wrapPolygon edited="0">
+                <wp:start x="0" y="0"/>
+                <wp:lineTo x="0" y="21549"/>
+                <wp:lineTo x="21539" y="21549"/>
+                <wp:lineTo x="21539" y="0"/>
+                <wp:lineTo x="0" y="0"/>
+              </wp:wrapPolygon>
+            </wp:wrapTight>
+            <wp:docPr id="1749302856" name="Bildobjekt 2"/>
+            <wp:cNvGraphicFramePr>
+              <a:graphicFrameLocks xmlns:a="http://schemas.openxmlformats.org/drawingml/2006/main" noChangeAspect="1"/>
+            </wp:cNvGraphicFramePr>
+            <a:graphic xmlns:a="http://schemas.openxmlformats.org/drawingml/2006/main">
+              <a:graphicData uri="http://schemas.openxmlformats.org/drawingml/2006/picture">
+                <pic:pic xmlns:pic="http://schemas.openxmlformats.org/drawingml/2006/picture">
+                  <pic:nvPicPr>
+                    <pic:cNvPr id="1749302856" name="Bildobjekt 1749302856"/>
+                    <pic:cNvPicPr/>
+                  </pic:nvPicPr>
+                  <pic:blipFill>
+                    <a:blip r:embed="rId13">
+                      <a:extLst>
+                        <a:ext uri="{28A0092B-C50C-407E-A947-70E740481C1C}">
+                          <a14:useLocalDpi xmlns:a14="http://schemas.microsoft.com/office/drawing/2010/main" val="0"/>
+                        </a:ext>
+                      </a:extLst>
+                    </a:blip>
+                    <a:stretch>
+                      <a:fillRect/>
+                    </a:stretch>
+                  </pic:blipFill>
+                  <pic:spPr>
+                    <a:xfrm>
+                      <a:off x="0" y="0"/>
+                      <a:ext cx="6724650" cy="8039100"/>
+                    </a:xfrm>
+                    <a:prstGeom prst="rect">
+                      <a:avLst/>
+                    </a:prstGeom>
+                  </pic:spPr>
+                </pic:pic>
+              </a:graphicData>
+            </a:graphic>
+            <wp14:sizeRelH relativeFrom="margin">
+              <wp14:pctWidth>0</wp14:pctWidth>
+            </wp14:sizeRelH>
+            <wp14:sizeRelV relativeFrom="margin">
+              <wp14:pctHeight>0</wp14:pctHeight>
+            </wp14:sizeRelV>
+          </wp:anchor>
+        </w:drawing>
+      </w:r>
     </w:p>
     <w:p>
       <w:pPr>
@@ -2825,22 +3799,17 @@
           <w:rFonts w:ascii="Calibri" w:hAnsi="Calibri" w:cs="Calibri"/>
           <w:b/>
           <w:bCs/>
-        </w:rPr>
-      </w:pPr>
-    </w:p>
-    <w:p>
-      <w:pPr>
+          <w:sz w:val="30"/>
+          <w:szCs w:val="30"/>
+        </w:rPr>
+      </w:pPr>
+      <w:r>
         <w:rPr>
           <w:rFonts w:ascii="Calibri" w:hAnsi="Calibri" w:cs="Calibri"/>
           <w:b/>
           <w:bCs/>
-        </w:rPr>
-      </w:pPr>
-      <w:r>
-        <w:rPr>
-          <w:rFonts w:ascii="Calibri" w:hAnsi="Calibri" w:cs="Calibri"/>
-          <w:b/>
-          <w:bCs/>
+          <w:sz w:val="30"/>
+          <w:szCs w:val="30"/>
         </w:rPr>
         <w:lastRenderedPageBreak/>
         <w:t xml:space="preserve">Sidor I systemet </w:t>
@@ -2866,8 +3835,8 @@
         <w:tblLook w:val="04A0" w:firstRow="1" w:lastRow="0" w:firstColumn="1" w:lastColumn="0" w:noHBand="0" w:noVBand="1"/>
       </w:tblPr>
       <w:tblGrid>
-        <w:gridCol w:w="1773"/>
-        <w:gridCol w:w="4309"/>
+        <w:gridCol w:w="2100"/>
+        <w:gridCol w:w="7294"/>
       </w:tblGrid>
       <w:tr>
         <w:tc>
@@ -2896,7 +3865,7 @@
         </w:tc>
         <w:tc>
           <w:tcPr>
-            <w:tcW w:w="0" w:type="auto"/>
+            <w:tcW w:w="7294" w:type="dxa"/>
             <w:hideMark/>
           </w:tcPr>
           <w:p>
@@ -2942,7 +3911,7 @@
         </w:tc>
         <w:tc>
           <w:tcPr>
-            <w:tcW w:w="0" w:type="auto"/>
+            <w:tcW w:w="7294" w:type="dxa"/>
             <w:hideMark/>
           </w:tcPr>
           <w:p>
@@ -2995,7 +3964,7 @@
         </w:tc>
         <w:tc>
           <w:tcPr>
-            <w:tcW w:w="0" w:type="auto"/>
+            <w:tcW w:w="7294" w:type="dxa"/>
           </w:tcPr>
           <w:p>
             <w:pPr>
@@ -3008,7 +3977,25 @@
               <w:rPr>
                 <w:rFonts w:ascii="Calibri" w:hAnsi="Calibri" w:cs="Calibri"/>
               </w:rPr>
-              <w:t>Sida som listar produkter i en viss kategori</w:t>
+              <w:t xml:space="preserve">Sida som listar </w:t>
+            </w:r>
+            <w:r>
+              <w:rPr>
+                <w:rFonts w:ascii="Calibri" w:hAnsi="Calibri" w:cs="Calibri"/>
+              </w:rPr>
+              <w:t xml:space="preserve">alla </w:t>
+            </w:r>
+            <w:r>
+              <w:rPr>
+                <w:rFonts w:ascii="Calibri" w:hAnsi="Calibri" w:cs="Calibri"/>
+              </w:rPr>
+              <w:t>produkter</w:t>
+            </w:r>
+            <w:r>
+              <w:rPr>
+                <w:rFonts w:ascii="Calibri" w:hAnsi="Calibri" w:cs="Calibri"/>
+              </w:rPr>
+              <w:t xml:space="preserve">. </w:t>
             </w:r>
           </w:p>
         </w:tc>
@@ -3036,7 +4023,7 @@
         </w:tc>
         <w:tc>
           <w:tcPr>
-            <w:tcW w:w="0" w:type="auto"/>
+            <w:tcW w:w="7294" w:type="dxa"/>
             <w:hideMark/>
           </w:tcPr>
           <w:p>
@@ -3077,7 +4064,7 @@
         </w:tc>
         <w:tc>
           <w:tcPr>
-            <w:tcW w:w="0" w:type="auto"/>
+            <w:tcW w:w="7294" w:type="dxa"/>
           </w:tcPr>
           <w:p>
             <w:pPr>
@@ -3117,7 +4104,7 @@
         </w:tc>
         <w:tc>
           <w:tcPr>
-            <w:tcW w:w="0" w:type="auto"/>
+            <w:tcW w:w="7294" w:type="dxa"/>
           </w:tcPr>
           <w:p>
             <w:pPr>
@@ -3130,7 +4117,25 @@
               <w:rPr>
                 <w:rFonts w:ascii="Calibri" w:hAnsi="Calibri" w:cs="Calibri"/>
               </w:rPr>
-              <w:t>Registera ny användare</w:t>
+              <w:t>Registera ny</w:t>
+            </w:r>
+            <w:r>
+              <w:rPr>
+                <w:rFonts w:ascii="Calibri" w:hAnsi="Calibri" w:cs="Calibri"/>
+              </w:rPr>
+              <w:t>tt</w:t>
+            </w:r>
+            <w:r>
+              <w:rPr>
+                <w:rFonts w:ascii="Calibri" w:hAnsi="Calibri" w:cs="Calibri"/>
+              </w:rPr>
+              <w:t xml:space="preserve"> användar</w:t>
+            </w:r>
+            <w:r>
+              <w:rPr>
+                <w:rFonts w:ascii="Calibri" w:hAnsi="Calibri" w:cs="Calibri"/>
+              </w:rPr>
+              <w:t>konto.</w:t>
             </w:r>
           </w:p>
         </w:tc>
@@ -3151,13 +4156,13 @@
               <w:rPr>
                 <w:rFonts w:ascii="Calibri" w:hAnsi="Calibri" w:cs="Calibri"/>
               </w:rPr>
-              <w:t>Varukorg</w:t>
+              <w:t>Mina order</w:t>
             </w:r>
           </w:p>
         </w:tc>
         <w:tc>
           <w:tcPr>
-            <w:tcW w:w="0" w:type="auto"/>
+            <w:tcW w:w="7294" w:type="dxa"/>
           </w:tcPr>
           <w:p>
             <w:pPr>
@@ -3166,6 +4171,12 @@
                 <w:rFonts w:ascii="Calibri" w:hAnsi="Calibri" w:cs="Calibri"/>
               </w:rPr>
             </w:pPr>
+            <w:r>
+              <w:rPr>
+                <w:rFonts w:ascii="Calibri" w:hAnsi="Calibri" w:cs="Calibri"/>
+              </w:rPr>
+              <w:t>Sida som visar alla ordrar som en kund lagt.</w:t>
+            </w:r>
           </w:p>
         </w:tc>
       </w:tr>
@@ -3185,10 +4196,37 @@
               <w:rPr>
                 <w:rFonts w:ascii="Calibri" w:hAnsi="Calibri" w:cs="Calibri"/>
               </w:rPr>
-              <w:t>Kassa</w:t>
+              <w:t>Detaljsida för order</w:t>
             </w:r>
           </w:p>
         </w:tc>
+        <w:tc>
+          <w:tcPr>
+            <w:tcW w:w="7294" w:type="dxa"/>
+          </w:tcPr>
+          <w:p>
+            <w:pPr>
+              <w:spacing w:before="60" w:after="60"/>
+              <w:rPr>
+                <w:rFonts w:ascii="Calibri" w:hAnsi="Calibri" w:cs="Calibri"/>
+              </w:rPr>
+            </w:pPr>
+            <w:r>
+              <w:rPr>
+                <w:rFonts w:ascii="Calibri" w:hAnsi="Calibri" w:cs="Calibri"/>
+              </w:rPr>
+              <w:t>Detaljsida för order</w:t>
+            </w:r>
+            <w:r>
+              <w:rPr>
+                <w:rFonts w:ascii="Calibri" w:hAnsi="Calibri" w:cs="Calibri"/>
+              </w:rPr>
+              <w:t xml:space="preserve"> som en kund lagt.</w:t>
+            </w:r>
+          </w:p>
+        </w:tc>
+      </w:tr>
+      <w:tr>
         <w:tc>
           <w:tcPr>
             <w:tcW w:w="0" w:type="auto"/>
@@ -3200,6 +4238,111 @@
                 <w:rFonts w:ascii="Calibri" w:hAnsi="Calibri" w:cs="Calibri"/>
               </w:rPr>
             </w:pPr>
+            <w:r>
+              <w:rPr>
+                <w:rFonts w:ascii="Calibri" w:hAnsi="Calibri" w:cs="Calibri"/>
+              </w:rPr>
+              <w:t>Ditt konto</w:t>
+            </w:r>
+          </w:p>
+        </w:tc>
+        <w:tc>
+          <w:tcPr>
+            <w:tcW w:w="7294" w:type="dxa"/>
+          </w:tcPr>
+          <w:p>
+            <w:pPr>
+              <w:spacing w:before="60" w:after="60"/>
+              <w:rPr>
+                <w:rFonts w:ascii="Calibri" w:hAnsi="Calibri" w:cs="Calibri"/>
+              </w:rPr>
+            </w:pPr>
+            <w:r>
+              <w:rPr>
+                <w:rFonts w:ascii="Calibri" w:hAnsi="Calibri" w:cs="Calibri"/>
+              </w:rPr>
+              <w:t>Är kunden inloggad så finns en länk till en sida som visar alla uppgifter om kunden.</w:t>
+            </w:r>
+          </w:p>
+        </w:tc>
+      </w:tr>
+      <w:tr>
+        <w:tc>
+          <w:tcPr>
+            <w:tcW w:w="0" w:type="auto"/>
+          </w:tcPr>
+          <w:p>
+            <w:pPr>
+              <w:spacing w:before="60" w:after="60"/>
+              <w:rPr>
+                <w:rFonts w:ascii="Calibri" w:hAnsi="Calibri" w:cs="Calibri"/>
+              </w:rPr>
+            </w:pPr>
+            <w:r>
+              <w:rPr>
+                <w:rFonts w:ascii="Calibri" w:hAnsi="Calibri" w:cs="Calibri"/>
+              </w:rPr>
+              <w:t>Varukorg</w:t>
+            </w:r>
+          </w:p>
+        </w:tc>
+        <w:tc>
+          <w:tcPr>
+            <w:tcW w:w="7294" w:type="dxa"/>
+          </w:tcPr>
+          <w:p>
+            <w:pPr>
+              <w:spacing w:before="60" w:after="60"/>
+              <w:rPr>
+                <w:rFonts w:ascii="Calibri" w:hAnsi="Calibri" w:cs="Calibri"/>
+              </w:rPr>
+            </w:pPr>
+            <w:r>
+              <w:rPr>
+                <w:rFonts w:ascii="Calibri" w:hAnsi="Calibri" w:cs="Calibri"/>
+              </w:rPr>
+              <w:t>Sida som visar vad kunden lagt I varukorgen</w:t>
+            </w:r>
+          </w:p>
+        </w:tc>
+      </w:tr>
+      <w:tr>
+        <w:tc>
+          <w:tcPr>
+            <w:tcW w:w="0" w:type="auto"/>
+          </w:tcPr>
+          <w:p>
+            <w:pPr>
+              <w:spacing w:before="60" w:after="60"/>
+              <w:rPr>
+                <w:rFonts w:ascii="Calibri" w:hAnsi="Calibri" w:cs="Calibri"/>
+              </w:rPr>
+            </w:pPr>
+            <w:r>
+              <w:rPr>
+                <w:rFonts w:ascii="Calibri" w:hAnsi="Calibri" w:cs="Calibri"/>
+              </w:rPr>
+              <w:t>Kassa</w:t>
+            </w:r>
+          </w:p>
+        </w:tc>
+        <w:tc>
+          <w:tcPr>
+            <w:tcW w:w="7294" w:type="dxa"/>
+          </w:tcPr>
+          <w:p>
+            <w:pPr>
+              <w:spacing w:before="60" w:after="60"/>
+              <w:rPr>
+                <w:rFonts w:ascii="Calibri" w:hAnsi="Calibri" w:cs="Calibri"/>
+              </w:rPr>
+            </w:pPr>
+            <w:r>
+              <w:rPr>
+                <w:rFonts w:ascii="Calibri" w:hAnsi="Calibri" w:cs="Calibri"/>
+              </w:rPr>
+              <w:t>Kassasida för checkout</w:t>
+            </w:r>
           </w:p>
         </w:tc>
       </w:tr>
@@ -3231,8 +4374,8 @@
         <w:tblLook w:val="04A0" w:firstRow="1" w:lastRow="0" w:firstColumn="1" w:lastColumn="0" w:noHBand="0" w:noVBand="1"/>
       </w:tblPr>
       <w:tblGrid>
-        <w:gridCol w:w="2009"/>
-        <w:gridCol w:w="7058"/>
+        <w:gridCol w:w="2202"/>
+        <w:gridCol w:w="6865"/>
       </w:tblGrid>
       <w:tr>
         <w:tc>
@@ -3261,7 +4404,7 @@
         </w:tc>
         <w:tc>
           <w:tcPr>
-            <w:tcW w:w="7058" w:type="dxa"/>
+            <w:tcW w:w="6865" w:type="dxa"/>
             <w:hideMark/>
           </w:tcPr>
           <w:p>
@@ -3307,7 +4450,7 @@
         </w:tc>
         <w:tc>
           <w:tcPr>
-            <w:tcW w:w="7058" w:type="dxa"/>
+            <w:tcW w:w="6865" w:type="dxa"/>
             <w:hideMark/>
           </w:tcPr>
           <w:p>
@@ -3327,6 +4470,12 @@
                 <w:rFonts w:ascii="Calibri" w:hAnsi="Calibri" w:cs="Calibri"/>
               </w:rPr>
               <w:t xml:space="preserve"> startsida</w:t>
+            </w:r>
+            <w:r>
+              <w:rPr>
+                <w:rFonts w:ascii="Calibri" w:hAnsi="Calibri" w:cs="Calibri"/>
+              </w:rPr>
+              <w:t>. Här visas alla ordrar med en tabell för mottagna ordrar, en för Pågående ordrar och en för Skickade ordrar</w:t>
             </w:r>
           </w:p>
         </w:tc>
@@ -3347,19 +4496,19 @@
               <w:rPr>
                 <w:rFonts w:ascii="Calibri" w:hAnsi="Calibri" w:cs="Calibri"/>
               </w:rPr>
-              <w:t>Orders</w:t>
-            </w:r>
-            <w:r>
-              <w:rPr>
-                <w:rFonts w:ascii="Calibri" w:hAnsi="Calibri" w:cs="Calibri"/>
-              </w:rPr>
-              <w:t>Page</w:t>
+              <w:t>ViewAndEditOrde</w:t>
+            </w:r>
+            <w:r>
+              <w:rPr>
+                <w:rFonts w:ascii="Calibri" w:hAnsi="Calibri" w:cs="Calibri"/>
+              </w:rPr>
+              <w:t>r</w:t>
             </w:r>
           </w:p>
         </w:tc>
         <w:tc>
           <w:tcPr>
-            <w:tcW w:w="7058" w:type="dxa"/>
+            <w:tcW w:w="6865" w:type="dxa"/>
           </w:tcPr>
           <w:p>
             <w:pPr>
@@ -3372,19 +4521,7 @@
               <w:rPr>
                 <w:rFonts w:ascii="Calibri" w:hAnsi="Calibri" w:cs="Calibri"/>
               </w:rPr>
-              <w:t>Sid</w:t>
-            </w:r>
-            <w:r>
-              <w:rPr>
-                <w:rFonts w:ascii="Calibri" w:hAnsi="Calibri" w:cs="Calibri"/>
-              </w:rPr>
-              <w:t xml:space="preserve">a som visar alla nya </w:t>
-            </w:r>
-            <w:r>
-              <w:rPr>
-                <w:rFonts w:ascii="Calibri" w:hAnsi="Calibri" w:cs="Calibri"/>
-              </w:rPr>
-              <w:t xml:space="preserve">och aktuella ordrar, dvs alla ordrar som inte skickats till kund. </w:t>
+              <w:t>Hantera en order</w:t>
             </w:r>
           </w:p>
         </w:tc>
@@ -3405,13 +4542,13 @@
               <w:rPr>
                 <w:rFonts w:ascii="Calibri" w:hAnsi="Calibri" w:cs="Calibri"/>
               </w:rPr>
-              <w:t>OldOrdersPage</w:t>
+              <w:t>AllProducts</w:t>
             </w:r>
           </w:p>
         </w:tc>
         <w:tc>
           <w:tcPr>
-            <w:tcW w:w="7058" w:type="dxa"/>
+            <w:tcW w:w="6865" w:type="dxa"/>
           </w:tcPr>
           <w:p>
             <w:pPr>
@@ -3424,13 +4561,7 @@
               <w:rPr>
                 <w:rFonts w:ascii="Calibri" w:hAnsi="Calibri" w:cs="Calibri"/>
               </w:rPr>
-              <w:t>Sid</w:t>
-            </w:r>
-            <w:r>
-              <w:rPr>
-                <w:rFonts w:ascii="Calibri" w:hAnsi="Calibri" w:cs="Calibri"/>
-              </w:rPr>
-              <w:t>a som visar gamla ordrar, dvs alla ordrar som skickats till kund.</w:t>
+              <w:t>Visar alla produkter i systemet</w:t>
             </w:r>
           </w:p>
         </w:tc>
@@ -3451,13 +4582,19 @@
               <w:rPr>
                 <w:rFonts w:ascii="Calibri" w:hAnsi="Calibri" w:cs="Calibri"/>
               </w:rPr>
-              <w:t>HandleOrder</w:t>
+              <w:t>Show</w:t>
+            </w:r>
+            <w:r>
+              <w:rPr>
+                <w:rFonts w:ascii="Calibri" w:hAnsi="Calibri" w:cs="Calibri"/>
+              </w:rPr>
+              <w:t>Product</w:t>
             </w:r>
           </w:p>
         </w:tc>
         <w:tc>
           <w:tcPr>
-            <w:tcW w:w="7058" w:type="dxa"/>
+            <w:tcW w:w="6865" w:type="dxa"/>
           </w:tcPr>
           <w:p>
             <w:pPr>
@@ -3470,7 +4607,19 @@
               <w:rPr>
                 <w:rFonts w:ascii="Calibri" w:hAnsi="Calibri" w:cs="Calibri"/>
               </w:rPr>
-              <w:t>Hantera en order</w:t>
+              <w:t xml:space="preserve">Detaljsida för </w:t>
+            </w:r>
+            <w:r>
+              <w:rPr>
+                <w:rFonts w:ascii="Calibri" w:hAnsi="Calibri" w:cs="Calibri"/>
+              </w:rPr>
+              <w:t xml:space="preserve">en </w:t>
+            </w:r>
+            <w:r>
+              <w:rPr>
+                <w:rFonts w:ascii="Calibri" w:hAnsi="Calibri" w:cs="Calibri"/>
+              </w:rPr>
+              <w:t>product</w:t>
             </w:r>
           </w:p>
         </w:tc>
@@ -3491,13 +4640,13 @@
               <w:rPr>
                 <w:rFonts w:ascii="Calibri" w:hAnsi="Calibri" w:cs="Calibri"/>
               </w:rPr>
-              <w:t>ProductPage</w:t>
+              <w:t>Createproduct</w:t>
             </w:r>
           </w:p>
         </w:tc>
         <w:tc>
           <w:tcPr>
-            <w:tcW w:w="7058" w:type="dxa"/>
+            <w:tcW w:w="6865" w:type="dxa"/>
           </w:tcPr>
           <w:p>
             <w:pPr>
@@ -3510,7 +4659,7 @@
               <w:rPr>
                 <w:rFonts w:ascii="Calibri" w:hAnsi="Calibri" w:cs="Calibri"/>
               </w:rPr>
-              <w:t>Detaljsida för product</w:t>
+              <w:t>Skapa en ny produkt</w:t>
             </w:r>
           </w:p>
         </w:tc>
@@ -3531,13 +4680,13 @@
               <w:rPr>
                 <w:rFonts w:ascii="Calibri" w:hAnsi="Calibri" w:cs="Calibri"/>
               </w:rPr>
-              <w:t>Createproduct</w:t>
+              <w:t>EditProduct</w:t>
             </w:r>
           </w:p>
         </w:tc>
         <w:tc>
           <w:tcPr>
-            <w:tcW w:w="7058" w:type="dxa"/>
+            <w:tcW w:w="6865" w:type="dxa"/>
           </w:tcPr>
           <w:p>
             <w:pPr>
@@ -3550,7 +4699,19 @@
               <w:rPr>
                 <w:rFonts w:ascii="Calibri" w:hAnsi="Calibri" w:cs="Calibri"/>
               </w:rPr>
-              <w:t>Skapa en ny produkt</w:t>
+              <w:t xml:space="preserve">Ändra </w:t>
+            </w:r>
+            <w:r>
+              <w:rPr>
+                <w:rFonts w:ascii="Calibri" w:hAnsi="Calibri" w:cs="Calibri"/>
+              </w:rPr>
+              <w:t xml:space="preserve">en </w:t>
+            </w:r>
+            <w:r>
+              <w:rPr>
+                <w:rFonts w:ascii="Calibri" w:hAnsi="Calibri" w:cs="Calibri"/>
+              </w:rPr>
+              <w:t>produkt</w:t>
             </w:r>
           </w:p>
         </w:tc>
@@ -3571,13 +4732,13 @@
               <w:rPr>
                 <w:rFonts w:ascii="Calibri" w:hAnsi="Calibri" w:cs="Calibri"/>
               </w:rPr>
-              <w:t>EditProduct</w:t>
+              <w:t>ProductCategories</w:t>
             </w:r>
           </w:p>
         </w:tc>
         <w:tc>
           <w:tcPr>
-            <w:tcW w:w="7058" w:type="dxa"/>
+            <w:tcW w:w="6865" w:type="dxa"/>
           </w:tcPr>
           <w:p>
             <w:pPr>
@@ -3590,7 +4751,7 @@
               <w:rPr>
                 <w:rFonts w:ascii="Calibri" w:hAnsi="Calibri" w:cs="Calibri"/>
               </w:rPr>
-              <w:t>Ändra produkt</w:t>
+              <w:t xml:space="preserve">Sida som visar alla kategorier. </w:t>
             </w:r>
           </w:p>
         </w:tc>
@@ -3611,13 +4772,13 @@
               <w:rPr>
                 <w:rFonts w:ascii="Calibri" w:hAnsi="Calibri" w:cs="Calibri"/>
               </w:rPr>
-              <w:t>RemoveProduct</w:t>
+              <w:t>CreateCategory</w:t>
             </w:r>
           </w:p>
         </w:tc>
         <w:tc>
           <w:tcPr>
-            <w:tcW w:w="7058" w:type="dxa"/>
+            <w:tcW w:w="6865" w:type="dxa"/>
           </w:tcPr>
           <w:p>
             <w:pPr>
@@ -3630,7 +4791,7 @@
               <w:rPr>
                 <w:rFonts w:ascii="Calibri" w:hAnsi="Calibri" w:cs="Calibri"/>
               </w:rPr>
-              <w:t>Ta bort en produkt</w:t>
+              <w:t>Skapa en ny produktkategori</w:t>
             </w:r>
           </w:p>
         </w:tc>
@@ -3651,13 +4812,13 @@
               <w:rPr>
                 <w:rFonts w:ascii="Calibri" w:hAnsi="Calibri" w:cs="Calibri"/>
               </w:rPr>
-              <w:t>ProductCategories</w:t>
+              <w:t>EditCategory</w:t>
             </w:r>
           </w:p>
         </w:tc>
         <w:tc>
           <w:tcPr>
-            <w:tcW w:w="7058" w:type="dxa"/>
+            <w:tcW w:w="6865" w:type="dxa"/>
           </w:tcPr>
           <w:p>
             <w:pPr>
@@ -3670,7 +4831,7 @@
               <w:rPr>
                 <w:rFonts w:ascii="Calibri" w:hAnsi="Calibri" w:cs="Calibri"/>
               </w:rPr>
-              <w:t>Sida som visar alla kategorier</w:t>
+              <w:t>Ändra en produktkategori</w:t>
             </w:r>
           </w:p>
         </w:tc>
@@ -3691,13 +4852,13 @@
               <w:rPr>
                 <w:rFonts w:ascii="Calibri" w:hAnsi="Calibri" w:cs="Calibri"/>
               </w:rPr>
-              <w:t>CreateCategory</w:t>
+              <w:t>AllUsers</w:t>
             </w:r>
           </w:p>
         </w:tc>
         <w:tc>
           <w:tcPr>
-            <w:tcW w:w="7058" w:type="dxa"/>
+            <w:tcW w:w="6865" w:type="dxa"/>
           </w:tcPr>
           <w:p>
             <w:pPr>
@@ -3710,7 +4871,7 @@
               <w:rPr>
                 <w:rFonts w:ascii="Calibri" w:hAnsi="Calibri" w:cs="Calibri"/>
               </w:rPr>
-              <w:t>Skapa en ny produktkategori</w:t>
+              <w:t>Visar alla användare</w:t>
             </w:r>
           </w:p>
         </w:tc>
@@ -3731,13 +4892,13 @@
               <w:rPr>
                 <w:rFonts w:ascii="Calibri" w:hAnsi="Calibri" w:cs="Calibri"/>
               </w:rPr>
-              <w:t>EditCategory</w:t>
+              <w:t>ShowUser</w:t>
             </w:r>
           </w:p>
         </w:tc>
         <w:tc>
           <w:tcPr>
-            <w:tcW w:w="7058" w:type="dxa"/>
+            <w:tcW w:w="6865" w:type="dxa"/>
           </w:tcPr>
           <w:p>
             <w:pPr>
@@ -3750,7 +4911,13 @@
               <w:rPr>
                 <w:rFonts w:ascii="Calibri" w:hAnsi="Calibri" w:cs="Calibri"/>
               </w:rPr>
-              <w:t>Ändra en produktkategori</w:t>
+              <w:t>Visar alla uppgifter för en användare</w:t>
+            </w:r>
+            <w:r>
+              <w:rPr>
+                <w:rFonts w:ascii="Calibri" w:hAnsi="Calibri" w:cs="Calibri"/>
+              </w:rPr>
+              <w:t>.</w:t>
             </w:r>
           </w:p>
         </w:tc>
@@ -3771,13 +4938,19 @@
               <w:rPr>
                 <w:rFonts w:ascii="Calibri" w:hAnsi="Calibri" w:cs="Calibri"/>
               </w:rPr>
-              <w:t>RemoveCategory</w:t>
+              <w:t>Register</w:t>
+            </w:r>
+            <w:r>
+              <w:rPr>
+                <w:rFonts w:ascii="Calibri" w:hAnsi="Calibri" w:cs="Calibri"/>
+              </w:rPr>
+              <w:t>User</w:t>
             </w:r>
           </w:p>
         </w:tc>
         <w:tc>
           <w:tcPr>
-            <w:tcW w:w="7058" w:type="dxa"/>
+            <w:tcW w:w="6865" w:type="dxa"/>
           </w:tcPr>
           <w:p>
             <w:pPr>
@@ -3790,7 +4963,7 @@
               <w:rPr>
                 <w:rFonts w:ascii="Calibri" w:hAnsi="Calibri" w:cs="Calibri"/>
               </w:rPr>
-              <w:t>Ta bort produktkategori</w:t>
+              <w:t>Registera ny användare</w:t>
             </w:r>
           </w:p>
         </w:tc>
@@ -3811,13 +4984,25 @@
               <w:rPr>
                 <w:rFonts w:ascii="Calibri" w:hAnsi="Calibri" w:cs="Calibri"/>
               </w:rPr>
-              <w:t>AllUsers</w:t>
+              <w:t>Edit</w:t>
+            </w:r>
+            <w:r>
+              <w:rPr>
+                <w:rFonts w:ascii="Calibri" w:hAnsi="Calibri" w:cs="Calibri"/>
+              </w:rPr>
+              <w:t>U</w:t>
+            </w:r>
+            <w:r>
+              <w:rPr>
+                <w:rFonts w:ascii="Calibri" w:hAnsi="Calibri" w:cs="Calibri"/>
+              </w:rPr>
+              <w:t>ser</w:t>
             </w:r>
           </w:p>
         </w:tc>
         <w:tc>
           <w:tcPr>
-            <w:tcW w:w="7058" w:type="dxa"/>
+            <w:tcW w:w="6865" w:type="dxa"/>
           </w:tcPr>
           <w:p>
             <w:pPr>
@@ -3830,7 +5015,7 @@
               <w:rPr>
                 <w:rFonts w:ascii="Calibri" w:hAnsi="Calibri" w:cs="Calibri"/>
               </w:rPr>
-              <w:t>Visar alla användare</w:t>
+              <w:t>Ändra användare</w:t>
             </w:r>
           </w:p>
         </w:tc>
@@ -3851,19 +5036,13 @@
               <w:rPr>
                 <w:rFonts w:ascii="Calibri" w:hAnsi="Calibri" w:cs="Calibri"/>
               </w:rPr>
-              <w:t>Register</w:t>
-            </w:r>
-            <w:r>
-              <w:rPr>
-                <w:rFonts w:ascii="Calibri" w:hAnsi="Calibri" w:cs="Calibri"/>
-              </w:rPr>
-              <w:t>User</w:t>
+              <w:t>AllManufacturers</w:t>
             </w:r>
           </w:p>
         </w:tc>
         <w:tc>
           <w:tcPr>
-            <w:tcW w:w="7058" w:type="dxa"/>
+            <w:tcW w:w="6865" w:type="dxa"/>
           </w:tcPr>
           <w:p>
             <w:pPr>
@@ -3876,87 +5055,7 @@
               <w:rPr>
                 <w:rFonts w:ascii="Calibri" w:hAnsi="Calibri" w:cs="Calibri"/>
               </w:rPr>
-              <w:t>Registera ny användare</w:t>
-            </w:r>
-          </w:p>
-        </w:tc>
-      </w:tr>
-      <w:tr>
-        <w:tc>
-          <w:tcPr>
-            <w:tcW w:w="0" w:type="auto"/>
-          </w:tcPr>
-          <w:p>
-            <w:pPr>
-              <w:spacing w:before="60" w:after="60"/>
-              <w:rPr>
-                <w:rFonts w:ascii="Calibri" w:hAnsi="Calibri" w:cs="Calibri"/>
-              </w:rPr>
-            </w:pPr>
-            <w:r>
-              <w:rPr>
-                <w:rFonts w:ascii="Calibri" w:hAnsi="Calibri" w:cs="Calibri"/>
-              </w:rPr>
-              <w:t>Edituser</w:t>
-            </w:r>
-          </w:p>
-        </w:tc>
-        <w:tc>
-          <w:tcPr>
-            <w:tcW w:w="7058" w:type="dxa"/>
-          </w:tcPr>
-          <w:p>
-            <w:pPr>
-              <w:spacing w:before="60" w:after="60"/>
-              <w:rPr>
-                <w:rFonts w:ascii="Calibri" w:hAnsi="Calibri" w:cs="Calibri"/>
-              </w:rPr>
-            </w:pPr>
-            <w:r>
-              <w:rPr>
-                <w:rFonts w:ascii="Calibri" w:hAnsi="Calibri" w:cs="Calibri"/>
-              </w:rPr>
-              <w:t>Ändra användare</w:t>
-            </w:r>
-          </w:p>
-        </w:tc>
-      </w:tr>
-      <w:tr>
-        <w:tc>
-          <w:tcPr>
-            <w:tcW w:w="0" w:type="auto"/>
-          </w:tcPr>
-          <w:p>
-            <w:pPr>
-              <w:spacing w:before="60" w:after="60"/>
-              <w:rPr>
-                <w:rFonts w:ascii="Calibri" w:hAnsi="Calibri" w:cs="Calibri"/>
-              </w:rPr>
-            </w:pPr>
-            <w:r>
-              <w:rPr>
-                <w:rFonts w:ascii="Calibri" w:hAnsi="Calibri" w:cs="Calibri"/>
-              </w:rPr>
-              <w:t>RemoveUser</w:t>
-            </w:r>
-          </w:p>
-        </w:tc>
-        <w:tc>
-          <w:tcPr>
-            <w:tcW w:w="7058" w:type="dxa"/>
-          </w:tcPr>
-          <w:p>
-            <w:pPr>
-              <w:spacing w:before="60" w:after="60"/>
-              <w:rPr>
-                <w:rFonts w:ascii="Calibri" w:hAnsi="Calibri" w:cs="Calibri"/>
-              </w:rPr>
-            </w:pPr>
-            <w:r>
-              <w:rPr>
-                <w:rFonts w:ascii="Calibri" w:hAnsi="Calibri" w:cs="Calibri"/>
-              </w:rPr>
-              <w:t>Ta bort användare</w:t>
+              <w:t xml:space="preserve">Sida som visar alla tillverkare. </w:t>
             </w:r>
           </w:p>
         </w:tc>
@@ -3975,51 +5074,18 @@
           <w:rFonts w:ascii="Calibri" w:hAnsi="Calibri" w:cs="Calibri"/>
         </w:rPr>
       </w:pPr>
-    </w:p>
-    <w:p>
-      <w:pPr>
-        <w:tabs>
-          <w:tab w:val="num" w:pos="270"/>
-        </w:tabs>
-        <w:rPr>
-          <w:rFonts w:ascii="Calibri" w:hAnsi="Calibri" w:cs="Calibri"/>
-          <w:b/>
-          <w:bCs/>
-        </w:rPr>
-      </w:pPr>
-      <w:r>
-        <w:rPr>
-          <w:rFonts w:ascii="Calibri" w:hAnsi="Calibri" w:cs="Calibri"/>
-          <w:b/>
-          <w:bCs/>
+      <w:r>
+        <w:rPr>
+          <w:rFonts w:ascii="Calibri" w:hAnsi="Calibri" w:cs="Calibri"/>
         </w:rPr>
         <w:lastRenderedPageBreak/>
-        <w:t>Utvecklingsplan</w:t>
-      </w:r>
-    </w:p>
-    <w:p>
-      <w:pPr>
-        <w:rPr>
-          <w:rFonts w:ascii="Calibri" w:hAnsi="Calibri" w:cs="Calibri"/>
-          <w:b/>
-          <w:bCs/>
-        </w:rPr>
-      </w:pPr>
-      <w:r>
-        <w:rPr>
-          <w:rFonts w:ascii="Calibri" w:hAnsi="Calibri" w:cs="Calibri"/>
-          <w:b/>
-          <w:bCs/>
-        </w:rPr>
-        <w:t>Vecka</w:t>
-      </w:r>
-      <w:r>
-        <w:rPr>
-          <w:rFonts w:ascii="Calibri" w:hAnsi="Calibri" w:cs="Calibri"/>
-          <w:b/>
-          <w:bCs/>
-        </w:rPr>
-        <w:t xml:space="preserve"> 1</w:t>
+        <w:t>Admin avdelningen</w:t>
+      </w:r>
+      <w:r>
+        <w:rPr>
+          <w:rFonts w:ascii="Calibri" w:hAnsi="Calibri" w:cs="Calibri"/>
+        </w:rPr>
+        <w:t xml:space="preserve"> fortsättning</w:t>
       </w:r>
     </w:p>
     <w:tbl>
@@ -4029,68 +5095,64 @@
         <w:tblLook w:val="04A0" w:firstRow="1" w:lastRow="0" w:firstColumn="1" w:lastColumn="0" w:noHBand="0" w:noVBand="1"/>
       </w:tblPr>
       <w:tblGrid>
-        <w:gridCol w:w="5949"/>
-        <w:gridCol w:w="2551"/>
+        <w:gridCol w:w="2263"/>
+        <w:gridCol w:w="7131"/>
       </w:tblGrid>
       <w:tr>
+        <w:trPr>
+          <w:trHeight w:val="340"/>
+        </w:trPr>
         <w:tc>
           <w:tcPr>
-            <w:tcW w:w="5949" w:type="dxa"/>
-            <w:hideMark/>
+            <w:tcW w:w="2263" w:type="dxa"/>
           </w:tcPr>
           <w:p>
             <w:pPr>
-              <w:spacing w:before="60" w:after="60"/>
+              <w:rPr>
+                <w:rFonts w:ascii="Calibri" w:hAnsi="Calibri" w:cs="Calibri"/>
+              </w:rPr>
+            </w:pPr>
+            <w:r>
               <w:rPr>
                 <w:rFonts w:ascii="Calibri" w:hAnsi="Calibri" w:cs="Calibri"/>
                 <w:b/>
                 <w:bCs/>
               </w:rPr>
-            </w:pPr>
-            <w:r>
-              <w:rPr>
-                <w:rFonts w:ascii="Calibri" w:hAnsi="Calibri" w:cs="Calibri"/>
-                <w:b/>
-                <w:bCs/>
-              </w:rPr>
-              <w:t>Uppgifter</w:t>
+              <w:t>Sida</w:t>
             </w:r>
           </w:p>
         </w:tc>
         <w:tc>
           <w:tcPr>
-            <w:tcW w:w="2551" w:type="dxa"/>
-            <w:hideMark/>
+            <w:tcW w:w="7131" w:type="dxa"/>
           </w:tcPr>
           <w:p>
             <w:pPr>
-              <w:spacing w:before="60" w:after="60"/>
+              <w:rPr>
+                <w:rFonts w:ascii="Calibri" w:hAnsi="Calibri" w:cs="Calibri"/>
+              </w:rPr>
+            </w:pPr>
+            <w:r>
               <w:rPr>
                 <w:rFonts w:ascii="Calibri" w:hAnsi="Calibri" w:cs="Calibri"/>
                 <w:b/>
                 <w:bCs/>
               </w:rPr>
-            </w:pPr>
-            <w:r>
-              <w:rPr>
-                <w:rFonts w:ascii="Calibri" w:hAnsi="Calibri" w:cs="Calibri"/>
-                <w:b/>
-                <w:bCs/>
-              </w:rPr>
-              <w:t>Status</w:t>
+              <w:t>Syfte</w:t>
             </w:r>
           </w:p>
         </w:tc>
       </w:tr>
       <w:tr>
+        <w:trPr>
+          <w:trHeight w:val="340"/>
+        </w:trPr>
         <w:tc>
           <w:tcPr>
-            <w:tcW w:w="5949" w:type="dxa"/>
-            <w:hideMark/>
+            <w:tcW w:w="2263" w:type="dxa"/>
           </w:tcPr>
           <w:p>
             <w:pPr>
-              <w:spacing w:before="60" w:after="60"/>
               <w:rPr>
                 <w:rFonts w:ascii="Calibri" w:hAnsi="Calibri" w:cs="Calibri"/>
               </w:rPr>
@@ -4099,18 +5161,16 @@
               <w:rPr>
                 <w:rFonts w:ascii="Calibri" w:hAnsi="Calibri" w:cs="Calibri"/>
               </w:rPr>
-              <w:t>Skapa den grundläggande strukturen I webshopen</w:t>
+              <w:t>CreateManufacturer</w:t>
             </w:r>
           </w:p>
         </w:tc>
         <w:tc>
           <w:tcPr>
-            <w:tcW w:w="2551" w:type="dxa"/>
-            <w:hideMark/>
+            <w:tcW w:w="7131" w:type="dxa"/>
           </w:tcPr>
           <w:p>
             <w:pPr>
-              <w:spacing w:before="60" w:after="60"/>
               <w:rPr>
                 <w:rFonts w:ascii="Calibri" w:hAnsi="Calibri" w:cs="Calibri"/>
               </w:rPr>
@@ -4119,19 +5179,21 @@
               <w:rPr>
                 <w:rFonts w:ascii="Calibri" w:hAnsi="Calibri" w:cs="Calibri"/>
               </w:rPr>
-              <w:t>Påbörjad</w:t>
+              <w:t>Skapa en ny tillverkare.</w:t>
             </w:r>
           </w:p>
         </w:tc>
       </w:tr>
       <w:tr>
+        <w:trPr>
+          <w:trHeight w:val="340"/>
+        </w:trPr>
         <w:tc>
           <w:tcPr>
-            <w:tcW w:w="5949" w:type="dxa"/>
+            <w:tcW w:w="2263" w:type="dxa"/>
           </w:tcPr>
           <w:p>
             <w:pPr>
-              <w:spacing w:before="60" w:after="60"/>
               <w:rPr>
                 <w:rFonts w:ascii="Calibri" w:hAnsi="Calibri" w:cs="Calibri"/>
               </w:rPr>
@@ -4140,17 +5202,16 @@
               <w:rPr>
                 <w:rFonts w:ascii="Calibri" w:hAnsi="Calibri" w:cs="Calibri"/>
               </w:rPr>
-              <w:t>Skapa den grundläggande strukturen I admin</w:t>
+              <w:t>EditManufacturer</w:t>
             </w:r>
           </w:p>
         </w:tc>
         <w:tc>
           <w:tcPr>
-            <w:tcW w:w="2551" w:type="dxa"/>
+            <w:tcW w:w="7131" w:type="dxa"/>
           </w:tcPr>
           <w:p>
             <w:pPr>
-              <w:spacing w:before="60" w:after="60"/>
               <w:rPr>
                 <w:rFonts w:ascii="Calibri" w:hAnsi="Calibri" w:cs="Calibri"/>
               </w:rPr>
@@ -4159,735 +5220,377 @@
               <w:rPr>
                 <w:rFonts w:ascii="Calibri" w:hAnsi="Calibri" w:cs="Calibri"/>
               </w:rPr>
-              <w:t>Påbörjad</w:t>
-            </w:r>
-          </w:p>
-        </w:tc>
-      </w:tr>
-      <w:tr>
-        <w:tc>
-          <w:tcPr>
-            <w:tcW w:w="5949" w:type="dxa"/>
-          </w:tcPr>
-          <w:p>
-            <w:pPr>
-              <w:spacing w:before="60" w:after="60"/>
-              <w:rPr>
-                <w:rFonts w:ascii="Calibri" w:hAnsi="Calibri" w:cs="Calibri"/>
-              </w:rPr>
-            </w:pPr>
-            <w:r>
-              <w:rPr>
-                <w:rFonts w:ascii="Calibri" w:hAnsi="Calibri" w:cs="Calibri"/>
-              </w:rPr>
-              <w:t>Skapa databasen</w:t>
-            </w:r>
-          </w:p>
-        </w:tc>
-        <w:tc>
-          <w:tcPr>
-            <w:tcW w:w="2551" w:type="dxa"/>
-          </w:tcPr>
-          <w:p>
-            <w:pPr>
-              <w:spacing w:before="60" w:after="60"/>
-              <w:rPr>
-                <w:rFonts w:ascii="Calibri" w:hAnsi="Calibri" w:cs="Calibri"/>
-              </w:rPr>
-            </w:pPr>
-            <w:r>
-              <w:rPr>
-                <w:rFonts w:ascii="Calibri" w:hAnsi="Calibri" w:cs="Calibri"/>
-              </w:rPr>
-              <w:t>Påbörjad</w:t>
-            </w:r>
-          </w:p>
-        </w:tc>
-      </w:tr>
-      <w:tr>
-        <w:tc>
-          <w:tcPr>
-            <w:tcW w:w="5949" w:type="dxa"/>
-            <w:hideMark/>
-          </w:tcPr>
-          <w:p>
-            <w:pPr>
-              <w:spacing w:before="60" w:after="60"/>
-              <w:rPr>
-                <w:rFonts w:ascii="Calibri" w:hAnsi="Calibri" w:cs="Calibri"/>
-              </w:rPr>
-            </w:pPr>
-          </w:p>
-        </w:tc>
-        <w:tc>
-          <w:tcPr>
-            <w:tcW w:w="2551" w:type="dxa"/>
-            <w:hideMark/>
-          </w:tcPr>
-          <w:p>
-            <w:pPr>
-              <w:spacing w:before="60" w:after="60"/>
-              <w:rPr>
-                <w:rFonts w:ascii="Calibri" w:hAnsi="Calibri" w:cs="Calibri"/>
-              </w:rPr>
-            </w:pPr>
-          </w:p>
-        </w:tc>
-      </w:tr>
-      <w:tr>
-        <w:tc>
-          <w:tcPr>
-            <w:tcW w:w="5949" w:type="dxa"/>
-            <w:hideMark/>
-          </w:tcPr>
-          <w:p>
-            <w:pPr>
-              <w:spacing w:before="60" w:after="60"/>
-              <w:rPr>
-                <w:rFonts w:ascii="Calibri" w:hAnsi="Calibri" w:cs="Calibri"/>
-              </w:rPr>
-            </w:pPr>
-          </w:p>
-        </w:tc>
-        <w:tc>
-          <w:tcPr>
-            <w:tcW w:w="2551" w:type="dxa"/>
-            <w:hideMark/>
-          </w:tcPr>
-          <w:p>
-            <w:pPr>
-              <w:spacing w:before="60" w:after="60"/>
-              <w:rPr>
-                <w:rFonts w:ascii="Calibri" w:hAnsi="Calibri" w:cs="Calibri"/>
-              </w:rPr>
-            </w:pPr>
+              <w:t>Ändra en tillverkares uppgifter.</w:t>
+            </w:r>
           </w:p>
         </w:tc>
       </w:tr>
     </w:tbl>
     <w:p>
       <w:pPr>
-        <w:spacing w:before="60" w:after="60" w:line="240" w:lineRule="auto"/>
+        <w:rPr>
+          <w:rFonts w:ascii="Calibri" w:hAnsi="Calibri" w:cs="Calibri"/>
+        </w:rPr>
+      </w:pPr>
+    </w:p>
+    <w:p>
+      <w:pPr>
+        <w:rPr>
+          <w:rFonts w:ascii="Calibri" w:hAnsi="Calibri" w:cs="Calibri"/>
+        </w:rPr>
+      </w:pPr>
+      <w:r>
+        <w:rPr>
+          <w:rFonts w:ascii="Calibri" w:hAnsi="Calibri" w:cs="Calibri"/>
+        </w:rPr>
+        <w:t>Det finns en del begränsningar när det gäller borttagning av användare</w:t>
+      </w:r>
+      <w:r>
+        <w:rPr>
+          <w:rFonts w:ascii="Calibri" w:hAnsi="Calibri" w:cs="Calibri"/>
+        </w:rPr>
+        <w:t>,</w:t>
+      </w:r>
+      <w:r>
+        <w:rPr>
+          <w:rFonts w:ascii="Calibri" w:hAnsi="Calibri" w:cs="Calibri"/>
+        </w:rPr>
+        <w:t xml:space="preserve"> produkter, produkt</w:t>
+      </w:r>
+      <w:r>
+        <w:rPr>
+          <w:rFonts w:ascii="Calibri" w:hAnsi="Calibri" w:cs="Calibri"/>
+        </w:rPr>
+        <w:t>-</w:t>
+      </w:r>
+      <w:r>
+        <w:rPr>
+          <w:rFonts w:ascii="Calibri" w:hAnsi="Calibri" w:cs="Calibri"/>
+        </w:rPr>
+        <w:t xml:space="preserve">kategorier och tillverkare. Anledningen är att gammal orderstatistik skulle bli fel om </w:t>
+      </w:r>
+      <w:r>
+        <w:rPr>
+          <w:rFonts w:ascii="Calibri" w:hAnsi="Calibri" w:cs="Calibri"/>
+        </w:rPr>
+        <w:t>jag</w:t>
+      </w:r>
+      <w:r>
+        <w:rPr>
+          <w:rFonts w:ascii="Calibri" w:hAnsi="Calibri" w:cs="Calibri"/>
+        </w:rPr>
+        <w:t xml:space="preserve"> tillåter borttagning</w:t>
+      </w:r>
+      <w:r>
+        <w:rPr>
+          <w:rFonts w:ascii="Calibri" w:hAnsi="Calibri" w:cs="Calibri"/>
+        </w:rPr>
+        <w:t>.</w:t>
+      </w:r>
+    </w:p>
+    <w:p>
+      <w:pPr>
+        <w:pStyle w:val="Liststycke"/>
+        <w:numPr>
+          <w:ilvl w:val="0"/>
+          <w:numId w:val="21"/>
+        </w:numPr>
+        <w:spacing w:after="0" w:line="240" w:lineRule="auto"/>
+        <w:ind w:left="284" w:hanging="284"/>
+        <w:rPr>
+          <w:rFonts w:ascii="Calibri" w:hAnsi="Calibri" w:cs="Calibri"/>
+        </w:rPr>
+      </w:pPr>
+      <w:r>
+        <w:rPr>
+          <w:rFonts w:ascii="Calibri" w:hAnsi="Calibri" w:cs="Calibri"/>
+        </w:rPr>
+        <w:t>Användare går inte att ta</w:t>
+      </w:r>
+      <w:r>
+        <w:rPr>
+          <w:rFonts w:ascii="Calibri" w:hAnsi="Calibri" w:cs="Calibri"/>
+        </w:rPr>
+        <w:t xml:space="preserve"> bort</w:t>
+      </w:r>
+      <w:r>
+        <w:rPr>
+          <w:rFonts w:ascii="Calibri" w:hAnsi="Calibri" w:cs="Calibri"/>
+        </w:rPr>
+        <w:t xml:space="preserve">. Det går dock att stänga av </w:t>
+      </w:r>
+      <w:r>
+        <w:rPr>
+          <w:rFonts w:ascii="Calibri" w:hAnsi="Calibri" w:cs="Calibri"/>
+        </w:rPr>
+        <w:t xml:space="preserve">en </w:t>
+      </w:r>
+      <w:r>
+        <w:rPr>
+          <w:rFonts w:ascii="Calibri" w:hAnsi="Calibri" w:cs="Calibri"/>
+        </w:rPr>
+        <w:t>användare från att logga in i webshopen</w:t>
+      </w:r>
+      <w:r>
+        <w:rPr>
+          <w:rFonts w:ascii="Calibri" w:hAnsi="Calibri" w:cs="Calibri"/>
+        </w:rPr>
+        <w:t xml:space="preserve"> eller adminavdelningen.</w:t>
+      </w:r>
+    </w:p>
+    <w:p>
+      <w:pPr>
+        <w:pStyle w:val="Liststycke"/>
+        <w:numPr>
+          <w:ilvl w:val="0"/>
+          <w:numId w:val="21"/>
+        </w:numPr>
+        <w:spacing w:before="120" w:after="120" w:line="240" w:lineRule="auto"/>
+        <w:ind w:left="284" w:hanging="284"/>
+        <w:contextualSpacing w:val="0"/>
+        <w:rPr>
+          <w:rFonts w:ascii="Calibri" w:hAnsi="Calibri" w:cs="Calibri"/>
+        </w:rPr>
+      </w:pPr>
+      <w:r>
+        <w:rPr>
+          <w:rFonts w:ascii="Calibri" w:hAnsi="Calibri" w:cs="Calibri"/>
+        </w:rPr>
+        <w:t xml:space="preserve">Produkter går inte att ta bort. Det går dock att välja om en produkt ska visas I webshopen. </w:t>
+      </w:r>
+    </w:p>
+    <w:p>
+      <w:pPr>
+        <w:pStyle w:val="Liststycke"/>
+        <w:numPr>
+          <w:ilvl w:val="0"/>
+          <w:numId w:val="21"/>
+        </w:numPr>
+        <w:spacing w:before="120" w:after="120" w:line="240" w:lineRule="auto"/>
+        <w:ind w:left="284" w:hanging="284"/>
+        <w:contextualSpacing w:val="0"/>
+        <w:rPr>
+          <w:rFonts w:ascii="Calibri" w:hAnsi="Calibri" w:cs="Calibri"/>
+        </w:rPr>
+      </w:pPr>
+      <w:r>
+        <w:rPr>
+          <w:rFonts w:ascii="Calibri" w:hAnsi="Calibri" w:cs="Calibri"/>
+        </w:rPr>
+        <w:t>Det går inte att ta bort produktkategorier som har produkter tilldelade.</w:t>
+      </w:r>
+    </w:p>
+    <w:p>
+      <w:pPr>
+        <w:pStyle w:val="Liststycke"/>
+        <w:numPr>
+          <w:ilvl w:val="0"/>
+          <w:numId w:val="21"/>
+        </w:numPr>
+        <w:spacing w:before="120" w:after="120" w:line="240" w:lineRule="auto"/>
+        <w:ind w:left="284" w:hanging="284"/>
+        <w:contextualSpacing w:val="0"/>
+        <w:rPr>
+          <w:rFonts w:ascii="Calibri" w:hAnsi="Calibri" w:cs="Calibri"/>
+        </w:rPr>
+      </w:pPr>
+      <w:r>
+        <w:rPr>
+          <w:rFonts w:ascii="Calibri" w:hAnsi="Calibri" w:cs="Calibri"/>
+        </w:rPr>
+        <w:t>Det går inte att ta bort tillverkare som har produkter tilldelade.</w:t>
+      </w:r>
+    </w:p>
+    <w:p>
+      <w:pPr>
+        <w:spacing w:before="120" w:after="120" w:line="240" w:lineRule="auto"/>
+        <w:rPr>
+          <w:rFonts w:ascii="Calibri" w:hAnsi="Calibri" w:cs="Calibri"/>
+        </w:rPr>
+      </w:pPr>
+      <w:r>
+        <w:rPr>
+          <w:rFonts w:ascii="Calibri" w:hAnsi="Calibri" w:cs="Calibri"/>
+        </w:rPr>
+        <w:t>Ordrar går</w:t>
+      </w:r>
+      <w:r>
+        <w:rPr>
+          <w:rFonts w:ascii="Calibri" w:hAnsi="Calibri" w:cs="Calibri"/>
+        </w:rPr>
+        <w:t xml:space="preserve"> dock</w:t>
+      </w:r>
+      <w:r>
+        <w:rPr>
+          <w:rFonts w:ascii="Calibri" w:hAnsi="Calibri" w:cs="Calibri"/>
+        </w:rPr>
+        <w:t xml:space="preserve"> att ta bort oavsett status.</w:t>
+      </w:r>
+    </w:p>
+    <w:p>
+      <w:pPr>
+        <w:spacing w:before="120" w:after="120" w:line="240" w:lineRule="auto"/>
+        <w:rPr>
+          <w:rFonts w:ascii="Calibri" w:hAnsi="Calibri" w:cs="Calibri"/>
+        </w:rPr>
+      </w:pPr>
+    </w:p>
+    <w:p>
+      <w:pPr>
+        <w:spacing w:before="120" w:after="120" w:line="240" w:lineRule="auto"/>
         <w:rPr>
           <w:rFonts w:ascii="Calibri" w:hAnsi="Calibri" w:cs="Calibri"/>
           <w:b/>
           <w:bCs/>
         </w:rPr>
       </w:pPr>
-    </w:p>
-    <w:p>
-      <w:pPr>
-        <w:spacing w:before="60" w:after="60" w:line="240" w:lineRule="auto"/>
+      <w:r>
         <w:rPr>
           <w:rFonts w:ascii="Calibri" w:hAnsi="Calibri" w:cs="Calibri"/>
           <w:b/>
           <w:bCs/>
         </w:rPr>
-      </w:pPr>
-      <w:r>
+        <w:t>Köra systemet lokalt</w:t>
+      </w:r>
+    </w:p>
+    <w:p>
+      <w:pPr>
+        <w:spacing w:after="0" w:line="240" w:lineRule="auto"/>
+        <w:rPr>
+          <w:rFonts w:ascii="Calibri" w:hAnsi="Calibri" w:cs="Calibri"/>
+        </w:rPr>
+      </w:pPr>
+      <w:r>
+        <w:rPr>
+          <w:rFonts w:ascii="Calibri" w:hAnsi="Calibri" w:cs="Calibri"/>
+        </w:rPr>
+        <w:t xml:space="preserve">Om man vill köra systemet lokalt, börja med att ladda ned källkoden från </w:t>
+      </w:r>
+      <w:hyperlink r:id="rId14" w:history="1">
+        <w:r>
+          <w:rPr>
+            <w:rStyle w:val="Hyperlnk"/>
+            <w:rFonts w:ascii="Calibri" w:hAnsi="Calibri" w:cs="Calibri"/>
+          </w:rPr>
+          <w:t>https://github.com/goran131/week-24-lexielectronics</w:t>
+        </w:r>
+      </w:hyperlink>
+      <w:r>
+        <w:rPr>
+          <w:rFonts w:ascii="Calibri" w:hAnsi="Calibri" w:cs="Calibri"/>
+        </w:rPr>
+        <w:t xml:space="preserve"> skapa därefter en tom databas i Visual Studio med namnet LexiElectronicsDB. Vid första körningen av koden körs först alla migrationer och därefter körs ett sql-script som fyller databasen med samma data som finns i databasen på Azure portalen. Därefter är det bara att använda systemet. Det finns en adminManager I </w:t>
+      </w:r>
+      <w:r>
+        <w:rPr>
+          <w:rFonts w:ascii="Calibri" w:hAnsi="Calibri" w:cs="Calibri"/>
+        </w:rPr>
+        <w:t>systemet</w:t>
+      </w:r>
+      <w:r>
+        <w:rPr>
+          <w:rFonts w:ascii="Calibri" w:hAnsi="Calibri" w:cs="Calibri"/>
+        </w:rPr>
+        <w:t xml:space="preserve"> med username: </w:t>
+      </w:r>
+      <w:hyperlink r:id="rId15" w:history="1">
+        <w:r>
+          <w:rPr>
+            <w:rStyle w:val="Hyperlnk"/>
+            <w:rFonts w:ascii="Calibri" w:hAnsi="Calibri" w:cs="Calibri"/>
+          </w:rPr>
+          <w:t>goran.rosenberg@tomelilla.nu</w:t>
+        </w:r>
+      </w:hyperlink>
+      <w:r>
+        <w:rPr>
+          <w:rFonts w:ascii="Calibri" w:hAnsi="Calibri" w:cs="Calibri"/>
+        </w:rPr>
+        <w:t xml:space="preserve"> och lösenord: hnq888#K.</w:t>
+      </w:r>
+    </w:p>
+    <w:p>
+      <w:pPr>
+        <w:spacing w:after="0" w:line="360" w:lineRule="auto"/>
+        <w:rPr>
+          <w:rFonts w:ascii="Calibri" w:hAnsi="Calibri" w:cs="Calibri"/>
+        </w:rPr>
+      </w:pPr>
+    </w:p>
+    <w:p>
+      <w:pPr>
+        <w:spacing w:after="0" w:line="240" w:lineRule="auto"/>
         <w:rPr>
           <w:rFonts w:ascii="Calibri" w:hAnsi="Calibri" w:cs="Calibri"/>
           <w:b/>
           <w:bCs/>
         </w:rPr>
-        <w:t xml:space="preserve">Vecka </w:t>
-      </w:r>
+      </w:pPr>
       <w:r>
         <w:rPr>
           <w:rFonts w:ascii="Calibri" w:hAnsi="Calibri" w:cs="Calibri"/>
           <w:b/>
           <w:bCs/>
         </w:rPr>
-        <w:t>2</w:t>
-      </w:r>
-    </w:p>
-    <w:tbl>
-      <w:tblPr>
-        <w:tblStyle w:val="Tabellrutnt"/>
-        <w:tblW w:w="0" w:type="auto"/>
-        <w:tblLook w:val="04A0" w:firstRow="1" w:lastRow="0" w:firstColumn="1" w:lastColumn="0" w:noHBand="0" w:noVBand="1"/>
-      </w:tblPr>
-      <w:tblGrid>
-        <w:gridCol w:w="5949"/>
-        <w:gridCol w:w="2551"/>
-      </w:tblGrid>
-      <w:tr>
-        <w:tc>
-          <w:tcPr>
-            <w:tcW w:w="5949" w:type="dxa"/>
-            <w:hideMark/>
-          </w:tcPr>
-          <w:p>
-            <w:pPr>
-              <w:spacing w:before="60" w:after="60"/>
-              <w:rPr>
-                <w:rFonts w:ascii="Calibri" w:hAnsi="Calibri" w:cs="Calibri"/>
-                <w:b/>
-                <w:bCs/>
-              </w:rPr>
-            </w:pPr>
-            <w:r>
-              <w:rPr>
-                <w:rFonts w:ascii="Calibri" w:hAnsi="Calibri" w:cs="Calibri"/>
-                <w:b/>
-                <w:bCs/>
-              </w:rPr>
-              <w:t>Uppgifter</w:t>
-            </w:r>
-          </w:p>
-        </w:tc>
-        <w:tc>
-          <w:tcPr>
-            <w:tcW w:w="2551" w:type="dxa"/>
-            <w:hideMark/>
-          </w:tcPr>
-          <w:p>
-            <w:pPr>
-              <w:spacing w:before="60" w:after="60"/>
-              <w:rPr>
-                <w:rFonts w:ascii="Calibri" w:hAnsi="Calibri" w:cs="Calibri"/>
-                <w:b/>
-                <w:bCs/>
-              </w:rPr>
-            </w:pPr>
-            <w:r>
-              <w:rPr>
-                <w:rFonts w:ascii="Calibri" w:hAnsi="Calibri" w:cs="Calibri"/>
-                <w:b/>
-                <w:bCs/>
-              </w:rPr>
-              <w:t>Status</w:t>
-            </w:r>
-          </w:p>
-        </w:tc>
-      </w:tr>
-      <w:tr>
-        <w:tc>
-          <w:tcPr>
-            <w:tcW w:w="5949" w:type="dxa"/>
-            <w:hideMark/>
-          </w:tcPr>
-          <w:p>
-            <w:pPr>
-              <w:spacing w:before="60" w:after="60"/>
-              <w:rPr>
-                <w:rFonts w:ascii="Calibri" w:hAnsi="Calibri" w:cs="Calibri"/>
-              </w:rPr>
-            </w:pPr>
-            <w:r>
-              <w:rPr>
-                <w:rFonts w:ascii="Calibri" w:hAnsi="Calibri" w:cs="Calibri"/>
-              </w:rPr>
-              <w:t xml:space="preserve">Lägga till alla funktioner </w:t>
-            </w:r>
-            <w:r>
-              <w:rPr>
-                <w:rFonts w:ascii="Calibri" w:hAnsi="Calibri" w:cs="Calibri"/>
-              </w:rPr>
-              <w:t>som saknas i</w:t>
-            </w:r>
-            <w:r>
-              <w:rPr>
-                <w:rFonts w:ascii="Calibri" w:hAnsi="Calibri" w:cs="Calibri"/>
-              </w:rPr>
-              <w:t xml:space="preserve"> webshopen</w:t>
-            </w:r>
-          </w:p>
-        </w:tc>
-        <w:tc>
-          <w:tcPr>
-            <w:tcW w:w="2551" w:type="dxa"/>
-            <w:hideMark/>
-          </w:tcPr>
-          <w:p>
-            <w:pPr>
-              <w:spacing w:before="60" w:after="60"/>
-              <w:rPr>
-                <w:rFonts w:ascii="Calibri" w:hAnsi="Calibri" w:cs="Calibri"/>
-              </w:rPr>
-            </w:pPr>
-          </w:p>
-        </w:tc>
-      </w:tr>
-      <w:tr>
-        <w:tc>
-          <w:tcPr>
-            <w:tcW w:w="5949" w:type="dxa"/>
-          </w:tcPr>
-          <w:p>
-            <w:pPr>
-              <w:spacing w:before="60" w:after="60"/>
-              <w:rPr>
-                <w:rFonts w:ascii="Calibri" w:hAnsi="Calibri" w:cs="Calibri"/>
-              </w:rPr>
-            </w:pPr>
-            <w:r>
-              <w:rPr>
-                <w:rFonts w:ascii="Calibri" w:hAnsi="Calibri" w:cs="Calibri"/>
-              </w:rPr>
-              <w:t xml:space="preserve">Lägga till alla funktioner </w:t>
-            </w:r>
-            <w:r>
-              <w:rPr>
-                <w:rFonts w:ascii="Calibri" w:hAnsi="Calibri" w:cs="Calibri"/>
-              </w:rPr>
-              <w:t xml:space="preserve">som saknas i </w:t>
-            </w:r>
-            <w:r>
-              <w:rPr>
-                <w:rFonts w:ascii="Calibri" w:hAnsi="Calibri" w:cs="Calibri"/>
-              </w:rPr>
-              <w:t>I admin</w:t>
-            </w:r>
-          </w:p>
-        </w:tc>
-        <w:tc>
-          <w:tcPr>
-            <w:tcW w:w="2551" w:type="dxa"/>
-          </w:tcPr>
-          <w:p>
-            <w:pPr>
-              <w:spacing w:before="60" w:after="60"/>
-              <w:rPr>
-                <w:rFonts w:ascii="Calibri" w:hAnsi="Calibri" w:cs="Calibri"/>
-              </w:rPr>
-            </w:pPr>
-          </w:p>
-        </w:tc>
-      </w:tr>
-      <w:tr>
-        <w:tc>
-          <w:tcPr>
-            <w:tcW w:w="5949" w:type="dxa"/>
-            <w:hideMark/>
-          </w:tcPr>
-          <w:p>
-            <w:pPr>
-              <w:spacing w:before="60" w:after="60"/>
-              <w:rPr>
-                <w:rFonts w:ascii="Calibri" w:hAnsi="Calibri" w:cs="Calibri"/>
-              </w:rPr>
-            </w:pPr>
-          </w:p>
-        </w:tc>
-        <w:tc>
-          <w:tcPr>
-            <w:tcW w:w="2551" w:type="dxa"/>
-            <w:hideMark/>
-          </w:tcPr>
-          <w:p>
-            <w:pPr>
-              <w:spacing w:before="60" w:after="60"/>
-              <w:rPr>
-                <w:rFonts w:ascii="Calibri" w:hAnsi="Calibri" w:cs="Calibri"/>
-              </w:rPr>
-            </w:pPr>
-          </w:p>
-        </w:tc>
-      </w:tr>
-      <w:tr>
-        <w:tc>
-          <w:tcPr>
-            <w:tcW w:w="5949" w:type="dxa"/>
-            <w:hideMark/>
-          </w:tcPr>
-          <w:p>
-            <w:pPr>
-              <w:spacing w:before="60" w:after="60"/>
-              <w:rPr>
-                <w:rFonts w:ascii="Calibri" w:hAnsi="Calibri" w:cs="Calibri"/>
-              </w:rPr>
-            </w:pPr>
-          </w:p>
-        </w:tc>
-        <w:tc>
-          <w:tcPr>
-            <w:tcW w:w="2551" w:type="dxa"/>
-            <w:hideMark/>
-          </w:tcPr>
-          <w:p>
-            <w:pPr>
-              <w:spacing w:before="60" w:after="60"/>
-              <w:rPr>
-                <w:rFonts w:ascii="Calibri" w:hAnsi="Calibri" w:cs="Calibri"/>
-              </w:rPr>
-            </w:pPr>
-          </w:p>
-        </w:tc>
-      </w:tr>
-    </w:tbl>
-    <w:p>
-      <w:pPr>
-        <w:spacing w:before="60" w:after="60" w:line="240" w:lineRule="auto"/>
+        <w:t>P</w:t>
+      </w:r>
+      <w:r>
         <w:rPr>
           <w:rFonts w:ascii="Calibri" w:hAnsi="Calibri" w:cs="Calibri"/>
           <w:b/>
           <w:bCs/>
         </w:rPr>
-      </w:pPr>
-    </w:p>
-    <w:p>
-      <w:pPr>
-        <w:spacing w:before="60" w:after="60" w:line="240" w:lineRule="auto"/>
-        <w:rPr>
-          <w:rFonts w:ascii="Calibri" w:hAnsi="Calibri" w:cs="Calibri"/>
-          <w:b/>
-          <w:bCs/>
-        </w:rPr>
-      </w:pPr>
-      <w:r>
-        <w:rPr>
-          <w:rFonts w:ascii="Calibri" w:hAnsi="Calibri" w:cs="Calibri"/>
-          <w:b/>
-          <w:bCs/>
-        </w:rPr>
-        <w:t>Vecka</w:t>
-      </w:r>
-      <w:r>
-        <w:rPr>
-          <w:rFonts w:ascii="Calibri" w:hAnsi="Calibri" w:cs="Calibri"/>
-          <w:b/>
-          <w:bCs/>
-        </w:rPr>
-        <w:t xml:space="preserve"> 3</w:t>
-      </w:r>
-    </w:p>
-    <w:tbl>
-      <w:tblPr>
-        <w:tblStyle w:val="Tabellrutnt"/>
-        <w:tblW w:w="0" w:type="auto"/>
-        <w:tblLook w:val="04A0" w:firstRow="1" w:lastRow="0" w:firstColumn="1" w:lastColumn="0" w:noHBand="0" w:noVBand="1"/>
-      </w:tblPr>
-      <w:tblGrid>
-        <w:gridCol w:w="5949"/>
-        <w:gridCol w:w="2551"/>
-      </w:tblGrid>
-      <w:tr>
-        <w:tc>
-          <w:tcPr>
-            <w:tcW w:w="5949" w:type="dxa"/>
-            <w:hideMark/>
-          </w:tcPr>
-          <w:p>
-            <w:pPr>
-              <w:spacing w:before="60" w:after="60"/>
-              <w:rPr>
-                <w:rFonts w:ascii="Calibri" w:hAnsi="Calibri" w:cs="Calibri"/>
-                <w:b/>
-                <w:bCs/>
-              </w:rPr>
-            </w:pPr>
-            <w:r>
-              <w:rPr>
-                <w:rFonts w:ascii="Calibri" w:hAnsi="Calibri" w:cs="Calibri"/>
-                <w:b/>
-                <w:bCs/>
-              </w:rPr>
-              <w:t>Uppgifter</w:t>
-            </w:r>
-          </w:p>
-        </w:tc>
-        <w:tc>
-          <w:tcPr>
-            <w:tcW w:w="2551" w:type="dxa"/>
-            <w:hideMark/>
-          </w:tcPr>
-          <w:p>
-            <w:pPr>
-              <w:spacing w:before="60" w:after="60"/>
-              <w:rPr>
-                <w:rFonts w:ascii="Calibri" w:hAnsi="Calibri" w:cs="Calibri"/>
-                <w:b/>
-                <w:bCs/>
-              </w:rPr>
-            </w:pPr>
-            <w:r>
-              <w:rPr>
-                <w:rFonts w:ascii="Calibri" w:hAnsi="Calibri" w:cs="Calibri"/>
-                <w:b/>
-                <w:bCs/>
-              </w:rPr>
-              <w:t>Status</w:t>
-            </w:r>
-          </w:p>
-        </w:tc>
-      </w:tr>
-      <w:tr>
-        <w:tc>
-          <w:tcPr>
-            <w:tcW w:w="5949" w:type="dxa"/>
-            <w:hideMark/>
-          </w:tcPr>
-          <w:p>
-            <w:pPr>
-              <w:spacing w:before="60" w:after="60"/>
-              <w:rPr>
-                <w:rFonts w:ascii="Calibri" w:hAnsi="Calibri" w:cs="Calibri"/>
-                <w:b/>
-                <w:bCs/>
-              </w:rPr>
-            </w:pPr>
-          </w:p>
-        </w:tc>
-        <w:tc>
-          <w:tcPr>
-            <w:tcW w:w="2551" w:type="dxa"/>
-            <w:hideMark/>
-          </w:tcPr>
-          <w:p>
-            <w:pPr>
-              <w:spacing w:before="60" w:after="60"/>
-              <w:rPr>
-                <w:rFonts w:ascii="Calibri" w:hAnsi="Calibri" w:cs="Calibri"/>
-              </w:rPr>
-            </w:pPr>
-          </w:p>
-        </w:tc>
-      </w:tr>
-      <w:tr>
-        <w:tc>
-          <w:tcPr>
-            <w:tcW w:w="5949" w:type="dxa"/>
-            <w:hideMark/>
-          </w:tcPr>
-          <w:p>
-            <w:pPr>
-              <w:spacing w:before="60" w:after="60"/>
-              <w:rPr>
-                <w:rFonts w:ascii="Calibri" w:hAnsi="Calibri" w:cs="Calibri"/>
-              </w:rPr>
-            </w:pPr>
-            <w:r>
-              <w:rPr>
-                <w:rFonts w:ascii="Calibri" w:hAnsi="Calibri" w:cs="Calibri"/>
-              </w:rPr>
-              <w:t>Lägga till funktioner I webshopen som jag missade I vecka 2, Justera och buggfixa funktionerna.</w:t>
-            </w:r>
-          </w:p>
-        </w:tc>
-        <w:tc>
-          <w:tcPr>
-            <w:tcW w:w="2551" w:type="dxa"/>
-            <w:hideMark/>
-          </w:tcPr>
-          <w:p>
-            <w:pPr>
-              <w:spacing w:before="60" w:after="60"/>
-              <w:rPr>
-                <w:rFonts w:ascii="Calibri" w:hAnsi="Calibri" w:cs="Calibri"/>
-              </w:rPr>
-            </w:pPr>
-          </w:p>
-        </w:tc>
-      </w:tr>
-      <w:tr>
-        <w:tc>
-          <w:tcPr>
-            <w:tcW w:w="5949" w:type="dxa"/>
-          </w:tcPr>
-          <w:p>
-            <w:pPr>
-              <w:spacing w:before="60" w:after="60"/>
-              <w:rPr>
-                <w:rFonts w:ascii="Calibri" w:hAnsi="Calibri" w:cs="Calibri"/>
-              </w:rPr>
-            </w:pPr>
-            <w:r>
-              <w:rPr>
-                <w:rFonts w:ascii="Calibri" w:hAnsi="Calibri" w:cs="Calibri"/>
-              </w:rPr>
-              <w:t>Lägga till funktioner I admin som jag missade I vecka 2. Justera och buggfixa funktioner.</w:t>
-            </w:r>
-          </w:p>
-        </w:tc>
-        <w:tc>
-          <w:tcPr>
-            <w:tcW w:w="2551" w:type="dxa"/>
-          </w:tcPr>
-          <w:p>
-            <w:pPr>
-              <w:spacing w:before="60" w:after="60"/>
-              <w:rPr>
-                <w:rFonts w:ascii="Calibri" w:hAnsi="Calibri" w:cs="Calibri"/>
-              </w:rPr>
-            </w:pPr>
-          </w:p>
-        </w:tc>
-      </w:tr>
-      <w:tr>
-        <w:tc>
-          <w:tcPr>
-            <w:tcW w:w="5949" w:type="dxa"/>
-          </w:tcPr>
-          <w:p>
-            <w:pPr>
-              <w:spacing w:before="60" w:after="60"/>
-              <w:rPr>
-                <w:rFonts w:ascii="Calibri" w:hAnsi="Calibri" w:cs="Calibri"/>
-              </w:rPr>
-            </w:pPr>
-            <w:r>
-              <w:rPr>
-                <w:rFonts w:ascii="Calibri" w:hAnsi="Calibri" w:cs="Calibri"/>
-              </w:rPr>
-              <w:t>Se till att alla sidor är responsiva</w:t>
-            </w:r>
-          </w:p>
-        </w:tc>
-        <w:tc>
-          <w:tcPr>
-            <w:tcW w:w="2551" w:type="dxa"/>
-          </w:tcPr>
-          <w:p>
-            <w:pPr>
-              <w:spacing w:before="60" w:after="60"/>
-              <w:rPr>
-                <w:rFonts w:ascii="Calibri" w:hAnsi="Calibri" w:cs="Calibri"/>
-              </w:rPr>
-            </w:pPr>
-          </w:p>
-        </w:tc>
-      </w:tr>
-      <w:tr>
-        <w:tc>
-          <w:tcPr>
-            <w:tcW w:w="5949" w:type="dxa"/>
-          </w:tcPr>
-          <w:p>
-            <w:pPr>
-              <w:spacing w:before="60" w:after="60"/>
-              <w:rPr>
-                <w:rFonts w:ascii="Calibri" w:hAnsi="Calibri" w:cs="Calibri"/>
-              </w:rPr>
-            </w:pPr>
-            <w:r>
-              <w:rPr>
-                <w:rFonts w:ascii="Calibri" w:hAnsi="Calibri" w:cs="Calibri"/>
-              </w:rPr>
-              <w:t>Mer testning och buggfixning</w:t>
-            </w:r>
-          </w:p>
-        </w:tc>
-        <w:tc>
-          <w:tcPr>
-            <w:tcW w:w="2551" w:type="dxa"/>
-          </w:tcPr>
-          <w:p>
-            <w:pPr>
-              <w:spacing w:before="60" w:after="60"/>
-              <w:rPr>
-                <w:rFonts w:ascii="Calibri" w:hAnsi="Calibri" w:cs="Calibri"/>
-              </w:rPr>
-            </w:pPr>
-          </w:p>
-        </w:tc>
-      </w:tr>
-      <w:tr>
-        <w:tc>
-          <w:tcPr>
-            <w:tcW w:w="5949" w:type="dxa"/>
-          </w:tcPr>
-          <w:p>
-            <w:pPr>
-              <w:spacing w:before="60" w:after="60"/>
-              <w:rPr>
-                <w:rFonts w:ascii="Calibri" w:hAnsi="Calibri" w:cs="Calibri"/>
-              </w:rPr>
-            </w:pPr>
-            <w:r>
-              <w:rPr>
-                <w:rFonts w:ascii="Calibri" w:hAnsi="Calibri" w:cs="Calibri"/>
-              </w:rPr>
-              <w:t>Deployning</w:t>
-            </w:r>
-          </w:p>
-        </w:tc>
-        <w:tc>
-          <w:tcPr>
-            <w:tcW w:w="2551" w:type="dxa"/>
-          </w:tcPr>
-          <w:p>
-            <w:pPr>
-              <w:spacing w:before="60" w:after="60"/>
-              <w:rPr>
-                <w:rFonts w:ascii="Calibri" w:hAnsi="Calibri" w:cs="Calibri"/>
-              </w:rPr>
-            </w:pPr>
-          </w:p>
-        </w:tc>
-      </w:tr>
-      <w:tr>
-        <w:tc>
-          <w:tcPr>
-            <w:tcW w:w="5949" w:type="dxa"/>
-          </w:tcPr>
-          <w:p>
-            <w:pPr>
-              <w:spacing w:before="60" w:after="60"/>
-              <w:rPr>
-                <w:rFonts w:ascii="Calibri" w:hAnsi="Calibri" w:cs="Calibri"/>
-              </w:rPr>
-            </w:pPr>
-            <w:r>
-              <w:rPr>
-                <w:rFonts w:ascii="Calibri" w:hAnsi="Calibri" w:cs="Calibri"/>
-              </w:rPr>
-              <w:t>Dokumentation</w:t>
-            </w:r>
-          </w:p>
-        </w:tc>
-        <w:tc>
-          <w:tcPr>
-            <w:tcW w:w="2551" w:type="dxa"/>
-          </w:tcPr>
-          <w:p>
-            <w:pPr>
-              <w:spacing w:before="60" w:after="60"/>
-              <w:rPr>
-                <w:rFonts w:ascii="Calibri" w:hAnsi="Calibri" w:cs="Calibri"/>
-              </w:rPr>
-            </w:pPr>
-          </w:p>
-        </w:tc>
-      </w:tr>
-      <w:tr>
-        <w:tc>
-          <w:tcPr>
-            <w:tcW w:w="5949" w:type="dxa"/>
-            <w:hideMark/>
-          </w:tcPr>
-          <w:p>
-            <w:pPr>
-              <w:rPr>
-                <w:rFonts w:ascii="Calibri" w:hAnsi="Calibri" w:cs="Calibri"/>
-              </w:rPr>
-            </w:pPr>
-          </w:p>
-        </w:tc>
-        <w:tc>
-          <w:tcPr>
-            <w:tcW w:w="2551" w:type="dxa"/>
-            <w:hideMark/>
-          </w:tcPr>
-          <w:p>
-            <w:pPr>
-              <w:rPr>
-                <w:rFonts w:ascii="Calibri" w:hAnsi="Calibri" w:cs="Calibri"/>
-              </w:rPr>
-            </w:pPr>
-          </w:p>
-        </w:tc>
-      </w:tr>
-    </w:tbl>
-    <w:p>
-      <w:pPr>
-        <w:rPr>
-          <w:rFonts w:ascii="Calibri" w:hAnsi="Calibri" w:cs="Calibri"/>
-        </w:rPr>
-      </w:pPr>
-    </w:p>
-    <w:p>
-      <w:pPr>
+        <w:t>roblem under utvecklingen</w:t>
+      </w:r>
+    </w:p>
+    <w:p>
+      <w:pPr>
+        <w:spacing w:after="0" w:line="240" w:lineRule="auto"/>
+        <w:rPr>
+          <w:rFonts w:ascii="Calibri" w:hAnsi="Calibri" w:cs="Calibri"/>
+        </w:rPr>
+      </w:pPr>
+      <w:r>
+        <w:rPr>
+          <w:rFonts w:ascii="Calibri" w:hAnsi="Calibri" w:cs="Calibri"/>
+        </w:rPr>
+        <w:t xml:space="preserve">Jag hade stora problem med att </w:t>
+      </w:r>
+      <w:r>
+        <w:rPr>
+          <w:rFonts w:ascii="Calibri" w:hAnsi="Calibri" w:cs="Calibri"/>
+        </w:rPr>
+        <w:t xml:space="preserve">få </w:t>
+      </w:r>
+      <w:r>
+        <w:rPr>
+          <w:rFonts w:ascii="Calibri" w:hAnsi="Calibri" w:cs="Calibri"/>
+        </w:rPr>
+        <w:t xml:space="preserve">inloggningssystemet </w:t>
+      </w:r>
+      <w:r>
+        <w:rPr>
+          <w:rFonts w:ascii="Calibri" w:hAnsi="Calibri" w:cs="Calibri"/>
+        </w:rPr>
+        <w:t>Identity Framework a</w:t>
+      </w:r>
+      <w:r>
+        <w:rPr>
+          <w:rFonts w:ascii="Calibri" w:hAnsi="Calibri" w:cs="Calibri"/>
+        </w:rPr>
+        <w:t>tt fungera</w:t>
+      </w:r>
+      <w:r>
+        <w:rPr>
+          <w:rFonts w:ascii="Calibri" w:hAnsi="Calibri" w:cs="Calibri"/>
+        </w:rPr>
+        <w:t>. Det blev många frågor till Github Copilot. Det andra stora problemet var att publicera systemet på Azure Portal. Håll nog på med det I två hela dagar innan jag fick det att fungera. Även här blev det många frågor till Github Copilot.</w:t>
+      </w:r>
+    </w:p>
+    <w:p>
+      <w:pPr>
+        <w:spacing w:before="120" w:after="120" w:line="240" w:lineRule="auto"/>
+        <w:contextualSpacing/>
         <w:rPr>
           <w:rFonts w:ascii="Calibri" w:hAnsi="Calibri" w:cs="Calibri"/>
         </w:rPr>
@@ -5055,6 +5758,119 @@
     </w:lvl>
   </w:abstractNum>
   <w:abstractNum w:abstractNumId="1" w15:restartNumberingAfterBreak="0">
+    <w:nsid w:val="0A70112D"/>
+    <w:multiLevelType w:val="hybridMultilevel"/>
+    <w:tmpl w:val="4F328652"/>
+    <w:lvl w:ilvl="0" w:tplc="041D0001">
+      <w:start w:val="1"/>
+      <w:numFmt w:val="bullet"/>
+      <w:lvlText w:val=""/>
+      <w:lvlJc w:val="left"/>
+      <w:pPr>
+        <w:ind w:left="720" w:hanging="360"/>
+      </w:pPr>
+      <w:rPr>
+        <w:rFonts w:ascii="Symbol" w:hAnsi="Symbol" w:hint="default"/>
+      </w:rPr>
+    </w:lvl>
+    <w:lvl w:ilvl="1" w:tplc="041D0003" w:tentative="1">
+      <w:start w:val="1"/>
+      <w:numFmt w:val="bullet"/>
+      <w:lvlText w:val="o"/>
+      <w:lvlJc w:val="left"/>
+      <w:pPr>
+        <w:ind w:left="1440" w:hanging="360"/>
+      </w:pPr>
+      <w:rPr>
+        <w:rFonts w:ascii="Courier New" w:hAnsi="Courier New" w:cs="Courier New" w:hint="default"/>
+      </w:rPr>
+    </w:lvl>
+    <w:lvl w:ilvl="2" w:tplc="041D0005" w:tentative="1">
+      <w:start w:val="1"/>
+      <w:numFmt w:val="bullet"/>
+      <w:lvlText w:val=""/>
+      <w:lvlJc w:val="left"/>
+      <w:pPr>
+        <w:ind w:left="2160" w:hanging="360"/>
+      </w:pPr>
+      <w:rPr>
+        <w:rFonts w:ascii="Wingdings" w:hAnsi="Wingdings" w:hint="default"/>
+      </w:rPr>
+    </w:lvl>
+    <w:lvl w:ilvl="3" w:tplc="041D0001" w:tentative="1">
+      <w:start w:val="1"/>
+      <w:numFmt w:val="bullet"/>
+      <w:lvlText w:val=""/>
+      <w:lvlJc w:val="left"/>
+      <w:pPr>
+        <w:ind w:left="2880" w:hanging="360"/>
+      </w:pPr>
+      <w:rPr>
+        <w:rFonts w:ascii="Symbol" w:hAnsi="Symbol" w:hint="default"/>
+      </w:rPr>
+    </w:lvl>
+    <w:lvl w:ilvl="4" w:tplc="041D0003" w:tentative="1">
+      <w:start w:val="1"/>
+      <w:numFmt w:val="bullet"/>
+      <w:lvlText w:val="o"/>
+      <w:lvlJc w:val="left"/>
+      <w:pPr>
+        <w:ind w:left="3600" w:hanging="360"/>
+      </w:pPr>
+      <w:rPr>
+        <w:rFonts w:ascii="Courier New" w:hAnsi="Courier New" w:cs="Courier New" w:hint="default"/>
+      </w:rPr>
+    </w:lvl>
+    <w:lvl w:ilvl="5" w:tplc="041D0005" w:tentative="1">
+      <w:start w:val="1"/>
+      <w:numFmt w:val="bullet"/>
+      <w:lvlText w:val=""/>
+      <w:lvlJc w:val="left"/>
+      <w:pPr>
+        <w:ind w:left="4320" w:hanging="360"/>
+      </w:pPr>
+      <w:rPr>
+        <w:rFonts w:ascii="Wingdings" w:hAnsi="Wingdings" w:hint="default"/>
+      </w:rPr>
+    </w:lvl>
+    <w:lvl w:ilvl="6" w:tplc="041D0001" w:tentative="1">
+      <w:start w:val="1"/>
+      <w:numFmt w:val="bullet"/>
+      <w:lvlText w:val=""/>
+      <w:lvlJc w:val="left"/>
+      <w:pPr>
+        <w:ind w:left="5040" w:hanging="360"/>
+      </w:pPr>
+      <w:rPr>
+        <w:rFonts w:ascii="Symbol" w:hAnsi="Symbol" w:hint="default"/>
+      </w:rPr>
+    </w:lvl>
+    <w:lvl w:ilvl="7" w:tplc="041D0003" w:tentative="1">
+      <w:start w:val="1"/>
+      <w:numFmt w:val="bullet"/>
+      <w:lvlText w:val="o"/>
+      <w:lvlJc w:val="left"/>
+      <w:pPr>
+        <w:ind w:left="5760" w:hanging="360"/>
+      </w:pPr>
+      <w:rPr>
+        <w:rFonts w:ascii="Courier New" w:hAnsi="Courier New" w:cs="Courier New" w:hint="default"/>
+      </w:rPr>
+    </w:lvl>
+    <w:lvl w:ilvl="8" w:tplc="041D0005" w:tentative="1">
+      <w:start w:val="1"/>
+      <w:numFmt w:val="bullet"/>
+      <w:lvlText w:val=""/>
+      <w:lvlJc w:val="left"/>
+      <w:pPr>
+        <w:ind w:left="6480" w:hanging="360"/>
+      </w:pPr>
+      <w:rPr>
+        <w:rFonts w:ascii="Wingdings" w:hAnsi="Wingdings" w:hint="default"/>
+      </w:rPr>
+    </w:lvl>
+  </w:abstractNum>
+  <w:abstractNum w:abstractNumId="2" w15:restartNumberingAfterBreak="0">
     <w:nsid w:val="13A71D6D"/>
     <w:multiLevelType w:val="multilevel"/>
     <w:tmpl w:val="149AB370"/>
@@ -5203,10 +6019,10 @@
       </w:rPr>
     </w:lvl>
   </w:abstractNum>
-  <w:abstractNum w:abstractNumId="2" w15:restartNumberingAfterBreak="0">
+  <w:abstractNum w:abstractNumId="3" w15:restartNumberingAfterBreak="0">
     <w:nsid w:val="146C20EC"/>
     <w:multiLevelType w:val="hybridMultilevel"/>
-    <w:tmpl w:val="83A23D9E"/>
+    <w:tmpl w:val="80F6FEFE"/>
     <w:lvl w:ilvl="0" w:tplc="041D0001">
       <w:start w:val="1"/>
       <w:numFmt w:val="bullet"/>
@@ -5316,7 +6132,7 @@
       </w:rPr>
     </w:lvl>
   </w:abstractNum>
-  <w:abstractNum w:abstractNumId="3" w15:restartNumberingAfterBreak="0">
+  <w:abstractNum w:abstractNumId="4" w15:restartNumberingAfterBreak="0">
     <w:nsid w:val="155761BE"/>
     <w:multiLevelType w:val="multilevel"/>
     <w:tmpl w:val="EB420412"/>
@@ -5465,7 +6281,7 @@
       </w:rPr>
     </w:lvl>
   </w:abstractNum>
-  <w:abstractNum w:abstractNumId="4" w15:restartNumberingAfterBreak="0">
+  <w:abstractNum w:abstractNumId="5" w15:restartNumberingAfterBreak="0">
     <w:nsid w:val="17CC1E99"/>
     <w:multiLevelType w:val="multilevel"/>
     <w:tmpl w:val="77B28CF8"/>
@@ -5610,7 +6426,7 @@
       </w:rPr>
     </w:lvl>
   </w:abstractNum>
-  <w:abstractNum w:abstractNumId="5" w15:restartNumberingAfterBreak="0">
+  <w:abstractNum w:abstractNumId="6" w15:restartNumberingAfterBreak="0">
     <w:nsid w:val="1B497552"/>
     <w:multiLevelType w:val="multilevel"/>
     <w:tmpl w:val="27286E24"/>
@@ -5759,7 +6575,7 @@
       </w:rPr>
     </w:lvl>
   </w:abstractNum>
-  <w:abstractNum w:abstractNumId="6" w15:restartNumberingAfterBreak="0">
+  <w:abstractNum w:abstractNumId="7" w15:restartNumberingAfterBreak="0">
     <w:nsid w:val="1CEA04D4"/>
     <w:multiLevelType w:val="multilevel"/>
     <w:tmpl w:val="E604C43A"/>
@@ -5908,7 +6724,7 @@
       </w:rPr>
     </w:lvl>
   </w:abstractNum>
-  <w:abstractNum w:abstractNumId="7" w15:restartNumberingAfterBreak="0">
+  <w:abstractNum w:abstractNumId="8" w15:restartNumberingAfterBreak="0">
     <w:nsid w:val="296E1C45"/>
     <w:multiLevelType w:val="hybridMultilevel"/>
     <w:tmpl w:val="42DE9630"/>
@@ -5997,7 +6813,120 @@
       </w:pPr>
     </w:lvl>
   </w:abstractNum>
-  <w:abstractNum w:abstractNumId="8" w15:restartNumberingAfterBreak="0">
+  <w:abstractNum w:abstractNumId="9" w15:restartNumberingAfterBreak="0">
+    <w:nsid w:val="29B36E6A"/>
+    <w:multiLevelType w:val="hybridMultilevel"/>
+    <w:tmpl w:val="3352244E"/>
+    <w:lvl w:ilvl="0" w:tplc="041D0001">
+      <w:start w:val="1"/>
+      <w:numFmt w:val="bullet"/>
+      <w:lvlText w:val=""/>
+      <w:lvlJc w:val="left"/>
+      <w:pPr>
+        <w:ind w:left="720" w:hanging="360"/>
+      </w:pPr>
+      <w:rPr>
+        <w:rFonts w:ascii="Symbol" w:hAnsi="Symbol" w:hint="default"/>
+      </w:rPr>
+    </w:lvl>
+    <w:lvl w:ilvl="1" w:tplc="041D0003" w:tentative="1">
+      <w:start w:val="1"/>
+      <w:numFmt w:val="bullet"/>
+      <w:lvlText w:val="o"/>
+      <w:lvlJc w:val="left"/>
+      <w:pPr>
+        <w:ind w:left="1440" w:hanging="360"/>
+      </w:pPr>
+      <w:rPr>
+        <w:rFonts w:ascii="Courier New" w:hAnsi="Courier New" w:cs="Courier New" w:hint="default"/>
+      </w:rPr>
+    </w:lvl>
+    <w:lvl w:ilvl="2" w:tplc="041D0005" w:tentative="1">
+      <w:start w:val="1"/>
+      <w:numFmt w:val="bullet"/>
+      <w:lvlText w:val=""/>
+      <w:lvlJc w:val="left"/>
+      <w:pPr>
+        <w:ind w:left="2160" w:hanging="360"/>
+      </w:pPr>
+      <w:rPr>
+        <w:rFonts w:ascii="Wingdings" w:hAnsi="Wingdings" w:hint="default"/>
+      </w:rPr>
+    </w:lvl>
+    <w:lvl w:ilvl="3" w:tplc="041D0001" w:tentative="1">
+      <w:start w:val="1"/>
+      <w:numFmt w:val="bullet"/>
+      <w:lvlText w:val=""/>
+      <w:lvlJc w:val="left"/>
+      <w:pPr>
+        <w:ind w:left="2880" w:hanging="360"/>
+      </w:pPr>
+      <w:rPr>
+        <w:rFonts w:ascii="Symbol" w:hAnsi="Symbol" w:hint="default"/>
+      </w:rPr>
+    </w:lvl>
+    <w:lvl w:ilvl="4" w:tplc="041D0003" w:tentative="1">
+      <w:start w:val="1"/>
+      <w:numFmt w:val="bullet"/>
+      <w:lvlText w:val="o"/>
+      <w:lvlJc w:val="left"/>
+      <w:pPr>
+        <w:ind w:left="3600" w:hanging="360"/>
+      </w:pPr>
+      <w:rPr>
+        <w:rFonts w:ascii="Courier New" w:hAnsi="Courier New" w:cs="Courier New" w:hint="default"/>
+      </w:rPr>
+    </w:lvl>
+    <w:lvl w:ilvl="5" w:tplc="041D0005" w:tentative="1">
+      <w:start w:val="1"/>
+      <w:numFmt w:val="bullet"/>
+      <w:lvlText w:val=""/>
+      <w:lvlJc w:val="left"/>
+      <w:pPr>
+        <w:ind w:left="4320" w:hanging="360"/>
+      </w:pPr>
+      <w:rPr>
+        <w:rFonts w:ascii="Wingdings" w:hAnsi="Wingdings" w:hint="default"/>
+      </w:rPr>
+    </w:lvl>
+    <w:lvl w:ilvl="6" w:tplc="041D0001" w:tentative="1">
+      <w:start w:val="1"/>
+      <w:numFmt w:val="bullet"/>
+      <w:lvlText w:val=""/>
+      <w:lvlJc w:val="left"/>
+      <w:pPr>
+        <w:ind w:left="5040" w:hanging="360"/>
+      </w:pPr>
+      <w:rPr>
+        <w:rFonts w:ascii="Symbol" w:hAnsi="Symbol" w:hint="default"/>
+      </w:rPr>
+    </w:lvl>
+    <w:lvl w:ilvl="7" w:tplc="041D0003" w:tentative="1">
+      <w:start w:val="1"/>
+      <w:numFmt w:val="bullet"/>
+      <w:lvlText w:val="o"/>
+      <w:lvlJc w:val="left"/>
+      <w:pPr>
+        <w:ind w:left="5760" w:hanging="360"/>
+      </w:pPr>
+      <w:rPr>
+        <w:rFonts w:ascii="Courier New" w:hAnsi="Courier New" w:cs="Courier New" w:hint="default"/>
+      </w:rPr>
+    </w:lvl>
+    <w:lvl w:ilvl="8" w:tplc="041D0005" w:tentative="1">
+      <w:start w:val="1"/>
+      <w:numFmt w:val="bullet"/>
+      <w:lvlText w:val=""/>
+      <w:lvlJc w:val="left"/>
+      <w:pPr>
+        <w:ind w:left="6480" w:hanging="360"/>
+      </w:pPr>
+      <w:rPr>
+        <w:rFonts w:ascii="Wingdings" w:hAnsi="Wingdings" w:hint="default"/>
+      </w:rPr>
+    </w:lvl>
+  </w:abstractNum>
+  <w:abstractNum w:abstractNumId="10" w15:restartNumberingAfterBreak="0">
     <w:nsid w:val="2B9B189F"/>
     <w:multiLevelType w:val="multilevel"/>
     <w:tmpl w:val="9E2A21C8"/>
@@ -6146,7 +7075,7 @@
       </w:rPr>
     </w:lvl>
   </w:abstractNum>
-  <w:abstractNum w:abstractNumId="9" w15:restartNumberingAfterBreak="0">
+  <w:abstractNum w:abstractNumId="11" w15:restartNumberingAfterBreak="0">
     <w:nsid w:val="2EB80E76"/>
     <w:multiLevelType w:val="hybridMultilevel"/>
     <w:tmpl w:val="D190FDD6"/>
@@ -6259,7 +7188,7 @@
       </w:rPr>
     </w:lvl>
   </w:abstractNum>
-  <w:abstractNum w:abstractNumId="10" w15:restartNumberingAfterBreak="0">
+  <w:abstractNum w:abstractNumId="12" w15:restartNumberingAfterBreak="0">
     <w:nsid w:val="35B82178"/>
     <w:multiLevelType w:val="multilevel"/>
     <w:tmpl w:val="8770472E"/>
@@ -6408,7 +7337,7 @@
       </w:rPr>
     </w:lvl>
   </w:abstractNum>
-  <w:abstractNum w:abstractNumId="11" w15:restartNumberingAfterBreak="0">
+  <w:abstractNum w:abstractNumId="13" w15:restartNumberingAfterBreak="0">
     <w:nsid w:val="482C14DB"/>
     <w:multiLevelType w:val="multilevel"/>
     <w:tmpl w:val="855A4FEC"/>
@@ -6557,7 +7486,7 @@
       </w:rPr>
     </w:lvl>
   </w:abstractNum>
-  <w:abstractNum w:abstractNumId="12" w15:restartNumberingAfterBreak="0">
+  <w:abstractNum w:abstractNumId="14" w15:restartNumberingAfterBreak="0">
     <w:nsid w:val="52C91DCD"/>
     <w:multiLevelType w:val="multilevel"/>
     <w:tmpl w:val="FB2C8C7A"/>
@@ -6670,7 +7599,7 @@
       </w:pPr>
     </w:lvl>
   </w:abstractNum>
-  <w:abstractNum w:abstractNumId="13" w15:restartNumberingAfterBreak="0">
+  <w:abstractNum w:abstractNumId="15" w15:restartNumberingAfterBreak="0">
     <w:nsid w:val="53CE46F9"/>
     <w:multiLevelType w:val="multilevel"/>
     <w:tmpl w:val="F43AF02A"/>
@@ -6819,7 +7748,7 @@
       </w:rPr>
     </w:lvl>
   </w:abstractNum>
-  <w:abstractNum w:abstractNumId="14" w15:restartNumberingAfterBreak="0">
+  <w:abstractNum w:abstractNumId="16" w15:restartNumberingAfterBreak="0">
     <w:nsid w:val="540B6C78"/>
     <w:multiLevelType w:val="multilevel"/>
     <w:tmpl w:val="2ADC8BE6"/>
@@ -6968,7 +7897,7 @@
       </w:rPr>
     </w:lvl>
   </w:abstractNum>
-  <w:abstractNum w:abstractNumId="15" w15:restartNumberingAfterBreak="0">
+  <w:abstractNum w:abstractNumId="17" w15:restartNumberingAfterBreak="0">
     <w:nsid w:val="59607F3D"/>
     <w:multiLevelType w:val="multilevel"/>
     <w:tmpl w:val="55C4A85A"/>
@@ -7117,7 +8046,7 @@
       </w:rPr>
     </w:lvl>
   </w:abstractNum>
-  <w:abstractNum w:abstractNumId="16" w15:restartNumberingAfterBreak="0">
+  <w:abstractNum w:abstractNumId="18" w15:restartNumberingAfterBreak="0">
     <w:nsid w:val="5F603297"/>
     <w:multiLevelType w:val="hybridMultilevel"/>
     <w:tmpl w:val="1F5200A2"/>
@@ -7230,7 +8159,7 @@
       </w:rPr>
     </w:lvl>
   </w:abstractNum>
-  <w:abstractNum w:abstractNumId="17" w15:restartNumberingAfterBreak="0">
+  <w:abstractNum w:abstractNumId="19" w15:restartNumberingAfterBreak="0">
     <w:nsid w:val="70930A09"/>
     <w:multiLevelType w:val="multilevel"/>
     <w:tmpl w:val="3CD058C6"/>
@@ -7379,7 +8308,7 @@
       </w:rPr>
     </w:lvl>
   </w:abstractNum>
-  <w:abstractNum w:abstractNumId="18" w15:restartNumberingAfterBreak="0">
+  <w:abstractNum w:abstractNumId="20" w15:restartNumberingAfterBreak="0">
     <w:nsid w:val="764F15ED"/>
     <w:multiLevelType w:val="multilevel"/>
     <w:tmpl w:val="C08090FE"/>
@@ -7528,7 +8457,7 @@
       </w:rPr>
     </w:lvl>
   </w:abstractNum>
-  <w:abstractNum w:abstractNumId="19" w15:restartNumberingAfterBreak="0">
+  <w:abstractNum w:abstractNumId="21" w15:restartNumberingAfterBreak="0">
     <w:nsid w:val="76D51FE6"/>
     <w:multiLevelType w:val="multilevel"/>
     <w:tmpl w:val="DAF8DDD6"/>
@@ -7678,64 +8607,70 @@
     </w:lvl>
   </w:abstractNum>
   <w:num w:numId="1" w16cid:durableId="1528181682">
+    <w:abstractNumId w:val="6"/>
+  </w:num>
+  <w:num w:numId="2" w16cid:durableId="1390491546">
     <w:abstractNumId w:val="5"/>
   </w:num>
-  <w:num w:numId="2" w16cid:durableId="1390491546">
-    <w:abstractNumId w:val="4"/>
-  </w:num>
   <w:num w:numId="3" w16cid:durableId="1120688873">
-    <w:abstractNumId w:val="12"/>
+    <w:abstractNumId w:val="14"/>
   </w:num>
   <w:num w:numId="4" w16cid:durableId="758794832">
-    <w:abstractNumId w:val="1"/>
+    <w:abstractNumId w:val="2"/>
   </w:num>
   <w:num w:numId="5" w16cid:durableId="697123392">
+    <w:abstractNumId w:val="10"/>
+  </w:num>
+  <w:num w:numId="6" w16cid:durableId="1235969858">
     <w:abstractNumId w:val="8"/>
   </w:num>
-  <w:num w:numId="6" w16cid:durableId="1235969858">
+  <w:num w:numId="7" w16cid:durableId="1026708637">
+    <w:abstractNumId w:val="13"/>
+  </w:num>
+  <w:num w:numId="8" w16cid:durableId="2014643759">
+    <w:abstractNumId w:val="17"/>
+  </w:num>
+  <w:num w:numId="9" w16cid:durableId="2030443342">
+    <w:abstractNumId w:val="20"/>
+  </w:num>
+  <w:num w:numId="10" w16cid:durableId="869760504">
+    <w:abstractNumId w:val="16"/>
+  </w:num>
+  <w:num w:numId="11" w16cid:durableId="916018713">
     <w:abstractNumId w:val="7"/>
   </w:num>
-  <w:num w:numId="7" w16cid:durableId="1026708637">
-    <w:abstractNumId w:val="11"/>
-  </w:num>
-  <w:num w:numId="8" w16cid:durableId="2014643759">
-    <w:abstractNumId w:val="15"/>
-  </w:num>
-  <w:num w:numId="9" w16cid:durableId="2030443342">
-    <w:abstractNumId w:val="18"/>
-  </w:num>
-  <w:num w:numId="10" w16cid:durableId="869760504">
-    <w:abstractNumId w:val="14"/>
-  </w:num>
-  <w:num w:numId="11" w16cid:durableId="916018713">
-    <w:abstractNumId w:val="6"/>
-  </w:num>
   <w:num w:numId="12" w16cid:durableId="1418673002">
-    <w:abstractNumId w:val="3"/>
+    <w:abstractNumId w:val="4"/>
   </w:num>
   <w:num w:numId="13" w16cid:durableId="2143687768">
     <w:abstractNumId w:val="0"/>
   </w:num>
   <w:num w:numId="14" w16cid:durableId="117728355">
-    <w:abstractNumId w:val="13"/>
+    <w:abstractNumId w:val="15"/>
   </w:num>
   <w:num w:numId="15" w16cid:durableId="2117167137">
+    <w:abstractNumId w:val="21"/>
+  </w:num>
+  <w:num w:numId="16" w16cid:durableId="217402151">
     <w:abstractNumId w:val="19"/>
   </w:num>
-  <w:num w:numId="16" w16cid:durableId="217402151">
-    <w:abstractNumId w:val="17"/>
-  </w:num>
   <w:num w:numId="17" w16cid:durableId="593442704">
-    <w:abstractNumId w:val="10"/>
+    <w:abstractNumId w:val="12"/>
   </w:num>
   <w:num w:numId="18" w16cid:durableId="1497071274">
-    <w:abstractNumId w:val="2"/>
+    <w:abstractNumId w:val="3"/>
   </w:num>
   <w:num w:numId="19" w16cid:durableId="865292794">
-    <w:abstractNumId w:val="9"/>
+    <w:abstractNumId w:val="11"/>
   </w:num>
   <w:num w:numId="20" w16cid:durableId="1573853534">
-    <w:abstractNumId w:val="16"/>
+    <w:abstractNumId w:val="18"/>
+  </w:num>
+  <w:num w:numId="21" w16cid:durableId="965046779">
+    <w:abstractNumId w:val="1"/>
+  </w:num>
+  <w:num w:numId="22" w16cid:durableId="550844276">
+    <w:abstractNumId w:val="9"/>
   </w:num>
 </w:numbering>
 </file>
@@ -8344,6 +9279,7 @@
   <w:style w:type="character" w:default="1" w:styleId="Standardstycketeckensnitt">
     <w:name w:val="Default Paragraph Font"/>
     <w:uiPriority w:val="1"/>
+    <w:semiHidden/>
     <w:unhideWhenUsed/>
   </w:style>
   <w:style w:type="table" w:default="1" w:styleId="Normaltabell">
@@ -9094,14 +10030,12 @@
 </file>
 
 <file path=customXml/item1.xml><?xml version="1.0" encoding="utf-8"?>
-<p:properties xmlns:p="http://schemas.microsoft.com/office/2006/metadata/properties" xmlns:xsi="http://www.w3.org/2001/XMLSchema-instance" xmlns:pc="http://schemas.microsoft.com/office/infopath/2007/PartnerControls">
-  <documentManagement>
-    <lcf76f155ced4ddcb4097134ff3c332f xmlns="1b347540-ef54-4b12-8879-72bf32dbf1a6">
-      <Terms xmlns="http://schemas.microsoft.com/office/infopath/2007/PartnerControls"/>
-    </lcf76f155ced4ddcb4097134ff3c332f>
-    <TaxCatchAll xmlns="1cdccd69-11b9-4cb7-bdbf-a2f141acaf76" xsi:nil="true"/>
-  </documentManagement>
-</p:properties>
+<?mso-contentType ?>
+<FormTemplates xmlns="http://schemas.microsoft.com/sharepoint/v3/contenttype/forms">
+  <Display>DocumentLibraryForm</Display>
+  <Edit>DocumentLibraryForm</Edit>
+  <New>DocumentLibraryForm</New>
+</FormTemplates>
 </file>
 
 <file path=customXml/item2.xml><?xml version="1.0" encoding="utf-8"?>
@@ -9300,21 +10234,24 @@
 </file>
 
 <file path=customXml/item3.xml><?xml version="1.0" encoding="utf-8"?>
-<?mso-contentType ?>
-<FormTemplates xmlns="http://schemas.microsoft.com/sharepoint/v3/contenttype/forms">
-  <Display>DocumentLibraryForm</Display>
-  <Edit>DocumentLibraryForm</Edit>
-  <New>DocumentLibraryForm</New>
-</FormTemplates>
+<p:properties xmlns:p="http://schemas.microsoft.com/office/2006/metadata/properties" xmlns:xsi="http://www.w3.org/2001/XMLSchema-instance" xmlns:pc="http://schemas.microsoft.com/office/infopath/2007/PartnerControls">
+  <documentManagement>
+    <lcf76f155ced4ddcb4097134ff3c332f xmlns="1b347540-ef54-4b12-8879-72bf32dbf1a6">
+      <Terms xmlns="http://schemas.microsoft.com/office/infopath/2007/PartnerControls"/>
+    </lcf76f155ced4ddcb4097134ff3c332f>
+    <TaxCatchAll xmlns="1cdccd69-11b9-4cb7-bdbf-a2f141acaf76" xsi:nil="true"/>
+  </documentManagement>
+</p:properties>
+</file>
+
+<file path=customXml/item4.xml><?xml version="1.0" encoding="utf-8"?>
+<b:Sources xmlns:b="http://schemas.openxmlformats.org/officeDocument/2006/bibliography" xmlns="http://schemas.openxmlformats.org/officeDocument/2006/bibliography" SelectedStyle="\APASixthEditionOfficeOnline.xsl" StyleName="APA" Version="6"/>
 </file>
 
 <file path=customXml/itemProps1.xml><?xml version="1.0" encoding="utf-8"?>
-<ds:datastoreItem xmlns:ds="http://schemas.openxmlformats.org/officeDocument/2006/customXml" ds:itemID="{30E158BF-2574-4E06-B249-31B2579E0A6D}">
+<ds:datastoreItem xmlns:ds="http://schemas.openxmlformats.org/officeDocument/2006/customXml" ds:itemID="{D38CA696-02AA-4307-B0C2-DE2189FCFE13}">
   <ds:schemaRefs>
-    <ds:schemaRef ds:uri="http://schemas.microsoft.com/office/2006/metadata/properties"/>
-    <ds:schemaRef ds:uri="http://schemas.microsoft.com/office/infopath/2007/PartnerControls"/>
-    <ds:schemaRef ds:uri="1b347540-ef54-4b12-8879-72bf32dbf1a6"/>
-    <ds:schemaRef ds:uri="1cdccd69-11b9-4cb7-bdbf-a2f141acaf76"/>
+    <ds:schemaRef ds:uri="http://schemas.microsoft.com/sharepoint/v3/contenttype/forms"/>
   </ds:schemaRefs>
 </ds:datastoreItem>
 </file>
@@ -9339,9 +10276,20 @@
 </file>
 
 <file path=customXml/itemProps3.xml><?xml version="1.0" encoding="utf-8"?>
-<ds:datastoreItem xmlns:ds="http://schemas.openxmlformats.org/officeDocument/2006/customXml" ds:itemID="{D38CA696-02AA-4307-B0C2-DE2189FCFE13}">
+<ds:datastoreItem xmlns:ds="http://schemas.openxmlformats.org/officeDocument/2006/customXml" ds:itemID="{30E158BF-2574-4E06-B249-31B2579E0A6D}">
   <ds:schemaRefs>
-    <ds:schemaRef ds:uri="http://schemas.microsoft.com/sharepoint/v3/contenttype/forms"/>
+    <ds:schemaRef ds:uri="http://schemas.microsoft.com/office/2006/metadata/properties"/>
+    <ds:schemaRef ds:uri="http://schemas.microsoft.com/office/infopath/2007/PartnerControls"/>
+    <ds:schemaRef ds:uri="1b347540-ef54-4b12-8879-72bf32dbf1a6"/>
+    <ds:schemaRef ds:uri="1cdccd69-11b9-4cb7-bdbf-a2f141acaf76"/>
+  </ds:schemaRefs>
+</ds:datastoreItem>
+</file>
+
+<file path=customXml/itemProps4.xml><?xml version="1.0" encoding="utf-8"?>
+<ds:datastoreItem xmlns:ds="http://schemas.openxmlformats.org/officeDocument/2006/customXml" ds:itemID="{049A7D96-BE75-4113-B489-385E34905D99}">
+  <ds:schemaRefs>
+    <ds:schemaRef ds:uri="http://schemas.openxmlformats.org/officeDocument/2006/bibliography"/>
   </ds:schemaRefs>
 </ds:datastoreItem>
 </file>